--- a/Fase 1/Evidencias Grupales/1.5_GuiaEstudiante_Fase 1_Definicion Proyecto APT.docx
+++ b/Fase 1/Evidencias Grupales/1.5_GuiaEstudiante_Fase 1_Definicion Proyecto APT.docx
@@ -234,16 +234,16 @@
                 <wp:extent cx="6580505" cy="1486535"/>
                 <wp:effectExtent b="0" l="0" r="0" t="0"/>
                 <wp:wrapNone/>
-                <wp:docPr id="48" name="image2.png"/>
+                <wp:docPr id="48" name="image3.png"/>
                 <a:graphic>
                   <a:graphicData uri="http://schemas.openxmlformats.org/drawingml/2006/picture">
                     <pic:pic>
                       <pic:nvPicPr>
-                        <pic:cNvPr id="0" name="image2.png"/>
+                        <pic:cNvPr id="0" name="image3.png"/>
                         <pic:cNvPicPr preferRelativeResize="0"/>
                       </pic:nvPicPr>
                       <pic:blipFill>
-                        <a:blip r:embed="rId8"/>
+                        <a:blip r:embed="rId7"/>
                         <a:srcRect/>
                         <a:stretch>
                           <a:fillRect/>
@@ -605,7 +605,7 @@
                 <w:bCs w:val="1"/>
                 <w:rtl w:val="0"/>
               </w:rPr>
-              <w:t xml:space="preserve">Madelaine Escobar D.</w:t>
+              <w:t xml:space="preserve">Madelaine Escobar.</w:t>
             </w:r>
           </w:p>
           <w:p>
@@ -621,7 +621,7 @@
                 <w:bCs w:val="1"/>
                 <w:rtl w:val="0"/>
               </w:rPr>
-              <w:t xml:space="preserve">Sebastian Zuñiga</w:t>
+              <w:t xml:space="preserve">Sebastían Zuñiga.</w:t>
             </w:r>
           </w:p>
         </w:tc>
@@ -969,12 +969,12 @@
         <w:tblLook w:val="0400"/>
       </w:tblPr>
       <w:tblGrid>
-        <w:gridCol w:w="2127"/>
-        <w:gridCol w:w="7371"/>
+        <w:gridCol w:w="1489"/>
+        <w:gridCol w:w="8009"/>
         <w:tblGridChange w:id="0">
           <w:tblGrid>
-            <w:gridCol w:w="2127"/>
-            <w:gridCol w:w="7371"/>
+            <w:gridCol w:w="1489"/>
+            <w:gridCol w:w="8009"/>
           </w:tblGrid>
         </w:tblGridChange>
       </w:tblGrid>
@@ -1030,7 +1030,7 @@
                 <w:color w:val="000000"/>
                 <w:rtl w:val="0"/>
               </w:rPr>
-              <w:t xml:space="preserve">Sistema de Gestión para Banquetería</w:t>
+              <w:t xml:space="preserve">Sistema Integral de Gestión para Banquetería</w:t>
             </w:r>
           </w:p>
         </w:tc>
@@ -1083,7 +1083,7 @@
                 <w:szCs w:val="20"/>
                 <w:rtl w:val="0"/>
               </w:rPr>
-              <w:t xml:space="preserve">Desarrollo de Aplicaciones Web y Móvil, Arquitectura de Software con API Centralizada, Gestión de Base de Datos y Seguridad por Roles</w:t>
+              <w:t xml:space="preserve">Desarrollo de Aplicaciones Web y Móviles; Arquitectura e Integración de Software mediante API REST; Modelamiento y Gestión de Bases de Datos; Seguridad y Control de Acceso; Calidad de Software y Gestión de Proyectos Informáticos.</w:t>
             </w:r>
             <w:r>
               <w:rPr>
@@ -1141,174 +1141,226 @@
           </w:tcPr>
           <w:p>
             <w:pPr>
-              <w:spacing w:after="0" w:lineRule="auto"/>
-              <w:rPr>
-                <w:rFonts w:ascii="Calibri" w:cs="Calibri" w:eastAsia="Calibri" w:hAnsi="Calibri"/>
-                <w:i w:val="1"/>
-                <w:iCs w:val="1"/>
-                <w:color w:val="000000"/>
-                <w:sz w:val="20"/>
-                <w:szCs w:val="20"/>
-              </w:rPr>
-            </w:pPr>
-            <w:r>
-              <w:rPr>
-                <w:rFonts w:ascii="Calibri" w:cs="Calibri" w:eastAsia="Calibri" w:hAnsi="Calibri"/>
-                <w:i w:val="1"/>
-                <w:iCs w:val="1"/>
-                <w:color w:val="000000"/>
-                <w:sz w:val="20"/>
-                <w:szCs w:val="20"/>
-                <w:rtl w:val="0"/>
-              </w:rPr>
-              <w:t xml:space="preserve">1. Desarrollo de soluciones full-stack (web y móvil).</w:t>
-            </w:r>
-          </w:p>
-          <w:p>
-            <w:pPr>
-              <w:spacing w:after="0" w:lineRule="auto"/>
-              <w:rPr>
-                <w:rFonts w:ascii="Calibri" w:cs="Calibri" w:eastAsia="Calibri" w:hAnsi="Calibri"/>
-                <w:i w:val="1"/>
-                <w:iCs w:val="1"/>
-                <w:color w:val="000000"/>
-                <w:sz w:val="20"/>
-                <w:szCs w:val="20"/>
-              </w:rPr>
-            </w:pPr>
-            <w:r>
-              <w:rPr>
-                <w:rFonts w:ascii="Calibri" w:cs="Calibri" w:eastAsia="Calibri" w:hAnsi="Calibri"/>
-                <w:i w:val="1"/>
-                <w:iCs w:val="1"/>
-                <w:color w:val="000000"/>
-                <w:sz w:val="20"/>
-                <w:szCs w:val="20"/>
-                <w:rtl w:val="0"/>
-              </w:rPr>
-              <w:t xml:space="preserve">2. Diseño e implementación de bases de datos relacionales.</w:t>
-            </w:r>
-          </w:p>
-          <w:p>
-            <w:pPr>
-              <w:spacing w:after="0" w:lineRule="auto"/>
-              <w:rPr>
-                <w:rFonts w:ascii="Calibri" w:cs="Calibri" w:eastAsia="Calibri" w:hAnsi="Calibri"/>
-                <w:i w:val="1"/>
-                <w:iCs w:val="1"/>
-                <w:color w:val="000000"/>
-                <w:sz w:val="20"/>
-                <w:szCs w:val="20"/>
-              </w:rPr>
-            </w:pPr>
-            <w:r>
-              <w:rPr>
-                <w:rFonts w:ascii="Calibri" w:cs="Calibri" w:eastAsia="Calibri" w:hAnsi="Calibri"/>
-                <w:i w:val="1"/>
-                <w:iCs w:val="1"/>
-                <w:color w:val="000000"/>
-                <w:sz w:val="20"/>
-                <w:szCs w:val="20"/>
-                <w:rtl w:val="0"/>
-              </w:rPr>
-              <w:t xml:space="preserve">3. Implementación de control de acceso por perfiles y roles.</w:t>
-            </w:r>
-          </w:p>
-          <w:p>
-            <w:pPr>
-              <w:spacing w:after="0" w:lineRule="auto"/>
-              <w:rPr>
-                <w:rFonts w:ascii="Calibri" w:cs="Calibri" w:eastAsia="Calibri" w:hAnsi="Calibri"/>
-                <w:i w:val="1"/>
-                <w:iCs w:val="1"/>
-                <w:color w:val="000000"/>
-                <w:sz w:val="20"/>
-                <w:szCs w:val="20"/>
-              </w:rPr>
-            </w:pPr>
-            <w:r>
-              <w:rPr>
-                <w:rFonts w:ascii="Calibri" w:cs="Calibri" w:eastAsia="Calibri" w:hAnsi="Calibri"/>
-                <w:i w:val="1"/>
-                <w:iCs w:val="1"/>
-                <w:color w:val="000000"/>
-                <w:sz w:val="20"/>
-                <w:szCs w:val="20"/>
-                <w:rtl w:val="0"/>
-              </w:rPr>
-              <w:t xml:space="preserve">4. Desarrollo de APIs centralizadas para interoperabilidad.</w:t>
-            </w:r>
-          </w:p>
-          <w:p>
-            <w:pPr>
-              <w:spacing w:after="0" w:lineRule="auto"/>
-              <w:rPr>
-                <w:rFonts w:ascii="Calibri" w:cs="Calibri" w:eastAsia="Calibri" w:hAnsi="Calibri"/>
-                <w:i w:val="1"/>
-                <w:iCs w:val="1"/>
-                <w:color w:val="000000"/>
-                <w:sz w:val="20"/>
-                <w:szCs w:val="20"/>
-              </w:rPr>
-            </w:pPr>
-            <w:r>
-              <w:rPr>
-                <w:rFonts w:ascii="Calibri" w:cs="Calibri" w:eastAsia="Calibri" w:hAnsi="Calibri"/>
-                <w:i w:val="1"/>
-                <w:iCs w:val="1"/>
-                <w:color w:val="000000"/>
-                <w:sz w:val="20"/>
-                <w:szCs w:val="20"/>
-                <w:rtl w:val="0"/>
-              </w:rPr>
-              <w:t xml:space="preserve">5. Construcción de dashboards y visualización de KPIs.</w:t>
-            </w:r>
-          </w:p>
-          <w:p>
-            <w:pPr>
-              <w:spacing w:after="0" w:lineRule="auto"/>
-              <w:rPr>
-                <w:rFonts w:ascii="Calibri" w:cs="Calibri" w:eastAsia="Calibri" w:hAnsi="Calibri"/>
-                <w:i w:val="1"/>
-                <w:iCs w:val="1"/>
-                <w:color w:val="000000"/>
-                <w:sz w:val="20"/>
-                <w:szCs w:val="20"/>
-              </w:rPr>
-            </w:pPr>
-            <w:r>
-              <w:rPr>
-                <w:rFonts w:ascii="Calibri" w:cs="Calibri" w:eastAsia="Calibri" w:hAnsi="Calibri"/>
-                <w:i w:val="1"/>
-                <w:iCs w:val="1"/>
-                <w:color w:val="000000"/>
-                <w:sz w:val="20"/>
-                <w:szCs w:val="20"/>
-                <w:rtl w:val="0"/>
-              </w:rPr>
-              <w:t xml:space="preserve">6. Gestión de inventario con tecnologías QR.</w:t>
-            </w:r>
-          </w:p>
-          <w:p>
-            <w:pPr>
-              <w:spacing w:after="0" w:lineRule="auto"/>
+              <w:keepNext w:val="0"/>
+              <w:keepLines w:val="0"/>
+              <w:pageBreakBefore w:val="0"/>
+              <w:widowControl w:val="1"/>
+              <w:numPr>
+                <w:ilvl w:val="0"/>
+                <w:numId w:val="2"/>
+              </w:numPr>
+              <w:pBdr>
+                <w:top w:space="0" w:sz="0" w:val="nil"/>
+                <w:left w:space="0" w:sz="0" w:val="nil"/>
+                <w:bottom w:space="0" w:sz="0" w:val="nil"/>
+                <w:right w:space="0" w:sz="0" w:val="nil"/>
+                <w:between w:space="0" w:sz="0" w:val="nil"/>
+              </w:pBdr>
+              <w:shd w:fill="auto" w:val="clear"/>
+              <w:spacing w:after="0" w:before="0" w:line="259" w:lineRule="auto"/>
+              <w:ind w:left="720" w:right="0" w:hanging="360"/>
+              <w:jc w:val="left"/>
+              <w:rPr>
+                <w:b w:val="0"/>
+                <w:bCs w:val="0"/>
+                <w:i w:val="1"/>
+                <w:iCs w:val="1"/>
+                <w:smallCaps w:val="0"/>
+                <w:strike w:val="0"/>
+                <w:color w:val="000000"/>
+                <w:sz w:val="20"/>
+                <w:szCs w:val="20"/>
+                <w:u w:val="none"/>
+                <w:shd w:fill="auto" w:val="clear"/>
+                <w:vertAlign w:val="baseline"/>
+              </w:rPr>
+            </w:pPr>
+            <w:r>
+              <w:rPr>
+                <w:rFonts w:ascii="Calibri" w:cs="Calibri" w:eastAsia="Calibri" w:hAnsi="Calibri"/>
+                <w:b w:val="0"/>
+                <w:bCs w:val="0"/>
+                <w:i w:val="1"/>
+                <w:iCs w:val="1"/>
+                <w:smallCaps w:val="0"/>
+                <w:strike w:val="0"/>
+                <w:color w:val="000000"/>
+                <w:sz w:val="20"/>
+                <w:szCs w:val="20"/>
+                <w:u w:val="none"/>
+                <w:shd w:fill="auto" w:val="clear"/>
+                <w:vertAlign w:val="baseline"/>
+                <w:rtl w:val="0"/>
+              </w:rPr>
+              <w:t xml:space="preserve">Realizar pruebas de certificación tanto de productos como de procesos utilizando buenas prácticas definidas por la industria.</w:t>
+            </w:r>
+          </w:p>
+          <w:p>
+            <w:pPr>
+              <w:keepNext w:val="0"/>
+              <w:keepLines w:val="0"/>
+              <w:pageBreakBefore w:val="0"/>
+              <w:widowControl w:val="1"/>
+              <w:numPr>
+                <w:ilvl w:val="0"/>
+                <w:numId w:val="2"/>
+              </w:numPr>
+              <w:pBdr>
+                <w:top w:space="0" w:sz="0" w:val="nil"/>
+                <w:left w:space="0" w:sz="0" w:val="nil"/>
+                <w:bottom w:space="0" w:sz="0" w:val="nil"/>
+                <w:right w:space="0" w:sz="0" w:val="nil"/>
+                <w:between w:space="0" w:sz="0" w:val="nil"/>
+              </w:pBdr>
+              <w:shd w:fill="auto" w:val="clear"/>
+              <w:spacing w:after="0" w:before="0" w:line="259" w:lineRule="auto"/>
+              <w:ind w:left="720" w:right="0" w:hanging="360"/>
+              <w:jc w:val="left"/>
+              <w:rPr>
+                <w:b w:val="0"/>
+                <w:bCs w:val="0"/>
+                <w:i w:val="1"/>
+                <w:iCs w:val="1"/>
+                <w:smallCaps w:val="0"/>
+                <w:strike w:val="0"/>
+                <w:color w:val="000000"/>
+                <w:sz w:val="20"/>
+                <w:szCs w:val="20"/>
+                <w:u w:val="none"/>
+                <w:shd w:fill="auto" w:val="clear"/>
+                <w:vertAlign w:val="baseline"/>
+              </w:rPr>
+            </w:pPr>
+            <w:r>
+              <w:rPr>
+                <w:rFonts w:ascii="Calibri" w:cs="Calibri" w:eastAsia="Calibri" w:hAnsi="Calibri"/>
+                <w:b w:val="0"/>
+                <w:bCs w:val="0"/>
+                <w:i w:val="1"/>
+                <w:iCs w:val="1"/>
+                <w:smallCaps w:val="0"/>
+                <w:strike w:val="0"/>
+                <w:color w:val="000000"/>
+                <w:sz w:val="20"/>
+                <w:szCs w:val="20"/>
+                <w:u w:val="none"/>
+                <w:shd w:fill="auto" w:val="clear"/>
+                <w:vertAlign w:val="baseline"/>
+                <w:rtl w:val="0"/>
+              </w:rPr>
+              <w:t xml:space="preserve">Gestionar proyectos informáticos, ofreciendo alternativas para la toma de decisiones de acuerdo con los requerimientos de la organización.</w:t>
+            </w:r>
+          </w:p>
+          <w:p>
+            <w:pPr>
+              <w:keepNext w:val="0"/>
+              <w:keepLines w:val="0"/>
+              <w:pageBreakBefore w:val="0"/>
+              <w:widowControl w:val="1"/>
+              <w:numPr>
+                <w:ilvl w:val="0"/>
+                <w:numId w:val="2"/>
+              </w:numPr>
+              <w:pBdr>
+                <w:top w:space="0" w:sz="0" w:val="nil"/>
+                <w:left w:space="0" w:sz="0" w:val="nil"/>
+                <w:bottom w:space="0" w:sz="0" w:val="nil"/>
+                <w:right w:space="0" w:sz="0" w:val="nil"/>
+                <w:between w:space="0" w:sz="0" w:val="nil"/>
+              </w:pBdr>
+              <w:shd w:fill="auto" w:val="clear"/>
+              <w:spacing w:after="0" w:before="0" w:line="259" w:lineRule="auto"/>
+              <w:ind w:left="720" w:right="0" w:hanging="360"/>
+              <w:jc w:val="left"/>
+              <w:rPr>
+                <w:b w:val="0"/>
+                <w:bCs w:val="0"/>
+                <w:i w:val="1"/>
+                <w:iCs w:val="1"/>
+                <w:smallCaps w:val="0"/>
+                <w:strike w:val="0"/>
+                <w:color w:val="000000"/>
+                <w:sz w:val="20"/>
+                <w:szCs w:val="20"/>
+                <w:u w:val="none"/>
+                <w:shd w:fill="auto" w:val="clear"/>
+                <w:vertAlign w:val="baseline"/>
+              </w:rPr>
+            </w:pPr>
+            <w:r>
+              <w:rPr>
+                <w:rFonts w:ascii="Calibri" w:cs="Calibri" w:eastAsia="Calibri" w:hAnsi="Calibri"/>
+                <w:b w:val="0"/>
+                <w:bCs w:val="0"/>
+                <w:i w:val="1"/>
+                <w:iCs w:val="1"/>
+                <w:smallCaps w:val="0"/>
+                <w:strike w:val="0"/>
+                <w:color w:val="000000"/>
+                <w:sz w:val="20"/>
+                <w:szCs w:val="20"/>
+                <w:u w:val="none"/>
+                <w:shd w:fill="auto" w:val="clear"/>
+                <w:vertAlign w:val="baseline"/>
+                <w:rtl w:val="0"/>
+              </w:rPr>
+              <w:t xml:space="preserve">Construir modelos de datos para soportar los requerimientos de la organización de acuerdo con un diseño definido y escalable en el tiempo.</w:t>
+            </w:r>
+          </w:p>
+          <w:p>
+            <w:pPr>
+              <w:keepNext w:val="0"/>
+              <w:keepLines w:val="0"/>
+              <w:pageBreakBefore w:val="0"/>
+              <w:widowControl w:val="1"/>
+              <w:numPr>
+                <w:ilvl w:val="0"/>
+                <w:numId w:val="2"/>
+              </w:numPr>
+              <w:pBdr>
+                <w:top w:space="0" w:sz="0" w:val="nil"/>
+                <w:left w:space="0" w:sz="0" w:val="nil"/>
+                <w:bottom w:space="0" w:sz="0" w:val="nil"/>
+                <w:right w:space="0" w:sz="0" w:val="nil"/>
+                <w:between w:space="0" w:sz="0" w:val="nil"/>
+              </w:pBdr>
+              <w:shd w:fill="auto" w:val="clear"/>
+              <w:spacing w:after="0" w:before="0" w:line="259" w:lineRule="auto"/>
+              <w:ind w:left="720" w:right="0" w:hanging="360"/>
+              <w:jc w:val="left"/>
               <w:rPr>
                 <w:b w:val="1"/>
                 <w:bCs w:val="1"/>
-                <w:color w:val="000000"/>
-              </w:rPr>
-            </w:pPr>
-            <w:r>
-              <w:rPr>
-                <w:rFonts w:ascii="Calibri" w:cs="Calibri" w:eastAsia="Calibri" w:hAnsi="Calibri"/>
-                <w:i w:val="1"/>
-                <w:iCs w:val="1"/>
-                <w:color w:val="000000"/>
-                <w:sz w:val="20"/>
-                <w:szCs w:val="20"/>
-                <w:rtl w:val="0"/>
-              </w:rPr>
-              <w:t xml:space="preserve">7. Aplicación de trazabilidad, auditoría y buenas prácticas de calidad de software.</w:t>
+                <w:i w:val="0"/>
+                <w:iCs w:val="0"/>
+                <w:smallCaps w:val="0"/>
+                <w:strike w:val="0"/>
+                <w:color w:val="000000"/>
+                <w:sz w:val="22"/>
+                <w:szCs w:val="22"/>
+                <w:u w:val="none"/>
+                <w:shd w:fill="auto" w:val="clear"/>
+                <w:vertAlign w:val="baseline"/>
+              </w:rPr>
+            </w:pPr>
+            <w:r>
+              <w:rPr>
+                <w:rFonts w:ascii="Calibri" w:cs="Calibri" w:eastAsia="Calibri" w:hAnsi="Calibri"/>
+                <w:b w:val="0"/>
+                <w:bCs w:val="0"/>
+                <w:i w:val="1"/>
+                <w:iCs w:val="1"/>
+                <w:smallCaps w:val="0"/>
+                <w:strike w:val="0"/>
+                <w:color w:val="000000"/>
+                <w:sz w:val="20"/>
+                <w:szCs w:val="20"/>
+                <w:u w:val="none"/>
+                <w:shd w:fill="auto" w:val="clear"/>
+                <w:vertAlign w:val="baseline"/>
+                <w:rtl w:val="0"/>
+              </w:rPr>
+              <w:t xml:space="preserve">Desarrollar una solución de software utilizando técnicas que permitan sistematizar el proceso de desarrollo y mantenimiento, asegurando el logro de los objetivos.</w:t>
             </w:r>
             <w:r>
               <w:rPr>
@@ -1319,22 +1371,6 @@
         </w:tc>
       </w:tr>
     </w:tbl>
-    <w:p>
-      <w:pPr>
-        <w:spacing w:after="0" w:line="360" w:lineRule="auto"/>
-        <w:rPr>
-          <w:b w:val="1"/>
-          <w:bCs w:val="1"/>
-          <w:sz w:val="24"/>
-          <w:szCs w:val="24"/>
-        </w:rPr>
-      </w:pPr>
-      <w:r>
-        <w:rPr>
-          <w:rtl w:val="0"/>
-        </w:rPr>
-      </w:r>
-    </w:p>
     <w:p>
       <w:pPr>
         <w:spacing w:after="0" w:line="240" w:lineRule="auto"/>
@@ -1345,9 +1381,6 @@
           <w:szCs w:val="24"/>
         </w:rPr>
       </w:pPr>
-      <w:r>
-        <w:br w:type="page"/>
-      </w:r>
       <w:r>
         <w:rPr>
           <w:rtl w:val="0"/>
@@ -1686,7 +1719,7 @@
                 <w:szCs w:val="20"/>
                 <w:rtl w:val="0"/>
               </w:rPr>
-              <w:t xml:space="preserve">Sistema web y móvil para centralizar una banquetería que hoy trabaja manual con planillas y correo, con API centralizada y control por roles.</w:t>
+              <w:t xml:space="preserve">El Proyecto APT consiste en desarrollar un Sistema Integral de Gestión para Banquetería mediante una plataforma web y móvil conectada a través de una API REST centralizada y una base de datos relacional.</w:t>
             </w:r>
           </w:p>
           <w:p>
@@ -1711,7 +1744,7 @@
                 <w:szCs w:val="20"/>
                 <w:rtl w:val="0"/>
               </w:rPr>
-              <w:t xml:space="preserve">Integra módulos de clientes, pedidos con máquina de estados, ventas/facturación, fichas técnicas con cálculo de costos/margen e inventario con QR.</w:t>
+              <w:t xml:space="preserve">La solución permitirá gestionar clientes, pedidos con máquina de estados y ciclo de vida, ventas y facturación, fichas técnicas con cálculo de costos y márgenes, e inventario con registro de entradas y salidas mediante códigos QR.</w:t>
             </w:r>
           </w:p>
           <w:p>
@@ -1736,7 +1769,7 @@
                 <w:szCs w:val="20"/>
                 <w:rtl w:val="0"/>
               </w:rPr>
-              <w:t xml:space="preserve">Incluye BackOffice, dashboard de KPIs de ventas y rentabilidad, trazabilidad/auditoría, motor de reglas con semáforo de riesgo y asistente IA operativa**</w:t>
+              <w:t xml:space="preserve">La plataforma web funcionará como backoffice administrativo y contará con autenticación, perfiles y roles, dashboard de KPIs de ventas, costos y rentabilidad, trazabilidad y auditoría de cambios.</w:t>
             </w:r>
           </w:p>
           <w:p>
@@ -1761,7 +1794,7 @@
                 <w:szCs w:val="20"/>
                 <w:rtl w:val="0"/>
               </w:rPr>
-              <w:t xml:space="preserve">App móvil para gestión en terreno con checklist y actualización de estados en tiempo real.</w:t>
+              <w:t xml:space="preserve">También incorporará un motor de reglas con semáforo de riesgo capaz de generar alertas ante situaciones como stock insuficiente, margen inferior al objetivo, pedidos próximos sin preparación o pagos pendientes.</w:t>
             </w:r>
           </w:p>
           <w:p>
@@ -1786,7 +1819,7 @@
                 <w:szCs w:val="20"/>
                 <w:rtl w:val="0"/>
               </w:rPr>
-              <w:t xml:space="preserve">Operación en Terreno: app protagonista con checklist de montaje, registro de consumo real, incidencias con foto y alertas de stock crítico y pedidos sin preparación.</w:t>
+              <w:t xml:space="preserve">La aplicación móvil estará orientada a la operación en terreno, permitiendo revisar eventos, completar checklist de montaje, registrar consumo de insumos, leer códigos QR, registrar incidencias con fotografía y actualizar estados de los pedidos.</w:t>
             </w:r>
           </w:p>
           <w:p>
@@ -1799,56 +1832,6 @@
                 <w:color w:val="000000"/>
                 <w:sz w:val="20"/>
                 <w:szCs w:val="20"/>
-              </w:rPr>
-            </w:pPr>
-            <w:r>
-              <w:rPr>
-                <w:rFonts w:ascii="Calibri" w:cs="Calibri" w:eastAsia="Calibri" w:hAnsi="Calibri"/>
-                <w:i w:val="1"/>
-                <w:iCs w:val="1"/>
-                <w:color w:val="000000"/>
-                <w:sz w:val="20"/>
-                <w:szCs w:val="20"/>
-                <w:rtl w:val="0"/>
-              </w:rPr>
-              <w:t xml:space="preserve"> Rentabilidad y Cotizador: foco financiero con desglose de insumos, simulación de margen y cotizador guiado que calcula insumos, personal y transporte y sugiere precio según margen objetivo.</w:t>
-            </w:r>
-          </w:p>
-          <w:p>
-            <w:pPr>
-              <w:spacing w:after="0" w:lineRule="auto"/>
-              <w:rPr>
-                <w:rFonts w:ascii="Calibri" w:cs="Calibri" w:eastAsia="Calibri" w:hAnsi="Calibri"/>
-                <w:i w:val="1"/>
-                <w:iCs w:val="1"/>
-                <w:color w:val="000000"/>
-                <w:sz w:val="20"/>
-                <w:szCs w:val="20"/>
-              </w:rPr>
-            </w:pPr>
-            <w:r>
-              <w:rPr>
-                <w:rFonts w:ascii="Calibri" w:cs="Calibri" w:eastAsia="Calibri" w:hAnsi="Calibri"/>
-                <w:i w:val="1"/>
-                <w:iCs w:val="1"/>
-                <w:color w:val="000000"/>
-                <w:sz w:val="20"/>
-                <w:szCs w:val="20"/>
-                <w:rtl w:val="0"/>
-              </w:rPr>
-              <w:t xml:space="preserve">Detecta margen bajo e insumos faltantes y visualiza valorización de inventario y productos más rentables.</w:t>
-            </w:r>
-          </w:p>
-          <w:p>
-            <w:pPr>
-              <w:spacing w:after="0" w:lineRule="auto"/>
-              <w:rPr>
-                <w:rFonts w:ascii="Calibri" w:cs="Calibri" w:eastAsia="Calibri" w:hAnsi="Calibri"/>
-                <w:i w:val="1"/>
-                <w:iCs w:val="1"/>
-                <w:color w:val="000000"/>
-                <w:sz w:val="20"/>
-                <w:szCs w:val="20"/>
                 <w:highlight w:val="cyan"/>
               </w:rPr>
             </w:pPr>
@@ -1862,7 +1845,7 @@
                 <w:szCs w:val="20"/>
                 <w:rtl w:val="0"/>
               </w:rPr>
-              <w:t xml:space="preserve">Objetivo: desarrollar e implementar el sistema integral que unifique toda la operación con seguridad, KPIs y soporte IA**</w:t>
+              <w:t xml:space="preserve">Adicionalmente, se desarrollará un cotizador automático que calculará costos de insumos, personal, transporte y otros conceptos, permitiendo simular el margen objetivo y determinar un precio sugerido para cada evento.</w:t>
             </w:r>
             <w:r>
               <w:rPr>
@@ -2090,7 +2073,7 @@
       <w:tr>
         <w:trPr>
           <w:cantSplit w:val="0"/>
-          <w:trHeight w:val="866" w:hRule="atLeast"/>
+          <w:trHeight w:val="559" w:hRule="atLeast"/>
           <w:tblHeader w:val="0"/>
         </w:trPr>
         <w:tc>
@@ -2129,6 +2112,31 @@
                 <w:color w:val="000000"/>
                 <w:sz w:val="20"/>
                 <w:szCs w:val="20"/>
+              </w:rPr>
+            </w:pPr>
+            <w:r>
+              <w:rPr>
+                <w:rFonts w:ascii="Calibri" w:cs="Calibri" w:eastAsia="Calibri" w:hAnsi="Calibri"/>
+                <w:i w:val="1"/>
+                <w:iCs w:val="1"/>
+                <w:color w:val="000000"/>
+                <w:sz w:val="20"/>
+                <w:szCs w:val="20"/>
+                <w:rtl w:val="0"/>
+              </w:rPr>
+              <w:t xml:space="preserve">La propuesta se orienta al desarrollo de soluciones de gestión empresarial que resuelvan problemas reales en PYMEs, con énfasis en sistemas web y móviles utilizables tanto en administración como en terreno.</w:t>
+            </w:r>
+          </w:p>
+          <w:p>
+            <w:pPr>
+              <w:spacing w:after="0" w:lineRule="auto"/>
+              <w:rPr>
+                <w:rFonts w:ascii="Calibri" w:cs="Calibri" w:eastAsia="Calibri" w:hAnsi="Calibri"/>
+                <w:i w:val="1"/>
+                <w:iCs w:val="1"/>
+                <w:color w:val="000000"/>
+                <w:sz w:val="20"/>
+                <w:szCs w:val="20"/>
                 <w:highlight w:val="yellow"/>
               </w:rPr>
             </w:pPr>
@@ -2142,7 +2150,7 @@
                 <w:szCs w:val="20"/>
                 <w:rtl w:val="0"/>
               </w:rPr>
-              <w:t xml:space="preserve">La propuesta se orienta al desarrollo de soluciones de gestión empresarial que resuelvan problemas reales en PYMEs, con énfasis en sistemas web y móviles usables en terreno. Este proyecto me permite profundizar en arquitectura de APIs, seguridad por roles, visualización de datos y uso de IA aplicada a consultas operativas, competencias clave para mi desarrollo como desarrollador full-stack.</w:t>
+              <w:t xml:space="preserve">Este proyecto me permite profundizar en desarrollo full-stack, arquitectura de APIs, modelamiento y gestión de bases de datos, seguridad por roles, integración de plataformas, aplicaciones móviles, visualización de indicadores y calidad de software, competencias relevantes para mi desarrollo profesional en Ingeniería Informática.</w:t>
             </w:r>
             <w:r>
               <w:rPr>
@@ -2206,107 +2214,7 @@
                 <w:szCs w:val="20"/>
                 <w:rtl w:val="0"/>
               </w:rPr>
-              <w:t xml:space="preserve">El proyecto es factible de desarrollar durante el semestre APT porque:</w:t>
-            </w:r>
-          </w:p>
-          <w:p>
-            <w:pPr>
-              <w:spacing w:after="0" w:lineRule="auto"/>
-              <w:rPr>
-                <w:rFonts w:ascii="Calibri" w:cs="Calibri" w:eastAsia="Calibri" w:hAnsi="Calibri"/>
-                <w:i w:val="1"/>
-                <w:iCs w:val="1"/>
-                <w:color w:val="000000"/>
-                <w:sz w:val="20"/>
-                <w:szCs w:val="20"/>
-              </w:rPr>
-            </w:pPr>
-            <w:r>
-              <w:rPr>
-                <w:rFonts w:ascii="Calibri" w:cs="Calibri" w:eastAsia="Calibri" w:hAnsi="Calibri"/>
-                <w:i w:val="1"/>
-                <w:iCs w:val="1"/>
-                <w:color w:val="000000"/>
-                <w:sz w:val="20"/>
-                <w:szCs w:val="20"/>
-                <w:rtl w:val="0"/>
-              </w:rPr>
-              <w:t xml:space="preserve">- Duración: Se puede abordar con metodología ágil (MVP por módulos: clientes-pedidos-inventario -&gt; facturación-fichas-QR -&gt; dashboard-semáforo-IA).</w:t>
-            </w:r>
-          </w:p>
-          <w:p>
-            <w:pPr>
-              <w:spacing w:after="0" w:lineRule="auto"/>
-              <w:rPr>
-                <w:rFonts w:ascii="Calibri" w:cs="Calibri" w:eastAsia="Calibri" w:hAnsi="Calibri"/>
-                <w:i w:val="1"/>
-                <w:iCs w:val="1"/>
-                <w:color w:val="000000"/>
-                <w:sz w:val="20"/>
-                <w:szCs w:val="20"/>
-              </w:rPr>
-            </w:pPr>
-            <w:r>
-              <w:rPr>
-                <w:rFonts w:ascii="Calibri" w:cs="Calibri" w:eastAsia="Calibri" w:hAnsi="Calibri"/>
-                <w:i w:val="1"/>
-                <w:iCs w:val="1"/>
-                <w:color w:val="000000"/>
-                <w:sz w:val="20"/>
-                <w:szCs w:val="20"/>
-                <w:rtl w:val="0"/>
-              </w:rPr>
-              <w:t xml:space="preserve">- Horas asignadas: Compatible con dedicación de Portafolio de Título.</w:t>
-            </w:r>
-          </w:p>
-          <w:p>
-            <w:pPr>
-              <w:spacing w:after="0" w:lineRule="auto"/>
-              <w:rPr>
-                <w:rFonts w:ascii="Calibri" w:cs="Calibri" w:eastAsia="Calibri" w:hAnsi="Calibri"/>
-                <w:i w:val="1"/>
-                <w:iCs w:val="1"/>
-                <w:color w:val="000000"/>
-                <w:sz w:val="20"/>
-                <w:szCs w:val="20"/>
-              </w:rPr>
-            </w:pPr>
-            <w:r>
-              <w:rPr>
-                <w:rFonts w:ascii="Calibri" w:cs="Calibri" w:eastAsia="Calibri" w:hAnsi="Calibri"/>
-                <w:i w:val="1"/>
-                <w:iCs w:val="1"/>
-                <w:color w:val="000000"/>
-                <w:sz w:val="20"/>
-                <w:szCs w:val="20"/>
-                <w:rtl w:val="0"/>
-              </w:rPr>
-              <w:t xml:space="preserve">- Materiales: Requiere solo notebook, Stack open-source (ej.: React/Angular + Node.js/Laravel + MySQL/PostgreSQL + Flutter/React Native), lector QR por cámara móvil.</w:t>
-            </w:r>
-          </w:p>
-          <w:p>
-            <w:pPr>
-              <w:spacing w:after="0" w:lineRule="auto"/>
-              <w:rPr>
-                <w:rFonts w:ascii="Calibri" w:cs="Calibri" w:eastAsia="Calibri" w:hAnsi="Calibri"/>
-                <w:i w:val="1"/>
-                <w:iCs w:val="1"/>
-                <w:color w:val="000000"/>
-                <w:sz w:val="20"/>
-                <w:szCs w:val="20"/>
-              </w:rPr>
-            </w:pPr>
-            <w:r>
-              <w:rPr>
-                <w:rFonts w:ascii="Calibri" w:cs="Calibri" w:eastAsia="Calibri" w:hAnsi="Calibri"/>
-                <w:i w:val="1"/>
-                <w:iCs w:val="1"/>
-                <w:color w:val="000000"/>
-                <w:sz w:val="20"/>
-                <w:szCs w:val="20"/>
-                <w:rtl w:val="0"/>
-              </w:rPr>
-              <w:t xml:space="preserve">- Factores facilitadores: Acceso a información de proceso real de banquetería, plantillas actuales para modelar.</w:t>
+              <w:t xml:space="preserve">Duración: El proyecto puede desarrollarse de forma incremental mediante sprints semanales, priorizando un MVP dividido en módulos: arquitectura y seguridad → clientes y pedidos → fichas técnicas y cotizador → inventario y QR → ventas y facturación → dashboard y motor de reglas → aplicación móvil → integración, pruebas y despliegue.</w:t>
             </w:r>
           </w:p>
           <w:p>
@@ -2317,7 +2225,7 @@
               <w:widowControl w:val="1"/>
               <w:numPr>
                 <w:ilvl w:val="0"/>
-                <w:numId w:val="2"/>
+                <w:numId w:val="3"/>
               </w:numPr>
               <w:pBdr>
                 <w:top w:space="0" w:sz="0" w:val="nil"/>
@@ -2331,7 +2239,6 @@
               <w:ind w:left="720" w:right="0" w:hanging="360"/>
               <w:jc w:val="left"/>
               <w:rPr>
-                <w:rFonts w:ascii="Calibri" w:cs="Calibri" w:eastAsia="Calibri" w:hAnsi="Calibri"/>
                 <w:b w:val="0"/>
                 <w:bCs w:val="0"/>
                 <w:i w:val="1"/>
@@ -2363,7 +2270,119 @@
                 <w:vertAlign w:val="baseline"/>
                 <w:rtl w:val="0"/>
               </w:rPr>
-              <w:t xml:space="preserve">- Factores dificultadores: Complejidad de máquina de estados y cálculo de costos; se mitiga definiendo reglas de negocio claras y partiendo por cotizador simple con margen objetivo.</w:t>
+              <w:t xml:space="preserve">Recursos: El proyecto requiere notebook, herramientas de desarrollo, GitHub, base de datos relacional, framework web y framework móvil, además de un dispositivo con cámara para las pruebas del lector QR.</w:t>
+            </w:r>
+          </w:p>
+          <w:p>
+            <w:pPr>
+              <w:keepNext w:val="0"/>
+              <w:keepLines w:val="0"/>
+              <w:pageBreakBefore w:val="0"/>
+              <w:widowControl w:val="1"/>
+              <w:numPr>
+                <w:ilvl w:val="0"/>
+                <w:numId w:val="3"/>
+              </w:numPr>
+              <w:pBdr>
+                <w:top w:space="0" w:sz="0" w:val="nil"/>
+                <w:left w:space="0" w:sz="0" w:val="nil"/>
+                <w:bottom w:space="0" w:sz="0" w:val="nil"/>
+                <w:right w:space="0" w:sz="0" w:val="nil"/>
+                <w:between w:space="0" w:sz="0" w:val="nil"/>
+              </w:pBdr>
+              <w:shd w:fill="auto" w:val="clear"/>
+              <w:spacing w:after="0" w:before="0" w:line="259" w:lineRule="auto"/>
+              <w:ind w:left="720" w:right="0" w:hanging="360"/>
+              <w:jc w:val="left"/>
+              <w:rPr>
+                <w:b w:val="0"/>
+                <w:bCs w:val="0"/>
+                <w:i w:val="1"/>
+                <w:iCs w:val="1"/>
+                <w:smallCaps w:val="0"/>
+                <w:strike w:val="0"/>
+                <w:color w:val="000000"/>
+                <w:sz w:val="20"/>
+                <w:szCs w:val="20"/>
+                <w:u w:val="none"/>
+                <w:shd w:fill="auto" w:val="clear"/>
+                <w:vertAlign w:val="baseline"/>
+              </w:rPr>
+            </w:pPr>
+            <w:r>
+              <w:rPr>
+                <w:rFonts w:ascii="Calibri" w:cs="Calibri" w:eastAsia="Calibri" w:hAnsi="Calibri"/>
+                <w:b w:val="0"/>
+                <w:bCs w:val="0"/>
+                <w:i w:val="1"/>
+                <w:iCs w:val="1"/>
+                <w:smallCaps w:val="0"/>
+                <w:strike w:val="0"/>
+                <w:color w:val="000000"/>
+                <w:sz w:val="20"/>
+                <w:szCs w:val="20"/>
+                <w:u w:val="none"/>
+                <w:shd w:fill="auto" w:val="clear"/>
+                <w:vertAlign w:val="baseline"/>
+                <w:rtl w:val="0"/>
+              </w:rPr>
+              <w:t xml:space="preserve">Factores facilitadores: Se dispone de información sobre procesos de una empresa de banquetería que permitirá modelar escenarios y casos de prueba.</w:t>
+            </w:r>
+          </w:p>
+          <w:p>
+            <w:pPr>
+              <w:keepNext w:val="0"/>
+              <w:keepLines w:val="0"/>
+              <w:pageBreakBefore w:val="0"/>
+              <w:widowControl w:val="1"/>
+              <w:numPr>
+                <w:ilvl w:val="0"/>
+                <w:numId w:val="3"/>
+              </w:numPr>
+              <w:pBdr>
+                <w:top w:space="0" w:sz="0" w:val="nil"/>
+                <w:left w:space="0" w:sz="0" w:val="nil"/>
+                <w:bottom w:space="0" w:sz="0" w:val="nil"/>
+                <w:right w:space="0" w:sz="0" w:val="nil"/>
+                <w:between w:space="0" w:sz="0" w:val="nil"/>
+              </w:pBdr>
+              <w:shd w:fill="auto" w:val="clear"/>
+              <w:spacing w:after="0" w:before="0" w:line="259" w:lineRule="auto"/>
+              <w:ind w:left="720" w:right="0" w:hanging="360"/>
+              <w:jc w:val="left"/>
+              <w:rPr>
+                <w:b w:val="0"/>
+                <w:bCs w:val="0"/>
+                <w:i w:val="1"/>
+                <w:iCs w:val="1"/>
+                <w:smallCaps w:val="0"/>
+                <w:strike w:val="0"/>
+                <w:color w:val="000000"/>
+                <w:sz w:val="20"/>
+                <w:szCs w:val="20"/>
+                <w:u w:val="none"/>
+                <w:shd w:fill="auto" w:val="clear"/>
+                <w:vertAlign w:val="baseline"/>
+              </w:rPr>
+            </w:pPr>
+            <w:r>
+              <w:rPr>
+                <w:rFonts w:ascii="Calibri" w:cs="Calibri" w:eastAsia="Calibri" w:hAnsi="Calibri"/>
+                <w:b w:val="0"/>
+                <w:bCs w:val="0"/>
+                <w:i w:val="1"/>
+                <w:iCs w:val="1"/>
+                <w:smallCaps w:val="0"/>
+                <w:strike w:val="0"/>
+                <w:color w:val="000000"/>
+                <w:sz w:val="20"/>
+                <w:szCs w:val="20"/>
+                <w:u w:val="none"/>
+                <w:shd w:fill="auto" w:val="clear"/>
+                <w:vertAlign w:val="baseline"/>
+                <w:rtl w:val="0"/>
+              </w:rPr>
+              <w:t xml:space="preserve">Factores dificultadores: El alcance integra diversos módulos y componentes. Este riesgo será mitigado mediante priorización del MVP, sprints semanales, desarrollo incremental y validación continua de funcionalidades.</w:t>
             </w:r>
           </w:p>
         </w:tc>
@@ -2665,7 +2684,7 @@
                 <w:szCs w:val="20"/>
                 <w:rtl w:val="0"/>
               </w:rPr>
-              <w:t xml:space="preserve">Desarrollar un Sistema Integral de Gestión para Banquetería en plataforma web y móvil con API centralizada, control por roles, gestión de clientes, pedidos con ciclo de vida, inventario con QR, fichas técnicas con cálculo de rentabilidad, facturación, dashboard de KPIs, motor de reglas con semáforo de riesgo y asistente IA para soporte operativo.</w:t>
+              <w:t xml:space="preserve">Desarrollar e implementar un Sistema Integral de Gestión para una empresa de banquetería mediante una plataforma web y móvil integrada a través de una API REST centralizada, que permita digitalizar y optimizar sus principales procesos administrativos y operativos, mejorando la trazabilidad, el control de costos, la gestión de eventos y la disponibilidad de información para la toma de decisiones.</w:t>
             </w:r>
           </w:p>
         </w:tc>
@@ -2723,21 +2742,182 @@
                 <w:szCs w:val="20"/>
                 <w:rtl w:val="0"/>
               </w:rPr>
-              <w:t xml:space="preserve">1. Levantar y modelar el proceso actual manual y diseñar la arquitectura de la solución (API centralizada, BD, roles).</w:t>
-              <w:br w:type="textWrapping"/>
-              <w:t xml:space="preserve">2. Desarrollar módulo de clientes y pedidos con máquina de estados y trazabilidad/auditoría.</w:t>
-              <w:br w:type="textWrapping"/>
-              <w:t xml:space="preserve">3. Desarrollar módulo de fichas técnicas con cálculo de costos, margen y cotizador inteligente con precio sugerido.</w:t>
-              <w:br w:type="textWrapping"/>
-              <w:t xml:space="preserve">4. Implementar módulo de inventario con lector QR para entradas/salidas y registro de consumo real por evento.</w:t>
-              <w:br w:type="textWrapping"/>
-              <w:t xml:space="preserve">5. Desarrollar backoffice administrativo, dashboard con KPIs de ventas y rentabilidad, y motor de reglas con semáforo de riesgo.</w:t>
-              <w:br w:type="textWrapping"/>
-              <w:t xml:space="preserve">6. Desarrollar app móvil para gestión en terreno: checklist de montaje, actualización de estados, incidencias con foto.</w:t>
-              <w:br w:type="textWrapping"/>
-              <w:t xml:space="preserve">7. Incorporar asistente con IA para consultas operativas (estado de pedidos, stock crítico, margen por evento).</w:t>
-              <w:br w:type="textWrapping"/>
-              <w:t xml:space="preserve">8. Validar el sistema con casos de prueba de eventos reales y documentar evidencias.</w:t>
+              <w:t xml:space="preserve">1. Levantar y modelar los procesos administrativos y operativos de la empresa de banquetería y definir los requerimientos funcionales y no funcionales de la solución.</w:t>
+            </w:r>
+          </w:p>
+          <w:p>
+            <w:pPr>
+              <w:spacing w:after="0" w:lineRule="auto"/>
+              <w:rPr>
+                <w:rFonts w:ascii="Calibri" w:cs="Calibri" w:eastAsia="Calibri" w:hAnsi="Calibri"/>
+                <w:i w:val="1"/>
+                <w:iCs w:val="1"/>
+                <w:color w:val="000000"/>
+                <w:sz w:val="20"/>
+                <w:szCs w:val="20"/>
+              </w:rPr>
+            </w:pPr>
+            <w:r>
+              <w:rPr>
+                <w:rFonts w:ascii="Calibri" w:cs="Calibri" w:eastAsia="Calibri" w:hAnsi="Calibri"/>
+                <w:i w:val="1"/>
+                <w:iCs w:val="1"/>
+                <w:color w:val="000000"/>
+                <w:sz w:val="20"/>
+                <w:szCs w:val="20"/>
+                <w:rtl w:val="0"/>
+              </w:rPr>
+              <w:t xml:space="preserve">2. Diseñar la arquitectura de software, la base de datos relacional, la API REST centralizada y el esquema de autenticación y autorización basado en perfiles y roles.</w:t>
+            </w:r>
+          </w:p>
+          <w:p>
+            <w:pPr>
+              <w:spacing w:after="0" w:lineRule="auto"/>
+              <w:rPr>
+                <w:rFonts w:ascii="Calibri" w:cs="Calibri" w:eastAsia="Calibri" w:hAnsi="Calibri"/>
+                <w:i w:val="1"/>
+                <w:iCs w:val="1"/>
+                <w:color w:val="000000"/>
+                <w:sz w:val="20"/>
+                <w:szCs w:val="20"/>
+              </w:rPr>
+            </w:pPr>
+            <w:r>
+              <w:rPr>
+                <w:rFonts w:ascii="Calibri" w:cs="Calibri" w:eastAsia="Calibri" w:hAnsi="Calibri"/>
+                <w:i w:val="1"/>
+                <w:iCs w:val="1"/>
+                <w:color w:val="000000"/>
+                <w:sz w:val="20"/>
+                <w:szCs w:val="20"/>
+                <w:rtl w:val="0"/>
+              </w:rPr>
+              <w:t xml:space="preserve">3. Desarrollar los módulos de clientes y pedidos, incorporando máquina de estados, ciclo de vida, trazabilidad y auditoría de cambios.</w:t>
+            </w:r>
+          </w:p>
+          <w:p>
+            <w:pPr>
+              <w:spacing w:after="0" w:lineRule="auto"/>
+              <w:rPr>
+                <w:rFonts w:ascii="Calibri" w:cs="Calibri" w:eastAsia="Calibri" w:hAnsi="Calibri"/>
+                <w:i w:val="1"/>
+                <w:iCs w:val="1"/>
+                <w:color w:val="000000"/>
+                <w:sz w:val="20"/>
+                <w:szCs w:val="20"/>
+              </w:rPr>
+            </w:pPr>
+            <w:r>
+              <w:rPr>
+                <w:rFonts w:ascii="Calibri" w:cs="Calibri" w:eastAsia="Calibri" w:hAnsi="Calibri"/>
+                <w:i w:val="1"/>
+                <w:iCs w:val="1"/>
+                <w:color w:val="000000"/>
+                <w:sz w:val="20"/>
+                <w:szCs w:val="20"/>
+                <w:rtl w:val="0"/>
+              </w:rPr>
+              <w:t xml:space="preserve">4. Implementar fichas técnicas y un cotizador automático que permita calcular costos de insumos, personal, transporte, margen objetivo y precio sugerido.</w:t>
+            </w:r>
+          </w:p>
+          <w:p>
+            <w:pPr>
+              <w:spacing w:after="0" w:lineRule="auto"/>
+              <w:rPr>
+                <w:rFonts w:ascii="Calibri" w:cs="Calibri" w:eastAsia="Calibri" w:hAnsi="Calibri"/>
+                <w:i w:val="1"/>
+                <w:iCs w:val="1"/>
+                <w:color w:val="000000"/>
+                <w:sz w:val="20"/>
+                <w:szCs w:val="20"/>
+              </w:rPr>
+            </w:pPr>
+            <w:r>
+              <w:rPr>
+                <w:rFonts w:ascii="Calibri" w:cs="Calibri" w:eastAsia="Calibri" w:hAnsi="Calibri"/>
+                <w:i w:val="1"/>
+                <w:iCs w:val="1"/>
+                <w:color w:val="000000"/>
+                <w:sz w:val="20"/>
+                <w:szCs w:val="20"/>
+                <w:rtl w:val="0"/>
+              </w:rPr>
+              <w:t xml:space="preserve">5. Implementar el módulo de inventario con registro de entradas y salidas, control de stock, consumo por evento y lectura de códigos QR.</w:t>
+            </w:r>
+          </w:p>
+          <w:p>
+            <w:pPr>
+              <w:spacing w:after="0" w:lineRule="auto"/>
+              <w:rPr>
+                <w:rFonts w:ascii="Calibri" w:cs="Calibri" w:eastAsia="Calibri" w:hAnsi="Calibri"/>
+                <w:i w:val="1"/>
+                <w:iCs w:val="1"/>
+                <w:color w:val="000000"/>
+                <w:sz w:val="20"/>
+                <w:szCs w:val="20"/>
+              </w:rPr>
+            </w:pPr>
+            <w:r>
+              <w:rPr>
+                <w:rFonts w:ascii="Calibri" w:cs="Calibri" w:eastAsia="Calibri" w:hAnsi="Calibri"/>
+                <w:i w:val="1"/>
+                <w:iCs w:val="1"/>
+                <w:color w:val="000000"/>
+                <w:sz w:val="20"/>
+                <w:szCs w:val="20"/>
+                <w:rtl w:val="0"/>
+              </w:rPr>
+              <w:t xml:space="preserve">6. Desarrollar el backoffice administrativo con ventas y facturación, dashboard de KPIs y motor de reglas con alertas y semáforo de riesgo.</w:t>
+            </w:r>
+          </w:p>
+          <w:p>
+            <w:pPr>
+              <w:spacing w:after="0" w:lineRule="auto"/>
+              <w:rPr>
+                <w:rFonts w:ascii="Calibri" w:cs="Calibri" w:eastAsia="Calibri" w:hAnsi="Calibri"/>
+                <w:i w:val="1"/>
+                <w:iCs w:val="1"/>
+                <w:color w:val="000000"/>
+                <w:sz w:val="20"/>
+                <w:szCs w:val="20"/>
+              </w:rPr>
+            </w:pPr>
+            <w:r>
+              <w:rPr>
+                <w:rFonts w:ascii="Calibri" w:cs="Calibri" w:eastAsia="Calibri" w:hAnsi="Calibri"/>
+                <w:i w:val="1"/>
+                <w:iCs w:val="1"/>
+                <w:color w:val="000000"/>
+                <w:sz w:val="20"/>
+                <w:szCs w:val="20"/>
+                <w:rtl w:val="0"/>
+              </w:rPr>
+              <w:t xml:space="preserve">7. Desarrollar e integrar una aplicación móvil orientada a la operación en terreno, incorporando checklist, actualización de estados, registro de incidencias y movimientos mediante QR.</w:t>
+            </w:r>
+          </w:p>
+          <w:p>
+            <w:pPr>
+              <w:spacing w:after="0" w:lineRule="auto"/>
+              <w:rPr>
+                <w:rFonts w:ascii="Calibri" w:cs="Calibri" w:eastAsia="Calibri" w:hAnsi="Calibri"/>
+                <w:i w:val="1"/>
+                <w:iCs w:val="1"/>
+                <w:color w:val="000000"/>
+                <w:sz w:val="20"/>
+                <w:szCs w:val="20"/>
+              </w:rPr>
+            </w:pPr>
+            <w:r>
+              <w:rPr>
+                <w:rFonts w:ascii="Calibri" w:cs="Calibri" w:eastAsia="Calibri" w:hAnsi="Calibri"/>
+                <w:i w:val="1"/>
+                <w:iCs w:val="1"/>
+                <w:color w:val="000000"/>
+                <w:sz w:val="20"/>
+                <w:szCs w:val="20"/>
+                <w:rtl w:val="0"/>
+              </w:rPr>
+              <w:t xml:space="preserve">8. Validar, desplegar y documentar la solución mediante pruebas funcionales, de integración y regresión, utilizando casos representativos de la operación de la empresa.</w:t>
             </w:r>
           </w:p>
         </w:tc>
@@ -2981,126 +3161,257 @@
           <w:tcPr/>
           <w:p>
             <w:pPr>
-              <w:rPr>
-                <w:rFonts w:ascii="Calibri" w:cs="Calibri" w:eastAsia="Calibri" w:hAnsi="Calibri"/>
-                <w:i w:val="1"/>
-                <w:iCs w:val="1"/>
-                <w:color w:val="000000"/>
-                <w:sz w:val="20"/>
-                <w:szCs w:val="20"/>
-              </w:rPr>
-            </w:pPr>
-            <w:r>
-              <w:rPr>
-                <w:rFonts w:ascii="Calibri" w:cs="Calibri" w:eastAsia="Calibri" w:hAnsi="Calibri"/>
-                <w:i w:val="1"/>
-                <w:iCs w:val="1"/>
-                <w:color w:val="000000"/>
-                <w:sz w:val="20"/>
-                <w:szCs w:val="20"/>
-                <w:rtl w:val="0"/>
-              </w:rPr>
-              <w:t xml:space="preserve">Metodología Ágil Scrum adaptada al APT:</w:t>
-            </w:r>
-          </w:p>
-          <w:p>
-            <w:pPr>
-              <w:rPr>
-                <w:rFonts w:ascii="Calibri" w:cs="Calibri" w:eastAsia="Calibri" w:hAnsi="Calibri"/>
-                <w:i w:val="1"/>
-                <w:iCs w:val="1"/>
-                <w:color w:val="000000"/>
-                <w:sz w:val="20"/>
-                <w:szCs w:val="20"/>
-              </w:rPr>
-            </w:pPr>
-            <w:r>
-              <w:rPr>
-                <w:rFonts w:ascii="Calibri" w:cs="Calibri" w:eastAsia="Calibri" w:hAnsi="Calibri"/>
-                <w:i w:val="1"/>
-                <w:iCs w:val="1"/>
-                <w:color w:val="000000"/>
-                <w:sz w:val="20"/>
-                <w:szCs w:val="20"/>
-                <w:rtl w:val="0"/>
-              </w:rPr>
-              <w:t xml:space="preserve">1. Fase de Análisis y Diseño (S1-S4): Entrevistas, BPMN del proceso actual, historias de usuario, modelado ER y diseño de API, definición de roles (Admin, Ventas, Cocina, Terreno).</w:t>
-            </w:r>
-          </w:p>
-          <w:p>
-            <w:pPr>
-              <w:rPr>
-                <w:rFonts w:ascii="Calibri" w:cs="Calibri" w:eastAsia="Calibri" w:hAnsi="Calibri"/>
-                <w:i w:val="1"/>
-                <w:iCs w:val="1"/>
-                <w:color w:val="000000"/>
-                <w:sz w:val="20"/>
-                <w:szCs w:val="20"/>
-              </w:rPr>
-            </w:pPr>
-            <w:r>
-              <w:rPr>
-                <w:rFonts w:ascii="Calibri" w:cs="Calibri" w:eastAsia="Calibri" w:hAnsi="Calibri"/>
-                <w:i w:val="1"/>
-                <w:iCs w:val="1"/>
-                <w:color w:val="000000"/>
-                <w:sz w:val="20"/>
-                <w:szCs w:val="20"/>
-                <w:rtl w:val="0"/>
-              </w:rPr>
-              <w:t xml:space="preserve">2. Fase de Desarrollo MVP (S5-S12): Sprints de 1-2 semanas por módulo: (a) Clientes-Pedidos con máquina de estados, (b) Fichas técnicas y cotizador, (c) Inventario con QR y consumo, (d) Ventas/Facturación, (e) Backoffice + Dashboard + Semáforo de riesgo.</w:t>
-            </w:r>
-          </w:p>
-          <w:p>
-            <w:pPr>
-              <w:rPr>
-                <w:rFonts w:ascii="Calibri" w:cs="Calibri" w:eastAsia="Calibri" w:hAnsi="Calibri"/>
-                <w:i w:val="1"/>
-                <w:iCs w:val="1"/>
-                <w:color w:val="000000"/>
-                <w:sz w:val="20"/>
-                <w:szCs w:val="20"/>
-              </w:rPr>
-            </w:pPr>
-            <w:r>
-              <w:rPr>
-                <w:rFonts w:ascii="Calibri" w:cs="Calibri" w:eastAsia="Calibri" w:hAnsi="Calibri"/>
-                <w:i w:val="1"/>
-                <w:iCs w:val="1"/>
-                <w:color w:val="000000"/>
-                <w:sz w:val="20"/>
-                <w:szCs w:val="20"/>
-                <w:rtl w:val="0"/>
-              </w:rPr>
-              <w:t xml:space="preserve">3. Fase de Integración Móvil e IA (S13-S16): App móvil (checklist, estados, incidencias), integración API, asistente IA con prompts operativos.</w:t>
-            </w:r>
-          </w:p>
-          <w:p>
-            <w:pPr>
-              <w:rPr>
-                <w:rFonts w:ascii="Calibri" w:cs="Calibri" w:eastAsia="Calibri" w:hAnsi="Calibri"/>
-                <w:i w:val="1"/>
-                <w:iCs w:val="1"/>
-                <w:color w:val="000000"/>
-                <w:sz w:val="20"/>
-                <w:szCs w:val="20"/>
-              </w:rPr>
-            </w:pPr>
-            <w:r>
-              <w:rPr>
-                <w:rFonts w:ascii="Calibri" w:cs="Calibri" w:eastAsia="Calibri" w:hAnsi="Calibri"/>
-                <w:i w:val="1"/>
-                <w:iCs w:val="1"/>
-                <w:color w:val="000000"/>
-                <w:sz w:val="20"/>
-                <w:szCs w:val="20"/>
-                <w:rtl w:val="0"/>
-              </w:rPr>
-              <w:t xml:space="preserve">4. Fase de Pruebas y Documentación (S17-S18): Pruebas funcionales, pruebas de margen y rentabilidad, trazabilidad y auditoría, manual de usuario y video demo.</w:t>
-            </w:r>
-          </w:p>
-          <w:p>
-            <w:pPr>
+              <w:spacing w:after="0" w:lineRule="auto"/>
+              <w:rPr>
+                <w:rFonts w:ascii="Calibri" w:cs="Calibri" w:eastAsia="Calibri" w:hAnsi="Calibri"/>
+                <w:i w:val="1"/>
+                <w:iCs w:val="1"/>
+                <w:color w:val="000000"/>
+                <w:sz w:val="20"/>
+                <w:szCs w:val="20"/>
+              </w:rPr>
+            </w:pPr>
+            <w:r>
+              <w:rPr>
+                <w:rFonts w:ascii="Calibri" w:cs="Calibri" w:eastAsia="Calibri" w:hAnsi="Calibri"/>
+                <w:i w:val="1"/>
+                <w:iCs w:val="1"/>
+                <w:color w:val="000000"/>
+                <w:sz w:val="20"/>
+                <w:szCs w:val="20"/>
+                <w:rtl w:val="0"/>
+              </w:rPr>
+              <w:t xml:space="preserve">Para el desarrollo del Proyecto APT se utilizará una metodología ágil basada en Scrum, adaptada al contexto académico, a la duración del semestre y al tamaño del equipo.</w:t>
+            </w:r>
+          </w:p>
+          <w:p>
+            <w:pPr>
+              <w:spacing w:after="0" w:lineRule="auto"/>
+              <w:rPr>
+                <w:rFonts w:ascii="Calibri" w:cs="Calibri" w:eastAsia="Calibri" w:hAnsi="Calibri"/>
+                <w:i w:val="1"/>
+                <w:iCs w:val="1"/>
+                <w:color w:val="000000"/>
+                <w:sz w:val="20"/>
+                <w:szCs w:val="20"/>
+              </w:rPr>
+            </w:pPr>
+            <w:r>
+              <w:rPr>
+                <w:rFonts w:ascii="Calibri" w:cs="Calibri" w:eastAsia="Calibri" w:hAnsi="Calibri"/>
+                <w:i w:val="1"/>
+                <w:iCs w:val="1"/>
+                <w:color w:val="000000"/>
+                <w:sz w:val="20"/>
+                <w:szCs w:val="20"/>
+                <w:rtl w:val="0"/>
+              </w:rPr>
+              <w:t xml:space="preserve">El proyecto se organizará mediante sprints de una semana, permitiendo desarrollar, integrar y validar funcionalidades de forma incremental. Al inicio de cada sprint se revisará el incremento obtenido durante la semana anterior, se analizarán las actividades pendientes y se seleccionarán las tareas correspondientes al nuevo Sprint Backlog.</w:t>
+            </w:r>
+          </w:p>
+          <w:p>
+            <w:pPr>
+              <w:spacing w:after="0" w:lineRule="auto"/>
+              <w:rPr>
+                <w:rFonts w:ascii="Calibri" w:cs="Calibri" w:eastAsia="Calibri" w:hAnsi="Calibri"/>
+                <w:i w:val="1"/>
+                <w:iCs w:val="1"/>
+                <w:color w:val="000000"/>
+                <w:sz w:val="20"/>
+                <w:szCs w:val="20"/>
+              </w:rPr>
+            </w:pPr>
+            <w:r>
+              <w:rPr>
+                <w:rFonts w:ascii="Calibri" w:cs="Calibri" w:eastAsia="Calibri" w:hAnsi="Calibri"/>
+                <w:i w:val="1"/>
+                <w:iCs w:val="1"/>
+                <w:color w:val="000000"/>
+                <w:sz w:val="20"/>
+                <w:szCs w:val="20"/>
+                <w:rtl w:val="0"/>
+              </w:rPr>
+              <w:t xml:space="preserve">La planificación, seguimiento y trazabilidad se gestionarán mediante GitHub, utilizando un repositorio público, GitHub Issues y GitHub Projects. Cada integrante trabajará mediante ramas independientes asociadas a funcionalidades específicas y los cambios serán integrados mediante Pull Requests.</w:t>
+            </w:r>
+          </w:p>
+          <w:p>
+            <w:pPr>
+              <w:spacing w:after="0" w:lineRule="auto"/>
+              <w:rPr>
+                <w:rFonts w:ascii="Calibri" w:cs="Calibri" w:eastAsia="Calibri" w:hAnsi="Calibri"/>
+                <w:i w:val="1"/>
+                <w:iCs w:val="1"/>
+                <w:color w:val="000000"/>
+                <w:sz w:val="20"/>
+                <w:szCs w:val="20"/>
+              </w:rPr>
+            </w:pPr>
+            <w:r>
+              <w:rPr>
+                <w:rFonts w:ascii="Calibri" w:cs="Calibri" w:eastAsia="Calibri" w:hAnsi="Calibri"/>
+                <w:i w:val="1"/>
+                <w:iCs w:val="1"/>
+                <w:color w:val="000000"/>
+                <w:sz w:val="20"/>
+                <w:szCs w:val="20"/>
+                <w:rtl w:val="0"/>
+              </w:rPr>
+              <w:t xml:space="preserve">El desarrollo se organizará en las siguientes etapas:</w:t>
+            </w:r>
+          </w:p>
+          <w:p>
+            <w:pPr>
+              <w:spacing w:after="0" w:lineRule="auto"/>
+              <w:rPr>
+                <w:rFonts w:ascii="Calibri" w:cs="Calibri" w:eastAsia="Calibri" w:hAnsi="Calibri"/>
+                <w:i w:val="1"/>
+                <w:iCs w:val="1"/>
+                <w:color w:val="000000"/>
+                <w:sz w:val="20"/>
+                <w:szCs w:val="20"/>
+              </w:rPr>
+            </w:pPr>
+            <w:r>
+              <w:rPr>
+                <w:rFonts w:ascii="Calibri" w:cs="Calibri" w:eastAsia="Calibri" w:hAnsi="Calibri"/>
+                <w:i w:val="1"/>
+                <w:iCs w:val="1"/>
+                <w:color w:val="000000"/>
+                <w:sz w:val="20"/>
+                <w:szCs w:val="20"/>
+                <w:rtl w:val="0"/>
+              </w:rPr>
+              <w:t xml:space="preserve">1. Análisis y planificación: levantamiento de requerimientos, historias de usuario, definición del Product Backlog, roles, responsabilidades y organización del repositorio.</w:t>
+            </w:r>
+          </w:p>
+          <w:p>
+            <w:pPr>
+              <w:spacing w:after="0" w:lineRule="auto"/>
+              <w:rPr>
+                <w:rFonts w:ascii="Calibri" w:cs="Calibri" w:eastAsia="Calibri" w:hAnsi="Calibri"/>
+                <w:i w:val="1"/>
+                <w:iCs w:val="1"/>
+                <w:color w:val="000000"/>
+                <w:sz w:val="20"/>
+                <w:szCs w:val="20"/>
+              </w:rPr>
+            </w:pPr>
+            <w:r>
+              <w:rPr>
+                <w:rFonts w:ascii="Calibri" w:cs="Calibri" w:eastAsia="Calibri" w:hAnsi="Calibri"/>
+                <w:i w:val="1"/>
+                <w:iCs w:val="1"/>
+                <w:color w:val="000000"/>
+                <w:sz w:val="20"/>
+                <w:szCs w:val="20"/>
+                <w:rtl w:val="0"/>
+              </w:rPr>
+              <w:t xml:space="preserve">2. Diseño de la solución: modelamiento de base de datos, arquitectura web-móvil-API-BD, diseño de interfaces, definición de endpoints, perfiles, permisos y ciclo de vida de los pedidos.</w:t>
+            </w:r>
+          </w:p>
+          <w:p>
+            <w:pPr>
+              <w:spacing w:after="0" w:lineRule="auto"/>
+              <w:rPr>
+                <w:rFonts w:ascii="Calibri" w:cs="Calibri" w:eastAsia="Calibri" w:hAnsi="Calibri"/>
+                <w:i w:val="1"/>
+                <w:iCs w:val="1"/>
+                <w:color w:val="000000"/>
+                <w:sz w:val="20"/>
+                <w:szCs w:val="20"/>
+              </w:rPr>
+            </w:pPr>
+            <w:r>
+              <w:rPr>
+                <w:rFonts w:ascii="Calibri" w:cs="Calibri" w:eastAsia="Calibri" w:hAnsi="Calibri"/>
+                <w:i w:val="1"/>
+                <w:iCs w:val="1"/>
+                <w:color w:val="000000"/>
+                <w:sz w:val="20"/>
+                <w:szCs w:val="20"/>
+                <w:rtl w:val="0"/>
+              </w:rPr>
+              <w:t xml:space="preserve">3. Desarrollo incremental del MVP: implementación de autenticación, clientes, pedidos, fichas técnicas, cotizador automático, inventario con QR, ventas, facturación, backoffice, dashboard y motor de reglas.</w:t>
+            </w:r>
+          </w:p>
+          <w:p>
+            <w:pPr>
+              <w:spacing w:after="0" w:lineRule="auto"/>
+              <w:rPr>
+                <w:rFonts w:ascii="Calibri" w:cs="Calibri" w:eastAsia="Calibri" w:hAnsi="Calibri"/>
+                <w:i w:val="1"/>
+                <w:iCs w:val="1"/>
+                <w:color w:val="000000"/>
+                <w:sz w:val="20"/>
+                <w:szCs w:val="20"/>
+              </w:rPr>
+            </w:pPr>
+            <w:r>
+              <w:rPr>
+                <w:rFonts w:ascii="Calibri" w:cs="Calibri" w:eastAsia="Calibri" w:hAnsi="Calibri"/>
+                <w:i w:val="1"/>
+                <w:iCs w:val="1"/>
+                <w:color w:val="000000"/>
+                <w:sz w:val="20"/>
+                <w:szCs w:val="20"/>
+                <w:rtl w:val="0"/>
+              </w:rPr>
+              <w:t xml:space="preserve">4. Integración móvil: desarrollo e integración de la aplicación móvil con funcionalidades de checklist, estados, consumo de insumos, códigos QR e incidencias.</w:t>
+            </w:r>
+          </w:p>
+          <w:p>
+            <w:pPr>
+              <w:spacing w:after="0" w:lineRule="auto"/>
+              <w:rPr>
+                <w:rFonts w:ascii="Calibri" w:cs="Calibri" w:eastAsia="Calibri" w:hAnsi="Calibri"/>
+                <w:i w:val="1"/>
+                <w:iCs w:val="1"/>
+                <w:color w:val="000000"/>
+                <w:sz w:val="20"/>
+                <w:szCs w:val="20"/>
+              </w:rPr>
+            </w:pPr>
+            <w:r>
+              <w:rPr>
+                <w:rFonts w:ascii="Calibri" w:cs="Calibri" w:eastAsia="Calibri" w:hAnsi="Calibri"/>
+                <w:i w:val="1"/>
+                <w:iCs w:val="1"/>
+                <w:color w:val="000000"/>
+                <w:sz w:val="20"/>
+                <w:szCs w:val="20"/>
+                <w:rtl w:val="0"/>
+              </w:rPr>
+              <w:t xml:space="preserve">5. Integración y pruebas: integración de los componentes web, móvil, API y base de datos; diseño y ejecución de pruebas funcionales, unitarias, de integración y regresión; corrección de defectos.</w:t>
+            </w:r>
+          </w:p>
+          <w:p>
+            <w:pPr>
+              <w:spacing w:after="0" w:lineRule="auto"/>
+              <w:rPr>
+                <w:rFonts w:ascii="Calibri" w:cs="Calibri" w:eastAsia="Calibri" w:hAnsi="Calibri"/>
+                <w:i w:val="1"/>
+                <w:iCs w:val="1"/>
+                <w:color w:val="000000"/>
+                <w:sz w:val="20"/>
+                <w:szCs w:val="20"/>
+              </w:rPr>
+            </w:pPr>
+            <w:r>
+              <w:rPr>
+                <w:rFonts w:ascii="Calibri" w:cs="Calibri" w:eastAsia="Calibri" w:hAnsi="Calibri"/>
+                <w:i w:val="1"/>
+                <w:iCs w:val="1"/>
+                <w:color w:val="000000"/>
+                <w:sz w:val="20"/>
+                <w:szCs w:val="20"/>
+                <w:rtl w:val="0"/>
+              </w:rPr>
+              <w:t xml:space="preserve">6. Implantación y cierre: despliegue de una versión funcional, elaboración de documentación técnica y de usuario y preparación de la demostración final.</w:t>
+            </w:r>
+          </w:p>
+          <w:p>
+            <w:pPr>
+              <w:spacing w:after="0" w:lineRule="auto"/>
               <w:rPr>
                 <w:rFonts w:ascii="Calibri" w:cs="Calibri" w:eastAsia="Calibri" w:hAnsi="Calibri"/>
                 <w:i w:val="1"/>
@@ -3120,7 +3431,7 @@
                 <w:szCs w:val="20"/>
                 <w:rtl w:val="0"/>
               </w:rPr>
-              <w:t xml:space="preserve">Técnicas: Historias de usuario, diagrama de estados para pedidos, prototipos en herramientas como Figma, control de versiones Git, testing unitario y de integración.</w:t>
+              <w:t xml:space="preserve">Se utilizarán como técnicas y herramientas historias de usuario, criterios de aceptación, diagramas de arquitectura, modelo entidad-relación, diagramas de estados, prototipos, Git, GitHub, GitHub Issues, GitHub Projects, ramas de desarrollo, Pull Requests y pruebas de software.</w:t>
             </w:r>
             <w:r>
               <w:rPr>
@@ -3157,9 +3468,6 @@
           <w:szCs w:val="24"/>
         </w:rPr>
       </w:pPr>
-      <w:r>
-        <w:br w:type="page"/>
-      </w:r>
       <w:r>
         <w:rPr>
           <w:rtl w:val="0"/>
@@ -3634,7 +3942,9 @@
           <w:tblHeader w:val="0"/>
         </w:trPr>
         <w:tc>
-          <w:tcPr/>
+          <w:tcPr>
+            <w:vAlign w:val="center"/>
+          </w:tcPr>
           <w:p>
             <w:pPr>
               <w:spacing w:after="0" w:lineRule="auto"/>
@@ -3662,7 +3972,9 @@
           </w:p>
         </w:tc>
         <w:tc>
-          <w:tcPr/>
+          <w:tcPr>
+            <w:vAlign w:val="center"/>
+          </w:tcPr>
           <w:p>
             <w:pPr>
               <w:spacing w:after="0" w:lineRule="auto"/>
@@ -3690,7 +4002,9 @@
           </w:p>
         </w:tc>
         <w:tc>
-          <w:tcPr/>
+          <w:tcPr>
+            <w:vAlign w:val="center"/>
+          </w:tcPr>
           <w:p>
             <w:pPr>
               <w:spacing w:after="0" w:lineRule="auto"/>
@@ -3713,34 +4027,14 @@
                 <w:szCs w:val="20"/>
                 <w:rtl w:val="0"/>
               </w:rPr>
-              <w:t xml:space="preserve">Diagrama ER, diseño API </w:t>
-            </w:r>
-            <w:r>
-              <w:rPr>
-                <w:i w:val="1"/>
-                <w:iCs w:val="1"/>
-                <w:sz w:val="20"/>
-                <w:szCs w:val="20"/>
-                <w:rtl w:val="0"/>
-              </w:rPr>
-              <w:t xml:space="preserve">centralizado</w:t>
-            </w:r>
-            <w:r>
-              <w:rPr>
-                <w:rFonts w:ascii="Calibri" w:cs="Calibri" w:eastAsia="Calibri" w:hAnsi="Calibri"/>
-                <w:i w:val="1"/>
-                <w:iCs w:val="1"/>
-                <w:color w:val="000000"/>
-                <w:sz w:val="20"/>
-                <w:szCs w:val="20"/>
-                <w:rtl w:val="0"/>
-              </w:rPr>
-              <w:t xml:space="preserve">, historias de usuario, máquina de estados de pedido y prototipo Figma web/móvil.</w:t>
+              <w:t xml:space="preserve">Historias de usuario, modelo ER, arquitectura web-móvil-API-BD, endpoints, máquina de estados y prototipo.</w:t>
             </w:r>
           </w:p>
         </w:tc>
         <w:tc>
-          <w:tcPr/>
+          <w:tcPr>
+            <w:vAlign w:val="center"/>
+          </w:tcPr>
           <w:p>
             <w:pPr>
               <w:keepNext w:val="0"/>
@@ -3795,7 +4089,7 @@
                 <w:vertAlign w:val="baseline"/>
                 <w:rtl w:val="0"/>
               </w:rPr>
-              <w:t xml:space="preserve">Evidencia la planificación técnica y el diseño de la solución integral.</w:t>
+              <w:t xml:space="preserve">Evidencia análisis y diseño técnico.</w:t>
             </w:r>
           </w:p>
         </w:tc>
@@ -3807,7 +4101,9 @@
           <w:tblHeader w:val="0"/>
         </w:trPr>
         <w:tc>
-          <w:tcPr/>
+          <w:tcPr>
+            <w:vAlign w:val="center"/>
+          </w:tcPr>
           <w:p>
             <w:pPr>
               <w:spacing w:after="0" w:lineRule="auto"/>
@@ -3835,7 +4131,9 @@
           </w:p>
         </w:tc>
         <w:tc>
-          <w:tcPr/>
+          <w:tcPr>
+            <w:vAlign w:val="center"/>
+          </w:tcPr>
           <w:p>
             <w:pPr>
               <w:spacing w:after="0" w:lineRule="auto"/>
@@ -3863,7 +4161,9 @@
           </w:p>
         </w:tc>
         <w:tc>
-          <w:tcPr/>
+          <w:tcPr>
+            <w:vAlign w:val="center"/>
+          </w:tcPr>
           <w:p>
             <w:pPr>
               <w:spacing w:after="0" w:lineRule="auto"/>
@@ -3886,12 +4186,14 @@
                 <w:szCs w:val="20"/>
                 <w:rtl w:val="0"/>
               </w:rPr>
-              <w:t xml:space="preserve">Módulo clientes, pedidos con estados, fichas técnicas con cálculo de costos/margen, inventario con QR (código + demo).</w:t>
+              <w:t xml:space="preserve">Autenticación, clientes, pedidos, fichas técnicas, costos, cotizador automático e inventario con QR.</w:t>
             </w:r>
           </w:p>
         </w:tc>
         <w:tc>
-          <w:tcPr/>
+          <w:tcPr>
+            <w:vAlign w:val="center"/>
+          </w:tcPr>
           <w:p>
             <w:pPr>
               <w:spacing w:after="0" w:lineRule="auto"/>
@@ -3914,7 +4216,7 @@
                 <w:szCs w:val="20"/>
                 <w:rtl w:val="0"/>
               </w:rPr>
-              <w:t xml:space="preserve">Demuestra avance de desarrollo full-stack y lógica de negocio.</w:t>
+              <w:t xml:space="preserve">Evidencia desarrollo full-stack y lógica de negocio.</w:t>
             </w:r>
           </w:p>
         </w:tc>
@@ -3926,7 +4228,9 @@
           <w:tblHeader w:val="0"/>
         </w:trPr>
         <w:tc>
-          <w:tcPr/>
+          <w:tcPr>
+            <w:vAlign w:val="center"/>
+          </w:tcPr>
           <w:p>
             <w:pPr>
               <w:spacing w:after="0" w:lineRule="auto"/>
@@ -3954,7 +4258,9 @@
           </w:p>
         </w:tc>
         <w:tc>
-          <w:tcPr/>
+          <w:tcPr>
+            <w:vAlign w:val="center"/>
+          </w:tcPr>
           <w:p>
             <w:pPr>
               <w:spacing w:after="0" w:lineRule="auto"/>
@@ -3977,12 +4283,14 @@
                 <w:szCs w:val="20"/>
                 <w:rtl w:val="0"/>
               </w:rPr>
-              <w:t xml:space="preserve">Sistema Completo</w:t>
+              <w:t xml:space="preserve">Sistema Web Integrado</w:t>
             </w:r>
           </w:p>
         </w:tc>
         <w:tc>
-          <w:tcPr/>
+          <w:tcPr>
+            <w:vAlign w:val="center"/>
+          </w:tcPr>
           <w:p>
             <w:pPr>
               <w:spacing w:after="0" w:lineRule="auto"/>
@@ -4005,12 +4313,14 @@
                 <w:szCs w:val="20"/>
                 <w:rtl w:val="0"/>
               </w:rPr>
-              <w:t xml:space="preserve">Backoffice con roles, ventas/facturación, dashboard KPIs (ventas, rentabilidad, stock crítico), motor de reglas semáforo de riesgo, app móvil con checklist e incidencias.</w:t>
+              <w:t xml:space="preserve">Backoffice, ventas/facturación, roles, dashboard, reglas, alertas, trazabilidad y auditoría.</w:t>
             </w:r>
           </w:p>
         </w:tc>
         <w:tc>
-          <w:tcPr/>
+          <w:tcPr>
+            <w:vAlign w:val="center"/>
+          </w:tcPr>
           <w:p>
             <w:pPr>
               <w:spacing w:after="0" w:lineRule="auto"/>
@@ -4033,7 +4343,7 @@
                 <w:szCs w:val="20"/>
                 <w:rtl w:val="0"/>
               </w:rPr>
-              <w:t xml:space="preserve">Evidencia producto funcional web + móvil integrado.</w:t>
+              <w:t xml:space="preserve">Demuestra integración de los procesos administrativos.</w:t>
             </w:r>
           </w:p>
         </w:tc>
@@ -4045,7 +4355,9 @@
           <w:tblHeader w:val="0"/>
         </w:trPr>
         <w:tc>
-          <w:tcPr/>
+          <w:tcPr>
+            <w:vAlign w:val="center"/>
+          </w:tcPr>
           <w:p>
             <w:pPr>
               <w:spacing w:after="0" w:lineRule="auto"/>
@@ -4060,20 +4372,15 @@
             </w:pPr>
             <w:r>
               <w:rPr>
-                <w:rFonts w:ascii="Calibri" w:cs="Calibri" w:eastAsia="Calibri" w:hAnsi="Calibri"/>
-                <w:i w:val="1"/>
-                <w:iCs w:val="1"/>
-                <w:color w:val="000000"/>
-                <w:sz w:val="20"/>
-                <w:szCs w:val="20"/>
-                <w:rtl w:val="0"/>
-              </w:rPr>
-              <w:t xml:space="preserve">Final</w:t>
+                <w:rtl w:val="0"/>
+              </w:rPr>
             </w:r>
           </w:p>
         </w:tc>
         <w:tc>
-          <w:tcPr/>
+          <w:tcPr>
+            <w:vAlign w:val="center"/>
+          </w:tcPr>
           <w:p>
             <w:pPr>
               <w:spacing w:after="0" w:lineRule="auto"/>
@@ -4088,20 +4395,15 @@
             </w:pPr>
             <w:r>
               <w:rPr>
-                <w:rFonts w:ascii="Calibri" w:cs="Calibri" w:eastAsia="Calibri" w:hAnsi="Calibri"/>
-                <w:i w:val="1"/>
-                <w:iCs w:val="1"/>
-                <w:color w:val="000000"/>
-                <w:sz w:val="20"/>
-                <w:szCs w:val="20"/>
-                <w:rtl w:val="0"/>
-              </w:rPr>
-              <w:t xml:space="preserve">Asistente IA y Documentación</w:t>
+                <w:rtl w:val="0"/>
+              </w:rPr>
             </w:r>
           </w:p>
         </w:tc>
         <w:tc>
-          <w:tcPr/>
+          <w:tcPr>
+            <w:vAlign w:val="center"/>
+          </w:tcPr>
           <w:p>
             <w:pPr>
               <w:spacing w:after="0" w:lineRule="auto"/>
@@ -4116,20 +4418,15 @@
             </w:pPr>
             <w:r>
               <w:rPr>
-                <w:rFonts w:ascii="Calibri" w:cs="Calibri" w:eastAsia="Calibri" w:hAnsi="Calibri"/>
-                <w:i w:val="1"/>
-                <w:iCs w:val="1"/>
-                <w:color w:val="000000"/>
-                <w:sz w:val="20"/>
-                <w:szCs w:val="20"/>
-                <w:rtl w:val="0"/>
-              </w:rPr>
-              <w:t xml:space="preserve">Asistente IA para consultas operativas, trazabilidad y auditoría de cambios, manual técnico, manual de usuario y video demo de un evento de punta a punta.</w:t>
+                <w:rtl w:val="0"/>
+              </w:rPr>
             </w:r>
           </w:p>
         </w:tc>
         <w:tc>
-          <w:tcPr/>
+          <w:tcPr>
+            <w:vAlign w:val="center"/>
+          </w:tcPr>
           <w:p>
             <w:pPr>
               <w:spacing w:after="0" w:lineRule="auto"/>
@@ -4144,15 +4441,8 @@
             </w:pPr>
             <w:r>
               <w:rPr>
-                <w:rFonts w:ascii="Calibri" w:cs="Calibri" w:eastAsia="Calibri" w:hAnsi="Calibri"/>
-                <w:i w:val="1"/>
-                <w:iCs w:val="1"/>
-                <w:color w:val="000000"/>
-                <w:sz w:val="20"/>
-                <w:szCs w:val="20"/>
-                <w:rtl w:val="0"/>
-              </w:rPr>
-              <w:t xml:space="preserve">Cierra el ciclo con innovación (IA) y trazabilidad completa exigida.</w:t>
+                <w:rtl w:val="0"/>
+              </w:rPr>
             </w:r>
           </w:p>
         </w:tc>
@@ -4168,6 +4458,25 @@
           <w:szCs w:val="24"/>
         </w:rPr>
       </w:pPr>
+      <w:r>
+        <w:rPr>
+          <w:rtl w:val="0"/>
+        </w:rPr>
+      </w:r>
+    </w:p>
+    <w:p>
+      <w:pPr>
+        <w:spacing w:after="0" w:line="240" w:lineRule="auto"/>
+        <w:rPr>
+          <w:b w:val="1"/>
+          <w:bCs w:val="1"/>
+          <w:sz w:val="24"/>
+          <w:szCs w:val="24"/>
+        </w:rPr>
+      </w:pPr>
+      <w:r>
+        <w:br w:type="page"/>
+      </w:r>
       <w:r>
         <w:rPr>
           <w:rtl w:val="0"/>
@@ -4217,7 +4526,6 @@
                 <w:color w:val="1f3864"/>
                 <w:sz w:val="28"/>
                 <w:szCs w:val="28"/>
-                <w:highlight w:val="cyan"/>
               </w:rPr>
             </w:pPr>
             <w:r>
@@ -4227,10 +4535,9 @@
                 <w:color w:val="1f3864"/>
                 <w:sz w:val="28"/>
                 <w:szCs w:val="28"/>
-                <w:highlight w:val="cyan"/>
-                <w:rtl w:val="0"/>
-              </w:rPr>
-              <w:t xml:space="preserve">7. Plan de Trabajo en proceso. </w:t>
+                <w:rtl w:val="0"/>
+              </w:rPr>
+              <w:t xml:space="preserve">7. Plan de Trabajo.</w:t>
             </w:r>
           </w:p>
         </w:tc>
@@ -4305,16 +4612,953 @@
           </w:p>
         </w:tc>
       </w:tr>
+      <w:tr>
+        <w:trPr>
+          <w:cantSplit w:val="0"/>
+          <w:trHeight w:val="440" w:hRule="atLeast"/>
+          <w:tblHeader w:val="0"/>
+        </w:trPr>
+        <w:tc>
+          <w:tcPr>
+            <w:shd w:fill="d9e2f3" w:val="clear"/>
+            <w:vAlign w:val="center"/>
+          </w:tcPr>
+          <w:p>
+            <w:pPr>
+              <w:keepNext w:val="0"/>
+              <w:keepLines w:val="0"/>
+              <w:pageBreakBefore w:val="0"/>
+              <w:widowControl w:val="1"/>
+              <w:pBdr>
+                <w:top w:space="0" w:sz="0" w:val="nil"/>
+                <w:left w:space="0" w:sz="0" w:val="nil"/>
+                <w:bottom w:space="0" w:sz="0" w:val="nil"/>
+                <w:right w:space="0" w:sz="0" w:val="nil"/>
+                <w:between w:space="0" w:sz="0" w:val="nil"/>
+              </w:pBdr>
+              <w:shd w:fill="auto" w:val="clear"/>
+              <w:tabs>
+                <w:tab w:val="center" w:leader="none" w:pos="4419"/>
+                <w:tab w:val="right" w:leader="none" w:pos="8838"/>
+              </w:tabs>
+              <w:spacing w:after="0" w:before="0" w:line="240" w:lineRule="auto"/>
+              <w:ind w:left="0" w:right="0" w:firstLine="0"/>
+              <w:jc w:val="left"/>
+              <w:rPr>
+                <w:rFonts w:ascii="Calibri" w:cs="Calibri" w:eastAsia="Calibri" w:hAnsi="Calibri"/>
+                <w:b w:val="0"/>
+                <w:bCs w:val="0"/>
+                <w:i w:val="0"/>
+                <w:iCs w:val="0"/>
+                <w:smallCaps w:val="0"/>
+                <w:strike w:val="0"/>
+                <w:color w:val="1f3864"/>
+                <w:sz w:val="22"/>
+                <w:szCs w:val="22"/>
+                <w:u w:val="none"/>
+                <w:shd w:fill="auto" w:val="clear"/>
+                <w:vertAlign w:val="baseline"/>
+              </w:rPr>
+            </w:pPr>
+            <w:r>
+              <w:rPr>
+                <w:rtl w:val="0"/>
+              </w:rPr>
+            </w:r>
+          </w:p>
+          <w:tbl>
+            <w:tblPr>
+              <w:tblStyle w:val="Table14"/>
+              <w:tblW w:w="6285.0" w:type="dxa"/>
+              <w:jc w:val="left"/>
+              <w:tblLayout w:type="fixed"/>
+              <w:tblLook w:val="0400"/>
+            </w:tblPr>
+            <w:tblGrid>
+              <w:gridCol w:w="765"/>
+              <w:gridCol w:w="5520"/>
+              <w:tblGridChange w:id="0">
+                <w:tblGrid>
+                  <w:gridCol w:w="765"/>
+                  <w:gridCol w:w="5520"/>
+                </w:tblGrid>
+              </w:tblGridChange>
+            </w:tblGrid>
+            <w:tr>
+              <w:trPr>
+                <w:cantSplit w:val="0"/>
+                <w:trHeight w:val="300" w:hRule="atLeast"/>
+                <w:tblHeader w:val="0"/>
+              </w:trPr>
+              <w:tc>
+                <w:tcPr>
+                  <w:tcBorders>
+                    <w:top w:color="000000" w:space="0" w:sz="4" w:val="single"/>
+                    <w:left w:color="000000" w:space="0" w:sz="4" w:val="single"/>
+                    <w:bottom w:color="000000" w:space="0" w:sz="4" w:val="single"/>
+                    <w:right w:color="000000" w:space="0" w:sz="4" w:val="single"/>
+                  </w:tcBorders>
+                  <w:vAlign w:val="center"/>
+                </w:tcPr>
+                <w:p>
+                  <w:pPr>
+                    <w:spacing w:after="0" w:line="240" w:lineRule="auto"/>
+                    <w:jc w:val="center"/>
+                    <w:rPr>
+                      <w:rFonts w:ascii="Carlito" w:cs="Carlito" w:eastAsia="Carlito" w:hAnsi="Carlito"/>
+                      <w:b w:val="1"/>
+                      <w:bCs w:val="1"/>
+                    </w:rPr>
+                  </w:pPr>
+                  <w:r>
+                    <w:rPr>
+                      <w:rFonts w:ascii="Carlito" w:cs="Carlito" w:eastAsia="Carlito" w:hAnsi="Carlito"/>
+                      <w:b w:val="1"/>
+                      <w:bCs w:val="1"/>
+                      <w:rtl w:val="0"/>
+                    </w:rPr>
+                    <w:t xml:space="preserve">Sprint</w:t>
+                  </w:r>
+                </w:p>
+              </w:tc>
+              <w:tc>
+                <w:tcPr>
+                  <w:tcBorders>
+                    <w:top w:color="000000" w:space="0" w:sz="4" w:val="single"/>
+                    <w:left w:color="000000" w:space="0" w:sz="0" w:val="nil"/>
+                    <w:bottom w:color="000000" w:space="0" w:sz="4" w:val="single"/>
+                    <w:right w:color="000000" w:space="0" w:sz="4" w:val="single"/>
+                  </w:tcBorders>
+                  <w:vAlign w:val="center"/>
+                </w:tcPr>
+                <w:p>
+                  <w:pPr>
+                    <w:spacing w:after="0" w:line="240" w:lineRule="auto"/>
+                    <w:jc w:val="center"/>
+                    <w:rPr>
+                      <w:rFonts w:ascii="Carlito" w:cs="Carlito" w:eastAsia="Carlito" w:hAnsi="Carlito"/>
+                      <w:b w:val="1"/>
+                      <w:bCs w:val="1"/>
+                    </w:rPr>
+                  </w:pPr>
+                  <w:r>
+                    <w:rPr>
+                      <w:rFonts w:ascii="Carlito" w:cs="Carlito" w:eastAsia="Carlito" w:hAnsi="Carlito"/>
+                      <w:b w:val="1"/>
+                      <w:bCs w:val="1"/>
+                      <w:rtl w:val="0"/>
+                    </w:rPr>
+                    <w:t xml:space="preserve">Actividad</w:t>
+                  </w:r>
+                </w:p>
+              </w:tc>
+            </w:tr>
+            <w:tr>
+              <w:trPr>
+                <w:cantSplit w:val="0"/>
+                <w:trHeight w:val="300" w:hRule="atLeast"/>
+                <w:tblHeader w:val="0"/>
+              </w:trPr>
+              <w:tc>
+                <w:tcPr>
+                  <w:tcBorders>
+                    <w:top w:color="000000" w:space="0" w:sz="0" w:val="nil"/>
+                    <w:left w:color="000000" w:space="0" w:sz="4" w:val="single"/>
+                    <w:bottom w:color="000000" w:space="0" w:sz="4" w:val="single"/>
+                    <w:right w:color="000000" w:space="0" w:sz="4" w:val="single"/>
+                  </w:tcBorders>
+                  <w:vAlign w:val="center"/>
+                </w:tcPr>
+                <w:p>
+                  <w:pPr>
+                    <w:spacing w:after="0" w:line="240" w:lineRule="auto"/>
+                    <w:rPr>
+                      <w:rFonts w:ascii="Carlito" w:cs="Carlito" w:eastAsia="Carlito" w:hAnsi="Carlito"/>
+                      <w:b w:val="1"/>
+                      <w:bCs w:val="1"/>
+                    </w:rPr>
+                  </w:pPr>
+                  <w:r>
+                    <w:rPr>
+                      <w:rFonts w:ascii="Carlito" w:cs="Carlito" w:eastAsia="Carlito" w:hAnsi="Carlito"/>
+                      <w:b w:val="1"/>
+                      <w:bCs w:val="1"/>
+                      <w:rtl w:val="0"/>
+                    </w:rPr>
+                    <w:t xml:space="preserve">S1</w:t>
+                  </w:r>
+                </w:p>
+              </w:tc>
+              <w:tc>
+                <w:tcPr>
+                  <w:tcBorders>
+                    <w:top w:color="000000" w:space="0" w:sz="0" w:val="nil"/>
+                    <w:left w:color="000000" w:space="0" w:sz="0" w:val="nil"/>
+                    <w:bottom w:color="000000" w:space="0" w:sz="4" w:val="single"/>
+                    <w:right w:color="000000" w:space="0" w:sz="4" w:val="single"/>
+                  </w:tcBorders>
+                  <w:vAlign w:val="center"/>
+                </w:tcPr>
+                <w:p>
+                  <w:pPr>
+                    <w:spacing w:after="0" w:line="240" w:lineRule="auto"/>
+                    <w:rPr>
+                      <w:rFonts w:ascii="Carlito" w:cs="Carlito" w:eastAsia="Carlito" w:hAnsi="Carlito"/>
+                    </w:rPr>
+                  </w:pPr>
+                  <w:r>
+                    <w:rPr>
+                      <w:rFonts w:ascii="Carlito" w:cs="Carlito" w:eastAsia="Carlito" w:hAnsi="Carlito"/>
+                      <w:rtl w:val="0"/>
+                    </w:rPr>
+                    <w:t xml:space="preserve">Metodología, requerimientos, backlog y GitHub</w:t>
+                  </w:r>
+                </w:p>
+              </w:tc>
+            </w:tr>
+            <w:tr>
+              <w:trPr>
+                <w:cantSplit w:val="0"/>
+                <w:trHeight w:val="300" w:hRule="atLeast"/>
+                <w:tblHeader w:val="0"/>
+              </w:trPr>
+              <w:tc>
+                <w:tcPr>
+                  <w:tcBorders>
+                    <w:top w:color="000000" w:space="0" w:sz="0" w:val="nil"/>
+                    <w:left w:color="000000" w:space="0" w:sz="4" w:val="single"/>
+                    <w:bottom w:color="000000" w:space="0" w:sz="4" w:val="single"/>
+                    <w:right w:color="000000" w:space="0" w:sz="4" w:val="single"/>
+                  </w:tcBorders>
+                  <w:vAlign w:val="center"/>
+                </w:tcPr>
+                <w:p>
+                  <w:pPr>
+                    <w:spacing w:after="0" w:line="240" w:lineRule="auto"/>
+                    <w:rPr>
+                      <w:rFonts w:ascii="Carlito" w:cs="Carlito" w:eastAsia="Carlito" w:hAnsi="Carlito"/>
+                      <w:b w:val="1"/>
+                      <w:bCs w:val="1"/>
+                    </w:rPr>
+                  </w:pPr>
+                  <w:r>
+                    <w:rPr>
+                      <w:rFonts w:ascii="Carlito" w:cs="Carlito" w:eastAsia="Carlito" w:hAnsi="Carlito"/>
+                      <w:b w:val="1"/>
+                      <w:bCs w:val="1"/>
+                      <w:rtl w:val="0"/>
+                    </w:rPr>
+                    <w:t xml:space="preserve">S2</w:t>
+                  </w:r>
+                </w:p>
+              </w:tc>
+              <w:tc>
+                <w:tcPr>
+                  <w:tcBorders>
+                    <w:top w:color="000000" w:space="0" w:sz="0" w:val="nil"/>
+                    <w:left w:color="000000" w:space="0" w:sz="0" w:val="nil"/>
+                    <w:bottom w:color="000000" w:space="0" w:sz="4" w:val="single"/>
+                    <w:right w:color="000000" w:space="0" w:sz="4" w:val="single"/>
+                  </w:tcBorders>
+                  <w:vAlign w:val="center"/>
+                </w:tcPr>
+                <w:p>
+                  <w:pPr>
+                    <w:spacing w:after="0" w:line="240" w:lineRule="auto"/>
+                    <w:rPr>
+                      <w:rFonts w:ascii="Carlito" w:cs="Carlito" w:eastAsia="Carlito" w:hAnsi="Carlito"/>
+                    </w:rPr>
+                  </w:pPr>
+                  <w:r>
+                    <w:rPr>
+                      <w:rFonts w:ascii="Carlito" w:cs="Carlito" w:eastAsia="Carlito" w:hAnsi="Carlito"/>
+                      <w:rtl w:val="0"/>
+                    </w:rPr>
+                    <w:t xml:space="preserve">Arquitectura, modelo de datos y prototipos</w:t>
+                  </w:r>
+                </w:p>
+              </w:tc>
+            </w:tr>
+            <w:tr>
+              <w:trPr>
+                <w:cantSplit w:val="0"/>
+                <w:trHeight w:val="300" w:hRule="atLeast"/>
+                <w:tblHeader w:val="0"/>
+              </w:trPr>
+              <w:tc>
+                <w:tcPr>
+                  <w:tcBorders>
+                    <w:top w:color="000000" w:space="0" w:sz="0" w:val="nil"/>
+                    <w:left w:color="000000" w:space="0" w:sz="4" w:val="single"/>
+                    <w:bottom w:color="000000" w:space="0" w:sz="4" w:val="single"/>
+                    <w:right w:color="000000" w:space="0" w:sz="4" w:val="single"/>
+                  </w:tcBorders>
+                  <w:vAlign w:val="center"/>
+                </w:tcPr>
+                <w:p>
+                  <w:pPr>
+                    <w:spacing w:after="0" w:line="240" w:lineRule="auto"/>
+                    <w:rPr>
+                      <w:rFonts w:ascii="Carlito" w:cs="Carlito" w:eastAsia="Carlito" w:hAnsi="Carlito"/>
+                      <w:b w:val="1"/>
+                      <w:bCs w:val="1"/>
+                    </w:rPr>
+                  </w:pPr>
+                  <w:r>
+                    <w:rPr>
+                      <w:rFonts w:ascii="Carlito" w:cs="Carlito" w:eastAsia="Carlito" w:hAnsi="Carlito"/>
+                      <w:b w:val="1"/>
+                      <w:bCs w:val="1"/>
+                      <w:rtl w:val="0"/>
+                    </w:rPr>
+                    <w:t xml:space="preserve">S3</w:t>
+                  </w:r>
+                </w:p>
+              </w:tc>
+              <w:tc>
+                <w:tcPr>
+                  <w:tcBorders>
+                    <w:top w:color="000000" w:space="0" w:sz="0" w:val="nil"/>
+                    <w:left w:color="000000" w:space="0" w:sz="0" w:val="nil"/>
+                    <w:bottom w:color="000000" w:space="0" w:sz="4" w:val="single"/>
+                    <w:right w:color="000000" w:space="0" w:sz="4" w:val="single"/>
+                  </w:tcBorders>
+                  <w:vAlign w:val="center"/>
+                </w:tcPr>
+                <w:p>
+                  <w:pPr>
+                    <w:spacing w:after="0" w:line="240" w:lineRule="auto"/>
+                    <w:rPr>
+                      <w:rFonts w:ascii="Carlito" w:cs="Carlito" w:eastAsia="Carlito" w:hAnsi="Carlito"/>
+                    </w:rPr>
+                  </w:pPr>
+                  <w:r>
+                    <w:rPr>
+                      <w:rFonts w:ascii="Carlito" w:cs="Carlito" w:eastAsia="Carlito" w:hAnsi="Carlito"/>
+                      <w:rtl w:val="0"/>
+                    </w:rPr>
+                    <w:t xml:space="preserve">Base técnica, autenticación, roles y API</w:t>
+                  </w:r>
+                </w:p>
+              </w:tc>
+            </w:tr>
+            <w:tr>
+              <w:trPr>
+                <w:cantSplit w:val="0"/>
+                <w:trHeight w:val="300" w:hRule="atLeast"/>
+                <w:tblHeader w:val="0"/>
+              </w:trPr>
+              <w:tc>
+                <w:tcPr>
+                  <w:tcBorders>
+                    <w:top w:color="000000" w:space="0" w:sz="0" w:val="nil"/>
+                    <w:left w:color="000000" w:space="0" w:sz="4" w:val="single"/>
+                    <w:bottom w:color="000000" w:space="0" w:sz="4" w:val="single"/>
+                    <w:right w:color="000000" w:space="0" w:sz="4" w:val="single"/>
+                  </w:tcBorders>
+                  <w:vAlign w:val="center"/>
+                </w:tcPr>
+                <w:p>
+                  <w:pPr>
+                    <w:spacing w:after="0" w:line="240" w:lineRule="auto"/>
+                    <w:rPr>
+                      <w:rFonts w:ascii="Carlito" w:cs="Carlito" w:eastAsia="Carlito" w:hAnsi="Carlito"/>
+                      <w:b w:val="1"/>
+                      <w:bCs w:val="1"/>
+                    </w:rPr>
+                  </w:pPr>
+                  <w:r>
+                    <w:rPr>
+                      <w:rFonts w:ascii="Carlito" w:cs="Carlito" w:eastAsia="Carlito" w:hAnsi="Carlito"/>
+                      <w:b w:val="1"/>
+                      <w:bCs w:val="1"/>
+                      <w:rtl w:val="0"/>
+                    </w:rPr>
+                    <w:t xml:space="preserve">S4</w:t>
+                  </w:r>
+                </w:p>
+              </w:tc>
+              <w:tc>
+                <w:tcPr>
+                  <w:tcBorders>
+                    <w:top w:color="000000" w:space="0" w:sz="0" w:val="nil"/>
+                    <w:left w:color="000000" w:space="0" w:sz="0" w:val="nil"/>
+                    <w:bottom w:color="000000" w:space="0" w:sz="4" w:val="single"/>
+                    <w:right w:color="000000" w:space="0" w:sz="4" w:val="single"/>
+                  </w:tcBorders>
+                  <w:vAlign w:val="center"/>
+                </w:tcPr>
+                <w:p>
+                  <w:pPr>
+                    <w:spacing w:after="0" w:line="240" w:lineRule="auto"/>
+                    <w:rPr>
+                      <w:rFonts w:ascii="Carlito" w:cs="Carlito" w:eastAsia="Carlito" w:hAnsi="Carlito"/>
+                    </w:rPr>
+                  </w:pPr>
+                  <w:r>
+                    <w:rPr>
+                      <w:rFonts w:ascii="Carlito" w:cs="Carlito" w:eastAsia="Carlito" w:hAnsi="Carlito"/>
+                      <w:rtl w:val="0"/>
+                    </w:rPr>
+                    <w:t xml:space="preserve">Clientes y pedidos con máquina de estados</w:t>
+                  </w:r>
+                </w:p>
+              </w:tc>
+            </w:tr>
+            <w:tr>
+              <w:trPr>
+                <w:cantSplit w:val="0"/>
+                <w:trHeight w:val="300" w:hRule="atLeast"/>
+                <w:tblHeader w:val="0"/>
+              </w:trPr>
+              <w:tc>
+                <w:tcPr>
+                  <w:tcBorders>
+                    <w:top w:color="000000" w:space="0" w:sz="0" w:val="nil"/>
+                    <w:left w:color="000000" w:space="0" w:sz="4" w:val="single"/>
+                    <w:bottom w:color="000000" w:space="0" w:sz="4" w:val="single"/>
+                    <w:right w:color="000000" w:space="0" w:sz="4" w:val="single"/>
+                  </w:tcBorders>
+                  <w:vAlign w:val="center"/>
+                </w:tcPr>
+                <w:p>
+                  <w:pPr>
+                    <w:spacing w:after="0" w:line="240" w:lineRule="auto"/>
+                    <w:rPr>
+                      <w:rFonts w:ascii="Carlito" w:cs="Carlito" w:eastAsia="Carlito" w:hAnsi="Carlito"/>
+                      <w:b w:val="1"/>
+                      <w:bCs w:val="1"/>
+                    </w:rPr>
+                  </w:pPr>
+                  <w:r>
+                    <w:rPr>
+                      <w:rFonts w:ascii="Carlito" w:cs="Carlito" w:eastAsia="Carlito" w:hAnsi="Carlito"/>
+                      <w:b w:val="1"/>
+                      <w:bCs w:val="1"/>
+                      <w:rtl w:val="0"/>
+                    </w:rPr>
+                    <w:t xml:space="preserve">S5</w:t>
+                  </w:r>
+                </w:p>
+              </w:tc>
+              <w:tc>
+                <w:tcPr>
+                  <w:tcBorders>
+                    <w:top w:color="000000" w:space="0" w:sz="0" w:val="nil"/>
+                    <w:left w:color="000000" w:space="0" w:sz="0" w:val="nil"/>
+                    <w:bottom w:color="000000" w:space="0" w:sz="4" w:val="single"/>
+                    <w:right w:color="000000" w:space="0" w:sz="4" w:val="single"/>
+                  </w:tcBorders>
+                  <w:vAlign w:val="center"/>
+                </w:tcPr>
+                <w:p>
+                  <w:pPr>
+                    <w:spacing w:after="0" w:line="240" w:lineRule="auto"/>
+                    <w:rPr>
+                      <w:rFonts w:ascii="Carlito" w:cs="Carlito" w:eastAsia="Carlito" w:hAnsi="Carlito"/>
+                    </w:rPr>
+                  </w:pPr>
+                  <w:r>
+                    <w:rPr>
+                      <w:rFonts w:ascii="Carlito" w:cs="Carlito" w:eastAsia="Carlito" w:hAnsi="Carlito"/>
+                      <w:rtl w:val="0"/>
+                    </w:rPr>
+                    <w:t xml:space="preserve">Fichas técnicas, costos y cotizador automático</w:t>
+                  </w:r>
+                </w:p>
+              </w:tc>
+            </w:tr>
+            <w:tr>
+              <w:trPr>
+                <w:cantSplit w:val="0"/>
+                <w:trHeight w:val="300" w:hRule="atLeast"/>
+                <w:tblHeader w:val="0"/>
+              </w:trPr>
+              <w:tc>
+                <w:tcPr>
+                  <w:tcBorders>
+                    <w:top w:color="000000" w:space="0" w:sz="0" w:val="nil"/>
+                    <w:left w:color="000000" w:space="0" w:sz="4" w:val="single"/>
+                    <w:bottom w:color="000000" w:space="0" w:sz="4" w:val="single"/>
+                    <w:right w:color="000000" w:space="0" w:sz="4" w:val="single"/>
+                  </w:tcBorders>
+                  <w:vAlign w:val="center"/>
+                </w:tcPr>
+                <w:p>
+                  <w:pPr>
+                    <w:spacing w:after="0" w:line="240" w:lineRule="auto"/>
+                    <w:rPr>
+                      <w:rFonts w:ascii="Carlito" w:cs="Carlito" w:eastAsia="Carlito" w:hAnsi="Carlito"/>
+                      <w:b w:val="1"/>
+                      <w:bCs w:val="1"/>
+                    </w:rPr>
+                  </w:pPr>
+                  <w:r>
+                    <w:rPr>
+                      <w:rFonts w:ascii="Carlito" w:cs="Carlito" w:eastAsia="Carlito" w:hAnsi="Carlito"/>
+                      <w:b w:val="1"/>
+                      <w:bCs w:val="1"/>
+                      <w:rtl w:val="0"/>
+                    </w:rPr>
+                    <w:t xml:space="preserve">S6</w:t>
+                  </w:r>
+                </w:p>
+              </w:tc>
+              <w:tc>
+                <w:tcPr>
+                  <w:tcBorders>
+                    <w:top w:color="000000" w:space="0" w:sz="0" w:val="nil"/>
+                    <w:left w:color="000000" w:space="0" w:sz="0" w:val="nil"/>
+                    <w:bottom w:color="000000" w:space="0" w:sz="4" w:val="single"/>
+                    <w:right w:color="000000" w:space="0" w:sz="4" w:val="single"/>
+                  </w:tcBorders>
+                  <w:vAlign w:val="center"/>
+                </w:tcPr>
+                <w:p>
+                  <w:pPr>
+                    <w:spacing w:after="0" w:line="240" w:lineRule="auto"/>
+                    <w:rPr>
+                      <w:rFonts w:ascii="Carlito" w:cs="Carlito" w:eastAsia="Carlito" w:hAnsi="Carlito"/>
+                    </w:rPr>
+                  </w:pPr>
+                  <w:r>
+                    <w:rPr>
+                      <w:rFonts w:ascii="Carlito" w:cs="Carlito" w:eastAsia="Carlito" w:hAnsi="Carlito"/>
+                      <w:rtl w:val="0"/>
+                    </w:rPr>
+                    <w:t xml:space="preserve">Inventario, movimientos y lector QR</w:t>
+                  </w:r>
+                </w:p>
+              </w:tc>
+            </w:tr>
+            <w:tr>
+              <w:trPr>
+                <w:cantSplit w:val="0"/>
+                <w:trHeight w:val="300" w:hRule="atLeast"/>
+                <w:tblHeader w:val="0"/>
+              </w:trPr>
+              <w:tc>
+                <w:tcPr>
+                  <w:tcBorders>
+                    <w:top w:color="000000" w:space="0" w:sz="0" w:val="nil"/>
+                    <w:left w:color="000000" w:space="0" w:sz="4" w:val="single"/>
+                    <w:bottom w:color="000000" w:space="0" w:sz="4" w:val="single"/>
+                    <w:right w:color="000000" w:space="0" w:sz="4" w:val="single"/>
+                  </w:tcBorders>
+                  <w:vAlign w:val="center"/>
+                </w:tcPr>
+                <w:p>
+                  <w:pPr>
+                    <w:spacing w:after="0" w:line="240" w:lineRule="auto"/>
+                    <w:rPr>
+                      <w:rFonts w:ascii="Carlito" w:cs="Carlito" w:eastAsia="Carlito" w:hAnsi="Carlito"/>
+                      <w:b w:val="1"/>
+                      <w:bCs w:val="1"/>
+                    </w:rPr>
+                  </w:pPr>
+                  <w:r>
+                    <w:rPr>
+                      <w:rFonts w:ascii="Carlito" w:cs="Carlito" w:eastAsia="Carlito" w:hAnsi="Carlito"/>
+                      <w:b w:val="1"/>
+                      <w:bCs w:val="1"/>
+                      <w:rtl w:val="0"/>
+                    </w:rPr>
+                    <w:t xml:space="preserve">S7</w:t>
+                  </w:r>
+                </w:p>
+              </w:tc>
+              <w:tc>
+                <w:tcPr>
+                  <w:tcBorders>
+                    <w:top w:color="000000" w:space="0" w:sz="0" w:val="nil"/>
+                    <w:left w:color="000000" w:space="0" w:sz="0" w:val="nil"/>
+                    <w:bottom w:color="000000" w:space="0" w:sz="4" w:val="single"/>
+                    <w:right w:color="000000" w:space="0" w:sz="4" w:val="single"/>
+                  </w:tcBorders>
+                  <w:vAlign w:val="center"/>
+                </w:tcPr>
+                <w:p>
+                  <w:pPr>
+                    <w:spacing w:after="0" w:line="240" w:lineRule="auto"/>
+                    <w:rPr>
+                      <w:rFonts w:ascii="Carlito" w:cs="Carlito" w:eastAsia="Carlito" w:hAnsi="Carlito"/>
+                    </w:rPr>
+                  </w:pPr>
+                  <w:r>
+                    <w:rPr>
+                      <w:rFonts w:ascii="Carlito" w:cs="Carlito" w:eastAsia="Carlito" w:hAnsi="Carlito"/>
+                      <w:rtl w:val="0"/>
+                    </w:rPr>
+                    <w:t xml:space="preserve">Ventas, facturación y auditoría</w:t>
+                  </w:r>
+                </w:p>
+              </w:tc>
+            </w:tr>
+            <w:tr>
+              <w:trPr>
+                <w:cantSplit w:val="0"/>
+                <w:trHeight w:val="300" w:hRule="atLeast"/>
+                <w:tblHeader w:val="0"/>
+              </w:trPr>
+              <w:tc>
+                <w:tcPr>
+                  <w:tcBorders>
+                    <w:top w:color="000000" w:space="0" w:sz="0" w:val="nil"/>
+                    <w:left w:color="000000" w:space="0" w:sz="4" w:val="single"/>
+                    <w:bottom w:color="000000" w:space="0" w:sz="4" w:val="single"/>
+                    <w:right w:color="000000" w:space="0" w:sz="4" w:val="single"/>
+                  </w:tcBorders>
+                  <w:vAlign w:val="center"/>
+                </w:tcPr>
+                <w:p>
+                  <w:pPr>
+                    <w:spacing w:after="0" w:line="240" w:lineRule="auto"/>
+                    <w:rPr>
+                      <w:rFonts w:ascii="Carlito" w:cs="Carlito" w:eastAsia="Carlito" w:hAnsi="Carlito"/>
+                      <w:b w:val="1"/>
+                      <w:bCs w:val="1"/>
+                    </w:rPr>
+                  </w:pPr>
+                  <w:r>
+                    <w:rPr>
+                      <w:rFonts w:ascii="Carlito" w:cs="Carlito" w:eastAsia="Carlito" w:hAnsi="Carlito"/>
+                      <w:b w:val="1"/>
+                      <w:bCs w:val="1"/>
+                      <w:rtl w:val="0"/>
+                    </w:rPr>
+                    <w:t xml:space="preserve">S8</w:t>
+                  </w:r>
+                </w:p>
+              </w:tc>
+              <w:tc>
+                <w:tcPr>
+                  <w:tcBorders>
+                    <w:top w:color="000000" w:space="0" w:sz="0" w:val="nil"/>
+                    <w:left w:color="000000" w:space="0" w:sz="0" w:val="nil"/>
+                    <w:bottom w:color="000000" w:space="0" w:sz="4" w:val="single"/>
+                    <w:right w:color="000000" w:space="0" w:sz="4" w:val="single"/>
+                  </w:tcBorders>
+                  <w:vAlign w:val="center"/>
+                </w:tcPr>
+                <w:p>
+                  <w:pPr>
+                    <w:spacing w:after="0" w:line="240" w:lineRule="auto"/>
+                    <w:rPr>
+                      <w:rFonts w:ascii="Carlito" w:cs="Carlito" w:eastAsia="Carlito" w:hAnsi="Carlito"/>
+                    </w:rPr>
+                  </w:pPr>
+                  <w:r>
+                    <w:rPr>
+                      <w:rFonts w:ascii="Carlito" w:cs="Carlito" w:eastAsia="Carlito" w:hAnsi="Carlito"/>
+                      <w:rtl w:val="0"/>
+                    </w:rPr>
+                    <w:t xml:space="preserve">Backoffice, dashboard y motor de reglas</w:t>
+                  </w:r>
+                </w:p>
+              </w:tc>
+            </w:tr>
+            <w:tr>
+              <w:trPr>
+                <w:cantSplit w:val="0"/>
+                <w:trHeight w:val="300" w:hRule="atLeast"/>
+                <w:tblHeader w:val="0"/>
+              </w:trPr>
+              <w:tc>
+                <w:tcPr>
+                  <w:tcBorders>
+                    <w:top w:color="000000" w:space="0" w:sz="0" w:val="nil"/>
+                    <w:left w:color="000000" w:space="0" w:sz="4" w:val="single"/>
+                    <w:bottom w:color="000000" w:space="0" w:sz="4" w:val="single"/>
+                    <w:right w:color="000000" w:space="0" w:sz="4" w:val="single"/>
+                  </w:tcBorders>
+                  <w:vAlign w:val="center"/>
+                </w:tcPr>
+                <w:p>
+                  <w:pPr>
+                    <w:spacing w:after="0" w:line="240" w:lineRule="auto"/>
+                    <w:rPr>
+                      <w:rFonts w:ascii="Carlito" w:cs="Carlito" w:eastAsia="Carlito" w:hAnsi="Carlito"/>
+                      <w:b w:val="1"/>
+                      <w:bCs w:val="1"/>
+                    </w:rPr>
+                  </w:pPr>
+                  <w:r>
+                    <w:rPr>
+                      <w:rFonts w:ascii="Carlito" w:cs="Carlito" w:eastAsia="Carlito" w:hAnsi="Carlito"/>
+                      <w:b w:val="1"/>
+                      <w:bCs w:val="1"/>
+                      <w:rtl w:val="0"/>
+                    </w:rPr>
+                    <w:t xml:space="preserve">S9</w:t>
+                  </w:r>
+                </w:p>
+              </w:tc>
+              <w:tc>
+                <w:tcPr>
+                  <w:tcBorders>
+                    <w:top w:color="000000" w:space="0" w:sz="0" w:val="nil"/>
+                    <w:left w:color="000000" w:space="0" w:sz="0" w:val="nil"/>
+                    <w:bottom w:color="000000" w:space="0" w:sz="4" w:val="single"/>
+                    <w:right w:color="000000" w:space="0" w:sz="4" w:val="single"/>
+                  </w:tcBorders>
+                  <w:vAlign w:val="center"/>
+                </w:tcPr>
+                <w:p>
+                  <w:pPr>
+                    <w:spacing w:after="0" w:line="240" w:lineRule="auto"/>
+                    <w:rPr>
+                      <w:rFonts w:ascii="Carlito" w:cs="Carlito" w:eastAsia="Carlito" w:hAnsi="Carlito"/>
+                    </w:rPr>
+                  </w:pPr>
+                  <w:r>
+                    <w:rPr>
+                      <w:rFonts w:ascii="Carlito" w:cs="Carlito" w:eastAsia="Carlito" w:hAnsi="Carlito"/>
+                      <w:rtl w:val="0"/>
+                    </w:rPr>
+                    <w:t xml:space="preserve">Aplicación móvil operativa</w:t>
+                  </w:r>
+                </w:p>
+              </w:tc>
+            </w:tr>
+            <w:tr>
+              <w:trPr>
+                <w:cantSplit w:val="0"/>
+                <w:trHeight w:val="300" w:hRule="atLeast"/>
+                <w:tblHeader w:val="0"/>
+              </w:trPr>
+              <w:tc>
+                <w:tcPr>
+                  <w:tcBorders>
+                    <w:top w:color="000000" w:space="0" w:sz="0" w:val="nil"/>
+                    <w:left w:color="000000" w:space="0" w:sz="4" w:val="single"/>
+                    <w:bottom w:color="000000" w:space="0" w:sz="4" w:val="single"/>
+                    <w:right w:color="000000" w:space="0" w:sz="4" w:val="single"/>
+                  </w:tcBorders>
+                  <w:vAlign w:val="center"/>
+                </w:tcPr>
+                <w:p>
+                  <w:pPr>
+                    <w:spacing w:after="0" w:line="240" w:lineRule="auto"/>
+                    <w:rPr>
+                      <w:rFonts w:ascii="Carlito" w:cs="Carlito" w:eastAsia="Carlito" w:hAnsi="Carlito"/>
+                      <w:b w:val="1"/>
+                      <w:bCs w:val="1"/>
+                    </w:rPr>
+                  </w:pPr>
+                  <w:r>
+                    <w:rPr>
+                      <w:rFonts w:ascii="Carlito" w:cs="Carlito" w:eastAsia="Carlito" w:hAnsi="Carlito"/>
+                      <w:b w:val="1"/>
+                      <w:bCs w:val="1"/>
+                      <w:rtl w:val="0"/>
+                    </w:rPr>
+                    <w:t xml:space="preserve">S10</w:t>
+                  </w:r>
+                </w:p>
+              </w:tc>
+              <w:tc>
+                <w:tcPr>
+                  <w:tcBorders>
+                    <w:top w:color="000000" w:space="0" w:sz="0" w:val="nil"/>
+                    <w:left w:color="000000" w:space="0" w:sz="0" w:val="nil"/>
+                    <w:bottom w:color="000000" w:space="0" w:sz="4" w:val="single"/>
+                    <w:right w:color="000000" w:space="0" w:sz="4" w:val="single"/>
+                  </w:tcBorders>
+                  <w:vAlign w:val="center"/>
+                </w:tcPr>
+                <w:p>
+                  <w:pPr>
+                    <w:spacing w:after="0" w:line="240" w:lineRule="auto"/>
+                    <w:rPr>
+                      <w:rFonts w:ascii="Carlito" w:cs="Carlito" w:eastAsia="Carlito" w:hAnsi="Carlito"/>
+                    </w:rPr>
+                  </w:pPr>
+                  <w:r>
+                    <w:rPr>
+                      <w:rFonts w:ascii="Carlito" w:cs="Carlito" w:eastAsia="Carlito" w:hAnsi="Carlito"/>
+                      <w:rtl w:val="0"/>
+                    </w:rPr>
+                    <w:t xml:space="preserve">Integración móvil, trazabilidad y pruebas</w:t>
+                  </w:r>
+                </w:p>
+              </w:tc>
+            </w:tr>
+            <w:tr>
+              <w:trPr>
+                <w:cantSplit w:val="0"/>
+                <w:trHeight w:val="300" w:hRule="atLeast"/>
+                <w:tblHeader w:val="0"/>
+              </w:trPr>
+              <w:tc>
+                <w:tcPr>
+                  <w:tcBorders>
+                    <w:top w:color="000000" w:space="0" w:sz="0" w:val="nil"/>
+                    <w:left w:color="000000" w:space="0" w:sz="4" w:val="single"/>
+                    <w:bottom w:color="000000" w:space="0" w:sz="4" w:val="single"/>
+                    <w:right w:color="000000" w:space="0" w:sz="4" w:val="single"/>
+                  </w:tcBorders>
+                  <w:vAlign w:val="center"/>
+                </w:tcPr>
+                <w:p>
+                  <w:pPr>
+                    <w:spacing w:after="0" w:line="240" w:lineRule="auto"/>
+                    <w:rPr>
+                      <w:rFonts w:ascii="Carlito" w:cs="Carlito" w:eastAsia="Carlito" w:hAnsi="Carlito"/>
+                      <w:b w:val="1"/>
+                      <w:bCs w:val="1"/>
+                    </w:rPr>
+                  </w:pPr>
+                  <w:r>
+                    <w:rPr>
+                      <w:rFonts w:ascii="Carlito" w:cs="Carlito" w:eastAsia="Carlito" w:hAnsi="Carlito"/>
+                      <w:b w:val="1"/>
+                      <w:bCs w:val="1"/>
+                      <w:rtl w:val="0"/>
+                    </w:rPr>
+                    <w:t xml:space="preserve">S11</w:t>
+                  </w:r>
+                </w:p>
+              </w:tc>
+              <w:tc>
+                <w:tcPr>
+                  <w:tcBorders>
+                    <w:top w:color="000000" w:space="0" w:sz="0" w:val="nil"/>
+                    <w:left w:color="000000" w:space="0" w:sz="0" w:val="nil"/>
+                    <w:bottom w:color="000000" w:space="0" w:sz="4" w:val="single"/>
+                    <w:right w:color="000000" w:space="0" w:sz="4" w:val="single"/>
+                  </w:tcBorders>
+                  <w:vAlign w:val="center"/>
+                </w:tcPr>
+                <w:p>
+                  <w:pPr>
+                    <w:spacing w:after="0" w:line="240" w:lineRule="auto"/>
+                    <w:rPr>
+                      <w:rFonts w:ascii="Carlito" w:cs="Carlito" w:eastAsia="Carlito" w:hAnsi="Carlito"/>
+                    </w:rPr>
+                  </w:pPr>
+                  <w:r>
+                    <w:rPr>
+                      <w:rFonts w:ascii="Carlito" w:cs="Carlito" w:eastAsia="Carlito" w:hAnsi="Carlito"/>
+                      <w:rtl w:val="0"/>
+                    </w:rPr>
+                    <w:t xml:space="preserve">Integración final, corrección de errores y estabilización</w:t>
+                  </w:r>
+                </w:p>
+              </w:tc>
+            </w:tr>
+            <w:tr>
+              <w:trPr>
+                <w:cantSplit w:val="0"/>
+                <w:trHeight w:val="300" w:hRule="atLeast"/>
+                <w:tblHeader w:val="0"/>
+              </w:trPr>
+              <w:tc>
+                <w:tcPr>
+                  <w:tcBorders>
+                    <w:top w:color="000000" w:space="0" w:sz="0" w:val="nil"/>
+                    <w:left w:color="000000" w:space="0" w:sz="4" w:val="single"/>
+                    <w:bottom w:color="000000" w:space="0" w:sz="4" w:val="single"/>
+                    <w:right w:color="000000" w:space="0" w:sz="4" w:val="single"/>
+                  </w:tcBorders>
+                  <w:vAlign w:val="center"/>
+                </w:tcPr>
+                <w:p>
+                  <w:pPr>
+                    <w:spacing w:after="0" w:line="240" w:lineRule="auto"/>
+                    <w:rPr>
+                      <w:rFonts w:ascii="Carlito" w:cs="Carlito" w:eastAsia="Carlito" w:hAnsi="Carlito"/>
+                      <w:b w:val="1"/>
+                      <w:bCs w:val="1"/>
+                    </w:rPr>
+                  </w:pPr>
+                  <w:r>
+                    <w:rPr>
+                      <w:rFonts w:ascii="Carlito" w:cs="Carlito" w:eastAsia="Carlito" w:hAnsi="Carlito"/>
+                      <w:b w:val="1"/>
+                      <w:bCs w:val="1"/>
+                      <w:rtl w:val="0"/>
+                    </w:rPr>
+                    <w:t xml:space="preserve">S12</w:t>
+                  </w:r>
+                </w:p>
+              </w:tc>
+              <w:tc>
+                <w:tcPr>
+                  <w:tcBorders>
+                    <w:top w:color="000000" w:space="0" w:sz="0" w:val="nil"/>
+                    <w:left w:color="000000" w:space="0" w:sz="0" w:val="nil"/>
+                    <w:bottom w:color="000000" w:space="0" w:sz="4" w:val="single"/>
+                    <w:right w:color="000000" w:space="0" w:sz="4" w:val="single"/>
+                  </w:tcBorders>
+                  <w:vAlign w:val="center"/>
+                </w:tcPr>
+                <w:p>
+                  <w:pPr>
+                    <w:spacing w:after="0" w:line="240" w:lineRule="auto"/>
+                    <w:rPr>
+                      <w:rFonts w:ascii="Carlito" w:cs="Carlito" w:eastAsia="Carlito" w:hAnsi="Carlito"/>
+                    </w:rPr>
+                  </w:pPr>
+                  <w:r>
+                    <w:rPr>
+                      <w:rFonts w:ascii="Carlito" w:cs="Carlito" w:eastAsia="Carlito" w:hAnsi="Carlito"/>
+                      <w:rtl w:val="0"/>
+                    </w:rPr>
+                    <w:t xml:space="preserve">Pruebas finales, despliegue, documentación y demo</w:t>
+                  </w:r>
+                </w:p>
+              </w:tc>
+            </w:tr>
+          </w:tbl>
+          <w:p>
+            <w:pPr>
+              <w:keepNext w:val="0"/>
+              <w:keepLines w:val="0"/>
+              <w:pageBreakBefore w:val="0"/>
+              <w:widowControl w:val="1"/>
+              <w:pBdr>
+                <w:top w:space="0" w:sz="0" w:val="nil"/>
+                <w:left w:space="0" w:sz="0" w:val="nil"/>
+                <w:bottom w:space="0" w:sz="0" w:val="nil"/>
+                <w:right w:space="0" w:sz="0" w:val="nil"/>
+                <w:between w:space="0" w:sz="0" w:val="nil"/>
+              </w:pBdr>
+              <w:shd w:fill="auto" w:val="clear"/>
+              <w:tabs>
+                <w:tab w:val="center" w:leader="none" w:pos="4419"/>
+                <w:tab w:val="right" w:leader="none" w:pos="8838"/>
+              </w:tabs>
+              <w:spacing w:after="0" w:before="0" w:line="240" w:lineRule="auto"/>
+              <w:ind w:left="0" w:right="0" w:firstLine="0"/>
+              <w:jc w:val="left"/>
+              <w:rPr>
+                <w:rFonts w:ascii="Calibri" w:cs="Calibri" w:eastAsia="Calibri" w:hAnsi="Calibri"/>
+                <w:b w:val="0"/>
+                <w:bCs w:val="0"/>
+                <w:i w:val="0"/>
+                <w:iCs w:val="0"/>
+                <w:smallCaps w:val="0"/>
+                <w:strike w:val="0"/>
+                <w:color w:val="1f3864"/>
+                <w:sz w:val="22"/>
+                <w:szCs w:val="22"/>
+                <w:u w:val="none"/>
+                <w:shd w:fill="auto" w:val="clear"/>
+                <w:vertAlign w:val="baseline"/>
+              </w:rPr>
+            </w:pPr>
+            <w:r>
+              <w:rPr>
+                <w:rtl w:val="0"/>
+              </w:rPr>
+            </w:r>
+          </w:p>
+        </w:tc>
+      </w:tr>
     </w:tbl>
     <w:p>
       <w:pPr>
-        <w:spacing w:after="0" w:line="360" w:lineRule="auto"/>
-        <w:rPr>
-          <w:b w:val="1"/>
-          <w:bCs w:val="1"/>
-          <w:sz w:val="24"/>
-          <w:szCs w:val="24"/>
-        </w:rPr>
+        <w:rPr/>
       </w:pPr>
       <w:r>
         <w:rPr>
@@ -4322,840 +5566,159 @@
         </w:rPr>
       </w:r>
     </w:p>
-    <w:tbl>
-      <w:tblPr>
-        <w:tblStyle w:val="Table14"/>
-        <w:tblW w:w="11061.0" w:type="dxa"/>
-        <w:jc w:val="center"/>
-        <w:tblBorders>
-          <w:top w:color="bfbfbf" w:space="0" w:sz="4" w:val="single"/>
-          <w:left w:color="bfbfbf" w:space="0" w:sz="4" w:val="single"/>
-          <w:bottom w:color="bfbfbf" w:space="0" w:sz="4" w:val="single"/>
-          <w:right w:color="bfbfbf" w:space="0" w:sz="4" w:val="single"/>
-          <w:insideH w:color="bfbfbf" w:space="0" w:sz="4" w:val="single"/>
-          <w:insideV w:color="bfbfbf" w:space="0" w:sz="4" w:val="single"/>
-        </w:tblBorders>
-        <w:tblLayout w:type="fixed"/>
-        <w:tblLook w:val="0400"/>
-      </w:tblPr>
-      <w:tblGrid>
-        <w:gridCol w:w="1580"/>
-        <w:gridCol w:w="1580"/>
-        <w:gridCol w:w="1580"/>
-        <w:gridCol w:w="1580"/>
-        <w:gridCol w:w="1580"/>
-        <w:gridCol w:w="1580"/>
-        <w:gridCol w:w="1581"/>
-        <w:tblGridChange w:id="0">
-          <w:tblGrid>
-            <w:gridCol w:w="1580"/>
-            <w:gridCol w:w="1580"/>
-            <w:gridCol w:w="1580"/>
-            <w:gridCol w:w="1580"/>
-            <w:gridCol w:w="1580"/>
-            <w:gridCol w:w="1580"/>
-            <w:gridCol w:w="1581"/>
-          </w:tblGrid>
-        </w:tblGridChange>
-      </w:tblGrid>
-      <w:tr>
-        <w:trPr>
-          <w:cantSplit w:val="0"/>
-          <w:tblHeader w:val="0"/>
-        </w:trPr>
-        <w:tc>
-          <w:tcPr>
-            <w:gridSpan w:val="7"/>
-          </w:tcPr>
-          <w:p>
-            <w:pPr>
-              <w:rPr>
-                <w:rFonts w:ascii="Calibri" w:cs="Calibri" w:eastAsia="Calibri" w:hAnsi="Calibri"/>
-                <w:color w:val="1f3864"/>
-              </w:rPr>
-            </w:pPr>
-            <w:r>
-              <w:rPr>
-                <w:rFonts w:ascii="Calibri" w:cs="Calibri" w:eastAsia="Calibri" w:hAnsi="Calibri"/>
-                <w:b w:val="1"/>
-                <w:bCs w:val="1"/>
-                <w:color w:val="1f3864"/>
-                <w:rtl w:val="0"/>
-              </w:rPr>
-              <w:t xml:space="preserve">Plan de Trabajo Proyecto APT</w:t>
-            </w:r>
-            <w:r>
-              <w:rPr>
-                <w:rtl w:val="0"/>
-              </w:rPr>
-            </w:r>
-          </w:p>
-        </w:tc>
-      </w:tr>
-      <w:tr>
-        <w:trPr>
-          <w:cantSplit w:val="0"/>
-          <w:tblHeader w:val="0"/>
-        </w:trPr>
-        <w:tc>
-          <w:tcPr/>
-          <w:p>
-            <w:pPr>
-              <w:rPr>
-                <w:rFonts w:ascii="Calibri" w:cs="Calibri" w:eastAsia="Calibri" w:hAnsi="Calibri"/>
-                <w:color w:val="1f3864"/>
-                <w:sz w:val="18"/>
-                <w:szCs w:val="18"/>
-              </w:rPr>
-            </w:pPr>
-            <w:r>
-              <w:rPr>
-                <w:rFonts w:ascii="Calibri" w:cs="Calibri" w:eastAsia="Calibri" w:hAnsi="Calibri"/>
-                <w:color w:val="1f3864"/>
-                <w:sz w:val="18"/>
-                <w:szCs w:val="18"/>
-                <w:rtl w:val="0"/>
-              </w:rPr>
-              <w:t xml:space="preserve">Competencia o unidades de competencias</w:t>
-            </w:r>
-          </w:p>
-        </w:tc>
-        <w:tc>
-          <w:tcPr>
-            <w:vAlign w:val="center"/>
-          </w:tcPr>
-          <w:p>
-            <w:pPr>
-              <w:rPr>
-                <w:rFonts w:ascii="Calibri" w:cs="Calibri" w:eastAsia="Calibri" w:hAnsi="Calibri"/>
-                <w:color w:val="1f3864"/>
-              </w:rPr>
-            </w:pPr>
-            <w:r>
-              <w:rPr>
-                <w:rFonts w:ascii="Calibri" w:cs="Calibri" w:eastAsia="Calibri" w:hAnsi="Calibri"/>
-                <w:color w:val="1f3864"/>
-                <w:rtl w:val="0"/>
-              </w:rPr>
-              <w:t xml:space="preserve">Nombre de Actividades/Tareas</w:t>
-            </w:r>
-          </w:p>
-        </w:tc>
-        <w:tc>
-          <w:tcPr>
-            <w:vAlign w:val="center"/>
-          </w:tcPr>
-          <w:p>
-            <w:pPr>
-              <w:rPr>
-                <w:rFonts w:ascii="Calibri" w:cs="Calibri" w:eastAsia="Calibri" w:hAnsi="Calibri"/>
-                <w:color w:val="1f3864"/>
-              </w:rPr>
-            </w:pPr>
-            <w:r>
-              <w:rPr>
-                <w:rFonts w:ascii="Calibri" w:cs="Calibri" w:eastAsia="Calibri" w:hAnsi="Calibri"/>
-                <w:color w:val="1f3864"/>
-                <w:rtl w:val="0"/>
-              </w:rPr>
-              <w:t xml:space="preserve">Descripción Actividades/Tareas</w:t>
-            </w:r>
-          </w:p>
-        </w:tc>
-        <w:tc>
-          <w:tcPr>
-            <w:vAlign w:val="center"/>
-          </w:tcPr>
-          <w:p>
-            <w:pPr>
-              <w:rPr>
-                <w:rFonts w:ascii="Calibri" w:cs="Calibri" w:eastAsia="Calibri" w:hAnsi="Calibri"/>
-                <w:color w:val="1f3864"/>
-              </w:rPr>
-            </w:pPr>
-            <w:r>
-              <w:rPr>
-                <w:rFonts w:ascii="Calibri" w:cs="Calibri" w:eastAsia="Calibri" w:hAnsi="Calibri"/>
-                <w:color w:val="1f3864"/>
-                <w:rtl w:val="0"/>
-              </w:rPr>
-              <w:t xml:space="preserve">Recursos</w:t>
-            </w:r>
-          </w:p>
-        </w:tc>
-        <w:tc>
-          <w:tcPr>
-            <w:tcBorders>
-              <w:right w:color="ffffff" w:space="0" w:sz="4" w:val="single"/>
-            </w:tcBorders>
-            <w:vAlign w:val="center"/>
-          </w:tcPr>
-          <w:p>
-            <w:pPr>
-              <w:rPr>
-                <w:rFonts w:ascii="Calibri" w:cs="Calibri" w:eastAsia="Calibri" w:hAnsi="Calibri"/>
-                <w:color w:val="1f3864"/>
-              </w:rPr>
-            </w:pPr>
-            <w:r>
-              <w:rPr>
-                <w:rFonts w:ascii="Calibri" w:cs="Calibri" w:eastAsia="Calibri" w:hAnsi="Calibri"/>
-                <w:color w:val="1f3864"/>
-                <w:rtl w:val="0"/>
-              </w:rPr>
-              <w:t xml:space="preserve">Duración de la actividad</w:t>
-            </w:r>
-          </w:p>
-          <w:p>
-            <w:pPr>
-              <w:rPr>
-                <w:rFonts w:ascii="Calibri" w:cs="Calibri" w:eastAsia="Calibri" w:hAnsi="Calibri"/>
-                <w:color w:val="1f3864"/>
-              </w:rPr>
-            </w:pPr>
-            <w:r>
-              <w:rPr>
-                <w:rtl w:val="0"/>
-              </w:rPr>
-            </w:r>
-          </w:p>
-        </w:tc>
-        <w:tc>
-          <w:tcPr>
-            <w:tcBorders>
-              <w:left w:color="ffffff" w:space="0" w:sz="4" w:val="single"/>
-            </w:tcBorders>
-            <w:shd w:fill="d9d9d9" w:val="clear"/>
-            <w:vAlign w:val="center"/>
-          </w:tcPr>
-          <w:p>
-            <w:pPr>
-              <w:rPr>
-                <w:rFonts w:ascii="Calibri" w:cs="Calibri" w:eastAsia="Calibri" w:hAnsi="Calibri"/>
-                <w:color w:val="1f3864"/>
-              </w:rPr>
-            </w:pPr>
-            <w:r>
-              <w:rPr>
-                <w:rFonts w:ascii="Calibri" w:cs="Calibri" w:eastAsia="Calibri" w:hAnsi="Calibri"/>
-                <w:color w:val="1f3864"/>
-                <w:rtl w:val="0"/>
-              </w:rPr>
-              <w:t xml:space="preserve">Responsable</w:t>
-            </w:r>
-            <w:r>
-              <w:rPr>
-                <w:rFonts w:ascii="Calibri" w:cs="Calibri" w:eastAsia="Calibri" w:hAnsi="Calibri"/>
-                <w:color w:val="1f3864"/>
-                <w:vertAlign w:val="superscript"/>
-              </w:rPr>
-              <w:footnoteReference w:customMarkFollows="0" w:id="0"/>
-            </w:r>
-            <w:r>
-              <w:rPr>
-                <w:rtl w:val="0"/>
-              </w:rPr>
-            </w:r>
-          </w:p>
-        </w:tc>
-        <w:tc>
-          <w:tcPr>
-            <w:vAlign w:val="center"/>
-          </w:tcPr>
-          <w:p>
-            <w:pPr>
-              <w:rPr>
-                <w:rFonts w:ascii="Calibri" w:cs="Calibri" w:eastAsia="Calibri" w:hAnsi="Calibri"/>
-                <w:color w:val="1f3864"/>
-              </w:rPr>
-            </w:pPr>
-            <w:r>
-              <w:rPr>
-                <w:rFonts w:ascii="Calibri" w:cs="Calibri" w:eastAsia="Calibri" w:hAnsi="Calibri"/>
-                <w:color w:val="1f3864"/>
-                <w:rtl w:val="0"/>
-              </w:rPr>
-              <w:t xml:space="preserve">Observaciones</w:t>
-            </w:r>
-          </w:p>
-        </w:tc>
-      </w:tr>
-      <w:tr>
-        <w:trPr>
-          <w:cantSplit w:val="0"/>
-          <w:tblHeader w:val="0"/>
-        </w:trPr>
-        <w:tc>
-          <w:tcPr/>
-          <w:p>
-            <w:pPr>
-              <w:rPr>
-                <w:rFonts w:ascii="Calibri" w:cs="Calibri" w:eastAsia="Calibri" w:hAnsi="Calibri"/>
-                <w:i w:val="1"/>
-                <w:iCs w:val="1"/>
-                <w:color w:val="548dd4"/>
-                <w:sz w:val="18"/>
-                <w:szCs w:val="18"/>
-              </w:rPr>
-            </w:pPr>
-            <w:r>
-              <w:rPr>
-                <w:rFonts w:ascii="Calibri" w:cs="Calibri" w:eastAsia="Calibri" w:hAnsi="Calibri"/>
-                <w:i w:val="1"/>
-                <w:iCs w:val="1"/>
-                <w:color w:val="548dd4"/>
-                <w:sz w:val="18"/>
-                <w:szCs w:val="18"/>
-                <w:rtl w:val="0"/>
-              </w:rPr>
-              <w:t xml:space="preserve">Nombra las competencias o unidades de competencias que se relacionan con las diferentes actividades requeridas para el desarrollo de la actividad.</w:t>
-            </w:r>
-          </w:p>
-        </w:tc>
-        <w:tc>
-          <w:tcPr/>
-          <w:p>
-            <w:pPr>
-              <w:rPr>
-                <w:b w:val="1"/>
-                <w:bCs w:val="1"/>
-                <w:sz w:val="18"/>
-                <w:szCs w:val="18"/>
-              </w:rPr>
-            </w:pPr>
-            <w:r>
-              <w:rPr>
-                <w:rFonts w:ascii="Calibri" w:cs="Calibri" w:eastAsia="Calibri" w:hAnsi="Calibri"/>
-                <w:i w:val="1"/>
-                <w:iCs w:val="1"/>
-                <w:color w:val="548dd4"/>
-                <w:sz w:val="18"/>
-                <w:szCs w:val="18"/>
-                <w:rtl w:val="0"/>
-              </w:rPr>
-              <w:t xml:space="preserve">Señale el nombre de la tarea o actividad.</w:t>
-            </w:r>
-            <w:r>
-              <w:rPr>
-                <w:rtl w:val="0"/>
-              </w:rPr>
-            </w:r>
-          </w:p>
-        </w:tc>
-        <w:tc>
-          <w:tcPr/>
-          <w:p>
-            <w:pPr>
-              <w:rPr>
-                <w:b w:val="1"/>
-                <w:bCs w:val="1"/>
-                <w:sz w:val="18"/>
-                <w:szCs w:val="18"/>
-              </w:rPr>
-            </w:pPr>
-            <w:r>
-              <w:rPr>
-                <w:rFonts w:ascii="Calibri" w:cs="Calibri" w:eastAsia="Calibri" w:hAnsi="Calibri"/>
-                <w:i w:val="1"/>
-                <w:iCs w:val="1"/>
-                <w:color w:val="548dd4"/>
-                <w:sz w:val="18"/>
-                <w:szCs w:val="18"/>
-                <w:rtl w:val="0"/>
-              </w:rPr>
-              <w:t xml:space="preserve">Describe la tarea o actividad.</w:t>
-            </w:r>
-            <w:r>
-              <w:rPr>
-                <w:rtl w:val="0"/>
-              </w:rPr>
-            </w:r>
-          </w:p>
-        </w:tc>
-        <w:tc>
-          <w:tcPr/>
-          <w:p>
-            <w:pPr>
-              <w:rPr>
-                <w:rFonts w:ascii="Calibri" w:cs="Calibri" w:eastAsia="Calibri" w:hAnsi="Calibri"/>
-                <w:i w:val="1"/>
-                <w:iCs w:val="1"/>
-                <w:color w:val="548dd4"/>
-                <w:sz w:val="18"/>
-                <w:szCs w:val="18"/>
-              </w:rPr>
-            </w:pPr>
-            <w:r>
-              <w:rPr>
-                <w:rFonts w:ascii="Calibri" w:cs="Calibri" w:eastAsia="Calibri" w:hAnsi="Calibri"/>
-                <w:i w:val="1"/>
-                <w:iCs w:val="1"/>
-                <w:color w:val="548dd4"/>
-                <w:sz w:val="18"/>
-                <w:szCs w:val="18"/>
-                <w:rtl w:val="0"/>
-              </w:rPr>
-              <w:t xml:space="preserve">Nombra los recursos necesarios para llevar a cabo las actividades definidas.</w:t>
-            </w:r>
-          </w:p>
-        </w:tc>
-        <w:tc>
-          <w:tcPr>
-            <w:tcBorders>
-              <w:right w:color="ffffff" w:space="0" w:sz="4" w:val="single"/>
-            </w:tcBorders>
-          </w:tcPr>
-          <w:p>
-            <w:pPr>
-              <w:rPr>
-                <w:rFonts w:ascii="Calibri" w:cs="Calibri" w:eastAsia="Calibri" w:hAnsi="Calibri"/>
-                <w:i w:val="1"/>
-                <w:iCs w:val="1"/>
-                <w:color w:val="548dd4"/>
-                <w:sz w:val="18"/>
-                <w:szCs w:val="18"/>
-              </w:rPr>
-            </w:pPr>
-            <w:r>
-              <w:rPr>
-                <w:rFonts w:ascii="Calibri" w:cs="Calibri" w:eastAsia="Calibri" w:hAnsi="Calibri"/>
-                <w:i w:val="1"/>
-                <w:iCs w:val="1"/>
-                <w:color w:val="548dd4"/>
-                <w:sz w:val="18"/>
-                <w:szCs w:val="18"/>
-                <w:rtl w:val="0"/>
-              </w:rPr>
-              <w:t xml:space="preserve">Escribe la duración de actividades o </w:t>
-            </w:r>
-            <w:r>
-              <w:rPr>
-                <w:i w:val="1"/>
-                <w:iCs w:val="1"/>
-                <w:color w:val="548dd4"/>
-                <w:sz w:val="18"/>
-                <w:szCs w:val="18"/>
-                <w:rtl w:val="0"/>
-              </w:rPr>
-              <w:t xml:space="preserve">tareas</w:t>
-            </w:r>
-            <w:r>
-              <w:rPr>
-                <w:rFonts w:ascii="Calibri" w:cs="Calibri" w:eastAsia="Calibri" w:hAnsi="Calibri"/>
-                <w:i w:val="1"/>
-                <w:iCs w:val="1"/>
-                <w:color w:val="548dd4"/>
-                <w:sz w:val="18"/>
-                <w:szCs w:val="18"/>
-                <w:rtl w:val="0"/>
-              </w:rPr>
-              <w:t xml:space="preserve">.</w:t>
-            </w:r>
-          </w:p>
-          <w:p>
-            <w:pPr>
-              <w:rPr>
-                <w:rFonts w:ascii="Calibri" w:cs="Calibri" w:eastAsia="Calibri" w:hAnsi="Calibri"/>
-                <w:i w:val="1"/>
-                <w:iCs w:val="1"/>
-                <w:color w:val="548dd4"/>
-                <w:sz w:val="18"/>
-                <w:szCs w:val="18"/>
-              </w:rPr>
-            </w:pPr>
-            <w:r>
-              <w:rPr>
-                <w:rtl w:val="0"/>
-              </w:rPr>
-            </w:r>
-          </w:p>
-        </w:tc>
-        <w:tc>
-          <w:tcPr>
-            <w:tcBorders>
-              <w:left w:color="ffffff" w:space="0" w:sz="4" w:val="single"/>
-            </w:tcBorders>
-            <w:shd w:fill="d9d9d9" w:val="clear"/>
-          </w:tcPr>
-          <w:p>
-            <w:pPr>
-              <w:rPr>
-                <w:b w:val="1"/>
-                <w:bCs w:val="1"/>
-                <w:sz w:val="18"/>
-                <w:szCs w:val="18"/>
-              </w:rPr>
-            </w:pPr>
-            <w:r>
-              <w:rPr>
-                <w:rFonts w:ascii="Calibri" w:cs="Calibri" w:eastAsia="Calibri" w:hAnsi="Calibri"/>
-                <w:i w:val="1"/>
-                <w:iCs w:val="1"/>
-                <w:color w:val="548dd4"/>
-                <w:sz w:val="18"/>
-                <w:szCs w:val="18"/>
-                <w:rtl w:val="0"/>
-              </w:rPr>
-              <w:t xml:space="preserve">Escribe el nombre del integrante del equipo responsable de la actividad y tareas asociadas.</w:t>
-            </w:r>
-            <w:r>
-              <w:rPr>
-                <w:rtl w:val="0"/>
-              </w:rPr>
-            </w:r>
-          </w:p>
-        </w:tc>
-        <w:tc>
-          <w:tcPr/>
-          <w:p>
-            <w:pPr>
-              <w:rPr>
-                <w:b w:val="1"/>
-                <w:bCs w:val="1"/>
-                <w:sz w:val="18"/>
-                <w:szCs w:val="18"/>
-              </w:rPr>
-            </w:pPr>
-            <w:r>
-              <w:rPr>
-                <w:rFonts w:ascii="Calibri" w:cs="Calibri" w:eastAsia="Calibri" w:hAnsi="Calibri"/>
-                <w:i w:val="1"/>
-                <w:iCs w:val="1"/>
-                <w:color w:val="548dd4"/>
-                <w:sz w:val="18"/>
-                <w:szCs w:val="18"/>
-                <w:rtl w:val="0"/>
-              </w:rPr>
-              <w:t xml:space="preserve">Escribe las dificultades o facilitadores que se podrían presentar durante la ejecución de cada una de las actividades propuestas para llevar a cabo el plan de trabajo.</w:t>
-            </w:r>
-            <w:r>
-              <w:rPr>
-                <w:rtl w:val="0"/>
-              </w:rPr>
-            </w:r>
-          </w:p>
-        </w:tc>
-      </w:tr>
-      <w:tr>
-        <w:trPr>
-          <w:cantSplit w:val="0"/>
-          <w:tblHeader w:val="0"/>
-        </w:trPr>
-        <w:tc>
-          <w:tcPr/>
-          <w:p>
-            <w:pPr>
-              <w:rPr>
-                <w:rFonts w:ascii="Calibri" w:cs="Calibri" w:eastAsia="Calibri" w:hAnsi="Calibri"/>
-                <w:i w:val="1"/>
-                <w:iCs w:val="1"/>
-                <w:color w:val="548dd4"/>
-                <w:sz w:val="18"/>
-                <w:szCs w:val="18"/>
-              </w:rPr>
-            </w:pPr>
-            <w:r>
-              <w:rPr>
-                <w:rtl w:val="0"/>
-              </w:rPr>
-            </w:r>
-          </w:p>
-        </w:tc>
-        <w:tc>
-          <w:tcPr/>
-          <w:p>
-            <w:pPr>
-              <w:rPr>
-                <w:rFonts w:ascii="Calibri" w:cs="Calibri" w:eastAsia="Calibri" w:hAnsi="Calibri"/>
-                <w:i w:val="1"/>
-                <w:iCs w:val="1"/>
-                <w:color w:val="548dd4"/>
-                <w:sz w:val="18"/>
-                <w:szCs w:val="18"/>
-              </w:rPr>
-            </w:pPr>
-            <w:r>
-              <w:rPr>
-                <w:rtl w:val="0"/>
-              </w:rPr>
-            </w:r>
-          </w:p>
-        </w:tc>
-        <w:tc>
-          <w:tcPr/>
-          <w:p>
-            <w:pPr>
-              <w:rPr>
-                <w:rFonts w:ascii="Calibri" w:cs="Calibri" w:eastAsia="Calibri" w:hAnsi="Calibri"/>
-                <w:i w:val="1"/>
-                <w:iCs w:val="1"/>
-                <w:color w:val="548dd4"/>
-                <w:sz w:val="18"/>
-                <w:szCs w:val="18"/>
-              </w:rPr>
-            </w:pPr>
-            <w:r>
-              <w:rPr>
-                <w:rtl w:val="0"/>
-              </w:rPr>
-            </w:r>
-          </w:p>
-        </w:tc>
-        <w:tc>
-          <w:tcPr/>
-          <w:p>
-            <w:pPr>
-              <w:rPr>
-                <w:rFonts w:ascii="Calibri" w:cs="Calibri" w:eastAsia="Calibri" w:hAnsi="Calibri"/>
-                <w:i w:val="1"/>
-                <w:iCs w:val="1"/>
-                <w:color w:val="548dd4"/>
-                <w:sz w:val="18"/>
-                <w:szCs w:val="18"/>
-              </w:rPr>
-            </w:pPr>
-            <w:r>
-              <w:rPr>
-                <w:rtl w:val="0"/>
-              </w:rPr>
-            </w:r>
-          </w:p>
-        </w:tc>
-        <w:tc>
-          <w:tcPr>
-            <w:tcBorders>
-              <w:right w:color="ffffff" w:space="0" w:sz="4" w:val="single"/>
-            </w:tcBorders>
-          </w:tcPr>
-          <w:p>
-            <w:pPr>
-              <w:rPr>
-                <w:rFonts w:ascii="Calibri" w:cs="Calibri" w:eastAsia="Calibri" w:hAnsi="Calibri"/>
-                <w:i w:val="1"/>
-                <w:iCs w:val="1"/>
-                <w:color w:val="548dd4"/>
-                <w:sz w:val="18"/>
-                <w:szCs w:val="18"/>
-              </w:rPr>
-            </w:pPr>
-            <w:r>
-              <w:rPr>
-                <w:rtl w:val="0"/>
-              </w:rPr>
-            </w:r>
-          </w:p>
-        </w:tc>
-        <w:tc>
-          <w:tcPr>
-            <w:tcBorders>
-              <w:left w:color="ffffff" w:space="0" w:sz="4" w:val="single"/>
-            </w:tcBorders>
-            <w:shd w:fill="d9d9d9" w:val="clear"/>
-          </w:tcPr>
-          <w:p>
-            <w:pPr>
-              <w:rPr>
-                <w:rFonts w:ascii="Calibri" w:cs="Calibri" w:eastAsia="Calibri" w:hAnsi="Calibri"/>
-                <w:i w:val="1"/>
-                <w:iCs w:val="1"/>
-                <w:color w:val="548dd4"/>
-                <w:sz w:val="18"/>
-                <w:szCs w:val="18"/>
-              </w:rPr>
-            </w:pPr>
-            <w:r>
-              <w:rPr>
-                <w:rtl w:val="0"/>
-              </w:rPr>
-            </w:r>
-          </w:p>
-        </w:tc>
-        <w:tc>
-          <w:tcPr/>
-          <w:p>
-            <w:pPr>
-              <w:rPr>
-                <w:rFonts w:ascii="Calibri" w:cs="Calibri" w:eastAsia="Calibri" w:hAnsi="Calibri"/>
-                <w:i w:val="1"/>
-                <w:iCs w:val="1"/>
-                <w:color w:val="548dd4"/>
-                <w:sz w:val="18"/>
-                <w:szCs w:val="18"/>
-              </w:rPr>
-            </w:pPr>
-            <w:r>
-              <w:rPr>
-                <w:rtl w:val="0"/>
-              </w:rPr>
-            </w:r>
-          </w:p>
-        </w:tc>
-      </w:tr>
-      <w:tr>
-        <w:trPr>
-          <w:cantSplit w:val="0"/>
-          <w:tblHeader w:val="0"/>
-        </w:trPr>
-        <w:tc>
-          <w:tcPr/>
-          <w:p>
-            <w:pPr>
-              <w:rPr>
-                <w:rFonts w:ascii="Calibri" w:cs="Calibri" w:eastAsia="Calibri" w:hAnsi="Calibri"/>
-                <w:i w:val="1"/>
-                <w:iCs w:val="1"/>
-                <w:color w:val="548dd4"/>
-                <w:sz w:val="18"/>
-                <w:szCs w:val="18"/>
-              </w:rPr>
-            </w:pPr>
-            <w:r>
-              <w:rPr>
-                <w:rtl w:val="0"/>
-              </w:rPr>
-            </w:r>
-          </w:p>
-        </w:tc>
-        <w:tc>
-          <w:tcPr/>
-          <w:p>
-            <w:pPr>
-              <w:rPr>
-                <w:rFonts w:ascii="Calibri" w:cs="Calibri" w:eastAsia="Calibri" w:hAnsi="Calibri"/>
-                <w:i w:val="1"/>
-                <w:iCs w:val="1"/>
-                <w:color w:val="548dd4"/>
-                <w:sz w:val="18"/>
-                <w:szCs w:val="18"/>
-              </w:rPr>
-            </w:pPr>
-            <w:r>
-              <w:rPr>
-                <w:rtl w:val="0"/>
-              </w:rPr>
-            </w:r>
-          </w:p>
-        </w:tc>
-        <w:tc>
-          <w:tcPr/>
-          <w:p>
-            <w:pPr>
-              <w:rPr>
-                <w:rFonts w:ascii="Calibri" w:cs="Calibri" w:eastAsia="Calibri" w:hAnsi="Calibri"/>
-                <w:i w:val="1"/>
-                <w:iCs w:val="1"/>
-                <w:color w:val="548dd4"/>
-                <w:sz w:val="18"/>
-                <w:szCs w:val="18"/>
-              </w:rPr>
-            </w:pPr>
-            <w:r>
-              <w:rPr>
-                <w:rtl w:val="0"/>
-              </w:rPr>
-            </w:r>
-          </w:p>
-        </w:tc>
-        <w:tc>
-          <w:tcPr/>
-          <w:p>
-            <w:pPr>
-              <w:rPr>
-                <w:rFonts w:ascii="Calibri" w:cs="Calibri" w:eastAsia="Calibri" w:hAnsi="Calibri"/>
-                <w:i w:val="1"/>
-                <w:iCs w:val="1"/>
-                <w:color w:val="548dd4"/>
-                <w:sz w:val="18"/>
-                <w:szCs w:val="18"/>
-              </w:rPr>
-            </w:pPr>
-            <w:r>
-              <w:rPr>
-                <w:rtl w:val="0"/>
-              </w:rPr>
-            </w:r>
-          </w:p>
-        </w:tc>
-        <w:tc>
-          <w:tcPr>
-            <w:tcBorders>
-              <w:right w:color="ffffff" w:space="0" w:sz="4" w:val="single"/>
-            </w:tcBorders>
-          </w:tcPr>
-          <w:p>
-            <w:pPr>
-              <w:rPr>
-                <w:rFonts w:ascii="Calibri" w:cs="Calibri" w:eastAsia="Calibri" w:hAnsi="Calibri"/>
-                <w:i w:val="1"/>
-                <w:iCs w:val="1"/>
-                <w:color w:val="548dd4"/>
-                <w:sz w:val="18"/>
-                <w:szCs w:val="18"/>
-              </w:rPr>
-            </w:pPr>
-            <w:r>
-              <w:rPr>
-                <w:rtl w:val="0"/>
-              </w:rPr>
-            </w:r>
-          </w:p>
-        </w:tc>
-        <w:tc>
-          <w:tcPr>
-            <w:tcBorders>
-              <w:left w:color="ffffff" w:space="0" w:sz="4" w:val="single"/>
-            </w:tcBorders>
-            <w:shd w:fill="d9d9d9" w:val="clear"/>
-          </w:tcPr>
-          <w:p>
-            <w:pPr>
-              <w:rPr>
-                <w:rFonts w:ascii="Calibri" w:cs="Calibri" w:eastAsia="Calibri" w:hAnsi="Calibri"/>
-                <w:i w:val="1"/>
-                <w:iCs w:val="1"/>
-                <w:color w:val="548dd4"/>
-                <w:sz w:val="18"/>
-                <w:szCs w:val="18"/>
-              </w:rPr>
-            </w:pPr>
-            <w:r>
-              <w:rPr>
-                <w:rtl w:val="0"/>
-              </w:rPr>
-            </w:r>
-          </w:p>
-        </w:tc>
-        <w:tc>
-          <w:tcPr/>
-          <w:p>
-            <w:pPr>
-              <w:rPr>
-                <w:rFonts w:ascii="Calibri" w:cs="Calibri" w:eastAsia="Calibri" w:hAnsi="Calibri"/>
-                <w:i w:val="1"/>
-                <w:iCs w:val="1"/>
-                <w:color w:val="548dd4"/>
-                <w:sz w:val="18"/>
-                <w:szCs w:val="18"/>
-              </w:rPr>
-            </w:pPr>
-            <w:r>
-              <w:rPr>
-                <w:rtl w:val="0"/>
-              </w:rPr>
-            </w:r>
-          </w:p>
-        </w:tc>
-      </w:tr>
-    </w:tbl>
     <w:p>
       <w:pPr>
-        <w:spacing w:after="0" w:line="360" w:lineRule="auto"/>
+        <w:rPr/>
+      </w:pPr>
+      <w:r>
         <w:rPr>
-          <w:b w:val="1"/>
-          <w:bCs w:val="1"/>
-          <w:sz w:val="24"/>
-          <w:szCs w:val="24"/>
+          <w:rtl w:val="0"/>
         </w:rPr>
+      </w:r>
+    </w:p>
+    <w:p>
+      <w:pPr>
+        <w:rPr/>
+      </w:pPr>
+      <w:r>
+        <w:rPr>
+          <w:rtl w:val="0"/>
+        </w:rPr>
+      </w:r>
+    </w:p>
+    <w:p>
+      <w:pPr>
+        <w:rPr/>
+      </w:pPr>
+      <w:r>
+        <w:rPr>
+          <w:rtl w:val="0"/>
+        </w:rPr>
+      </w:r>
+    </w:p>
+    <w:p>
+      <w:pPr>
+        <w:rPr/>
+      </w:pPr>
+      <w:r>
+        <w:rPr>
+          <w:rtl w:val="0"/>
+        </w:rPr>
+      </w:r>
+    </w:p>
+    <w:p>
+      <w:pPr>
+        <w:rPr/>
+      </w:pPr>
+      <w:r>
+        <w:rPr>
+          <w:rtl w:val="0"/>
+        </w:rPr>
+      </w:r>
+    </w:p>
+    <w:p>
+      <w:pPr>
+        <w:rPr/>
+      </w:pPr>
+      <w:r>
+        <w:rPr>
+          <w:rtl w:val="0"/>
+        </w:rPr>
+      </w:r>
+    </w:p>
+    <w:p>
+      <w:pPr>
+        <w:rPr/>
+      </w:pPr>
+      <w:r>
+        <w:rPr>
+          <w:rtl w:val="0"/>
+        </w:rPr>
+      </w:r>
+    </w:p>
+    <w:p>
+      <w:pPr>
+        <w:rPr/>
+      </w:pPr>
+      <w:r>
+        <w:rPr>
+          <w:rtl w:val="0"/>
+        </w:rPr>
+      </w:r>
+    </w:p>
+    <w:p>
+      <w:pPr>
+        <w:rPr/>
+      </w:pPr>
+      <w:r>
+        <w:rPr>
+          <w:rtl w:val="0"/>
+        </w:rPr>
+      </w:r>
+    </w:p>
+    <w:p>
+      <w:pPr>
+        <w:rPr/>
+      </w:pPr>
+      <w:r>
+        <w:rPr>
+          <w:rtl w:val="0"/>
+        </w:rPr>
+      </w:r>
+    </w:p>
+    <w:p>
+      <w:pPr>
+        <w:rPr/>
+      </w:pPr>
+      <w:r>
+        <w:rPr>
+          <w:rtl w:val="0"/>
+        </w:rPr>
+      </w:r>
+    </w:p>
+    <w:p>
+      <w:pPr>
+        <w:rPr/>
+      </w:pPr>
+      <w:r>
+        <w:rPr>
+          <w:rtl w:val="0"/>
+        </w:rPr>
+      </w:r>
+    </w:p>
+    <w:p>
+      <w:pPr>
+        <w:rPr/>
+      </w:pPr>
+      <w:r>
+        <w:rPr>
+          <w:rtl w:val="0"/>
+        </w:rPr>
+      </w:r>
+    </w:p>
+    <w:p>
+      <w:pPr>
+        <w:rPr/>
+      </w:pPr>
+      <w:r>
+        <w:rPr>
+          <w:rtl w:val="0"/>
+        </w:rPr>
+      </w:r>
+    </w:p>
+    <w:p>
+      <w:pPr>
+        <w:rPr/>
+      </w:pPr>
+      <w:r>
+        <w:rPr>
+          <w:rtl w:val="0"/>
+        </w:rPr>
+      </w:r>
+    </w:p>
+    <w:p>
+      <w:pPr>
+        <w:rPr/>
       </w:pPr>
       <w:r>
         <w:rPr>
@@ -5206,7 +5769,6 @@
                 <w:color w:val="1f3864"/>
                 <w:sz w:val="28"/>
                 <w:szCs w:val="28"/>
-                <w:highlight w:val="cyan"/>
               </w:rPr>
             </w:pPr>
             <w:r>
@@ -5216,10 +5778,9 @@
                 <w:color w:val="1f3864"/>
                 <w:sz w:val="28"/>
                 <w:szCs w:val="28"/>
-                <w:highlight w:val="cyan"/>
-                <w:rtl w:val="0"/>
-              </w:rPr>
-              <w:t xml:space="preserve">8. Carta Gantt en proceso. </w:t>
+                <w:rtl w:val="0"/>
+              </w:rPr>
+              <w:t xml:space="preserve">. Carta Gantt 8</w:t>
             </w:r>
           </w:p>
         </w:tc>
@@ -5298,12 +5859,13 @@
     <w:p>
       <w:pPr>
         <w:spacing w:after="0" w:line="360" w:lineRule="auto"/>
-        <w:rPr>
-          <w:b w:val="1"/>
-          <w:bCs w:val="1"/>
-          <w:sz w:val="24"/>
-          <w:szCs w:val="24"/>
-        </w:rPr>
+        <w:rPr/>
+        <w:sectPr>
+          <w:headerReference r:id="rId8" w:type="default"/>
+          <w:pgSz w:h="16838" w:w="11906" w:orient="portrait"/>
+          <w:pgMar w:bottom="1417" w:top="1417" w:left="1701" w:right="1701" w:header="708" w:footer="708"/>
+          <w:pgNumType w:start="1"/>
+        </w:sectPr>
       </w:pPr>
       <w:r>
         <w:rPr>
@@ -5314,1801 +5876,43 @@
     <w:p>
       <w:pPr>
         <w:spacing w:after="0" w:line="360" w:lineRule="auto"/>
-        <w:rPr>
-          <w:b w:val="1"/>
-          <w:bCs w:val="1"/>
-          <w:sz w:val="24"/>
-          <w:szCs w:val="24"/>
-        </w:rPr>
+        <w:rPr/>
       </w:pPr>
       <w:r>
-        <w:rPr>
-          <w:rtl w:val="0"/>
-        </w:rPr>
+        <w:rPr/>
+        <w:drawing>
+          <wp:inline distB="0" distT="0" distL="0" distR="0">
+            <wp:extent cx="8947322" cy="4794561"/>
+            <wp:effectExtent b="0" l="0" r="0" t="0"/>
+            <wp:docPr id="49" name="image2.png"/>
+            <a:graphic>
+              <a:graphicData uri="http://schemas.openxmlformats.org/drawingml/2006/picture">
+                <pic:pic>
+                  <pic:nvPicPr>
+                    <pic:cNvPr id="0" name="image2.png"/>
+                    <pic:cNvPicPr preferRelativeResize="0"/>
+                  </pic:nvPicPr>
+                  <pic:blipFill>
+                    <a:blip r:embed="rId9"/>
+                    <a:srcRect b="0" l="0" r="0" t="0"/>
+                    <a:stretch>
+                      <a:fillRect/>
+                    </a:stretch>
+                  </pic:blipFill>
+                  <pic:spPr>
+                    <a:xfrm>
+                      <a:off x="0" y="0"/>
+                      <a:ext cx="8947322" cy="4794561"/>
+                    </a:xfrm>
+                    <a:prstGeom prst="rect"/>
+                    <a:ln/>
+                  </pic:spPr>
+                </pic:pic>
+              </a:graphicData>
+            </a:graphic>
+          </wp:inline>
+        </w:drawing>
       </w:r>
-    </w:p>
-    <w:tbl>
-      <w:tblPr>
-        <w:tblStyle w:val="Table16"/>
-        <w:tblW w:w="10801.999999999998" w:type="dxa"/>
-        <w:jc w:val="left"/>
-        <w:tblInd w:w="-1160.0" w:type="dxa"/>
-        <w:tblBorders>
-          <w:top w:color="bfbfbf" w:space="0" w:sz="4" w:val="single"/>
-          <w:left w:color="bfbfbf" w:space="0" w:sz="4" w:val="single"/>
-          <w:bottom w:color="bfbfbf" w:space="0" w:sz="4" w:val="single"/>
-          <w:right w:color="bfbfbf" w:space="0" w:sz="4" w:val="single"/>
-          <w:insideH w:color="bfbfbf" w:space="0" w:sz="4" w:val="single"/>
-          <w:insideV w:color="bfbfbf" w:space="0" w:sz="4" w:val="single"/>
-        </w:tblBorders>
-        <w:tblLayout w:type="fixed"/>
-        <w:tblLook w:val="0400"/>
-      </w:tblPr>
-      <w:tblGrid>
-        <w:gridCol w:w="1351"/>
-        <w:gridCol w:w="536"/>
-        <w:gridCol w:w="522"/>
-        <w:gridCol w:w="523"/>
-        <w:gridCol w:w="526"/>
-        <w:gridCol w:w="523"/>
-        <w:gridCol w:w="523"/>
-        <w:gridCol w:w="523"/>
-        <w:gridCol w:w="523"/>
-        <w:gridCol w:w="523"/>
-        <w:gridCol w:w="523"/>
-        <w:gridCol w:w="523"/>
-        <w:gridCol w:w="523"/>
-        <w:gridCol w:w="525"/>
-        <w:gridCol w:w="525"/>
-        <w:gridCol w:w="525"/>
-        <w:gridCol w:w="7"/>
-        <w:gridCol w:w="518"/>
-        <w:gridCol w:w="525"/>
-        <w:gridCol w:w="525"/>
-        <w:gridCol w:w="10"/>
-        <w:tblGridChange w:id="0">
-          <w:tblGrid>
-            <w:gridCol w:w="1351"/>
-            <w:gridCol w:w="536"/>
-            <w:gridCol w:w="522"/>
-            <w:gridCol w:w="523"/>
-            <w:gridCol w:w="526"/>
-            <w:gridCol w:w="523"/>
-            <w:gridCol w:w="523"/>
-            <w:gridCol w:w="523"/>
-            <w:gridCol w:w="523"/>
-            <w:gridCol w:w="523"/>
-            <w:gridCol w:w="523"/>
-            <w:gridCol w:w="523"/>
-            <w:gridCol w:w="523"/>
-            <w:gridCol w:w="525"/>
-            <w:gridCol w:w="525"/>
-            <w:gridCol w:w="525"/>
-            <w:gridCol w:w="7"/>
-            <w:gridCol w:w="518"/>
-            <w:gridCol w:w="525"/>
-            <w:gridCol w:w="525"/>
-            <w:gridCol w:w="10"/>
-          </w:tblGrid>
-        </w:tblGridChange>
-      </w:tblGrid>
-      <w:tr>
-        <w:trPr>
-          <w:cantSplit w:val="0"/>
-          <w:trHeight w:val="294" w:hRule="atLeast"/>
-          <w:tblHeader w:val="0"/>
-        </w:trPr>
-        <w:tc>
-          <w:tcPr>
-            <w:vMerge w:val="restart"/>
-          </w:tcPr>
-          <w:p>
-            <w:pPr>
-              <w:spacing w:line="360" w:lineRule="auto"/>
-              <w:rPr>
-                <w:b w:val="1"/>
-                <w:bCs w:val="1"/>
-                <w:sz w:val="16"/>
-                <w:szCs w:val="16"/>
-              </w:rPr>
-            </w:pPr>
-            <w:r>
-              <w:rPr>
-                <w:b w:val="1"/>
-                <w:bCs w:val="1"/>
-                <w:sz w:val="16"/>
-                <w:szCs w:val="16"/>
-                <w:rtl w:val="0"/>
-              </w:rPr>
-              <w:t xml:space="preserve">Actividad</w:t>
-            </w:r>
-          </w:p>
-        </w:tc>
-        <w:tc>
-          <w:tcPr>
-            <w:gridSpan w:val="4"/>
-            <w:shd w:fill="e2efd9" w:val="clear"/>
-          </w:tcPr>
-          <w:p>
-            <w:pPr>
-              <w:spacing w:line="360" w:lineRule="auto"/>
-              <w:rPr>
-                <w:b w:val="1"/>
-                <w:bCs w:val="1"/>
-                <w:sz w:val="16"/>
-                <w:szCs w:val="16"/>
-              </w:rPr>
-            </w:pPr>
-            <w:r>
-              <w:rPr>
-                <w:b w:val="1"/>
-                <w:bCs w:val="1"/>
-                <w:sz w:val="16"/>
-                <w:szCs w:val="16"/>
-                <w:rtl w:val="0"/>
-              </w:rPr>
-              <w:t xml:space="preserve">Fase 1</w:t>
-            </w:r>
-          </w:p>
-        </w:tc>
-        <w:tc>
-          <w:tcPr>
-            <w:gridSpan w:val="12"/>
-            <w:shd w:fill="fff2cb" w:val="clear"/>
-          </w:tcPr>
-          <w:p>
-            <w:pPr>
-              <w:spacing w:line="360" w:lineRule="auto"/>
-              <w:rPr>
-                <w:b w:val="1"/>
-                <w:bCs w:val="1"/>
-                <w:sz w:val="16"/>
-                <w:szCs w:val="16"/>
-              </w:rPr>
-            </w:pPr>
-            <w:r>
-              <w:rPr>
-                <w:b w:val="1"/>
-                <w:bCs w:val="1"/>
-                <w:sz w:val="16"/>
-                <w:szCs w:val="16"/>
-                <w:rtl w:val="0"/>
-              </w:rPr>
-              <w:t xml:space="preserve">Fase 2</w:t>
-            </w:r>
-          </w:p>
-        </w:tc>
-        <w:tc>
-          <w:tcPr>
-            <w:gridSpan w:val="4"/>
-            <w:shd w:fill="fbe4d5" w:val="clear"/>
-          </w:tcPr>
-          <w:p>
-            <w:pPr>
-              <w:spacing w:line="360" w:lineRule="auto"/>
-              <w:rPr>
-                <w:b w:val="1"/>
-                <w:bCs w:val="1"/>
-                <w:sz w:val="16"/>
-                <w:szCs w:val="16"/>
-              </w:rPr>
-            </w:pPr>
-            <w:r>
-              <w:rPr>
-                <w:b w:val="1"/>
-                <w:bCs w:val="1"/>
-                <w:sz w:val="16"/>
-                <w:szCs w:val="16"/>
-                <w:rtl w:val="0"/>
-              </w:rPr>
-              <w:t xml:space="preserve">Fase 3</w:t>
-            </w:r>
-          </w:p>
-        </w:tc>
-      </w:tr>
-      <w:tr>
-        <w:trPr>
-          <w:cantSplit w:val="0"/>
-          <w:trHeight w:val="303" w:hRule="atLeast"/>
-          <w:tblHeader w:val="0"/>
-        </w:trPr>
-        <w:tc>
-          <w:tcPr>
-            <w:vMerge w:val="continue"/>
-          </w:tcPr>
-          <w:p>
-            <w:pPr>
-              <w:keepNext w:val="0"/>
-              <w:keepLines w:val="0"/>
-              <w:pageBreakBefore w:val="0"/>
-              <w:widowControl w:val="0"/>
-              <w:pBdr>
-                <w:top w:space="0" w:sz="0" w:val="nil"/>
-                <w:left w:space="0" w:sz="0" w:val="nil"/>
-                <w:bottom w:space="0" w:sz="0" w:val="nil"/>
-                <w:right w:space="0" w:sz="0" w:val="nil"/>
-                <w:between w:space="0" w:sz="0" w:val="nil"/>
-              </w:pBdr>
-              <w:shd w:fill="auto" w:val="clear"/>
-              <w:spacing w:after="0" w:before="0" w:line="276" w:lineRule="auto"/>
-              <w:ind w:left="0" w:right="0" w:firstLine="0"/>
-              <w:jc w:val="left"/>
-              <w:rPr>
-                <w:b w:val="1"/>
-                <w:bCs w:val="1"/>
-                <w:sz w:val="16"/>
-                <w:szCs w:val="16"/>
-              </w:rPr>
-            </w:pPr>
-            <w:r>
-              <w:rPr>
-                <w:rtl w:val="0"/>
-              </w:rPr>
-            </w:r>
-          </w:p>
-        </w:tc>
-        <w:tc>
-          <w:tcPr/>
-          <w:p>
-            <w:pPr>
-              <w:spacing w:line="360" w:lineRule="auto"/>
-              <w:rPr>
-                <w:b w:val="1"/>
-                <w:bCs w:val="1"/>
-                <w:sz w:val="16"/>
-                <w:szCs w:val="16"/>
-              </w:rPr>
-            </w:pPr>
-            <w:r>
-              <w:rPr>
-                <w:b w:val="1"/>
-                <w:bCs w:val="1"/>
-                <w:sz w:val="16"/>
-                <w:szCs w:val="16"/>
-                <w:rtl w:val="0"/>
-              </w:rPr>
-              <w:t xml:space="preserve">S 1</w:t>
-            </w:r>
-          </w:p>
-        </w:tc>
-        <w:tc>
-          <w:tcPr/>
-          <w:p>
-            <w:pPr>
-              <w:spacing w:line="360" w:lineRule="auto"/>
-              <w:rPr>
-                <w:b w:val="1"/>
-                <w:bCs w:val="1"/>
-                <w:sz w:val="16"/>
-                <w:szCs w:val="16"/>
-              </w:rPr>
-            </w:pPr>
-            <w:r>
-              <w:rPr>
-                <w:b w:val="1"/>
-                <w:bCs w:val="1"/>
-                <w:sz w:val="16"/>
-                <w:szCs w:val="16"/>
-                <w:rtl w:val="0"/>
-              </w:rPr>
-              <w:t xml:space="preserve">S 2</w:t>
-            </w:r>
-          </w:p>
-        </w:tc>
-        <w:tc>
-          <w:tcPr/>
-          <w:p>
-            <w:pPr>
-              <w:spacing w:line="360" w:lineRule="auto"/>
-              <w:rPr>
-                <w:b w:val="1"/>
-                <w:bCs w:val="1"/>
-                <w:sz w:val="16"/>
-                <w:szCs w:val="16"/>
-              </w:rPr>
-            </w:pPr>
-            <w:r>
-              <w:rPr>
-                <w:b w:val="1"/>
-                <w:bCs w:val="1"/>
-                <w:sz w:val="16"/>
-                <w:szCs w:val="16"/>
-                <w:rtl w:val="0"/>
-              </w:rPr>
-              <w:t xml:space="preserve">S 3</w:t>
-            </w:r>
-          </w:p>
-        </w:tc>
-        <w:tc>
-          <w:tcPr/>
-          <w:p>
-            <w:pPr>
-              <w:spacing w:line="360" w:lineRule="auto"/>
-              <w:rPr>
-                <w:b w:val="1"/>
-                <w:bCs w:val="1"/>
-                <w:sz w:val="16"/>
-                <w:szCs w:val="16"/>
-              </w:rPr>
-            </w:pPr>
-            <w:r>
-              <w:rPr>
-                <w:b w:val="1"/>
-                <w:bCs w:val="1"/>
-                <w:sz w:val="16"/>
-                <w:szCs w:val="16"/>
-                <w:rtl w:val="0"/>
-              </w:rPr>
-              <w:t xml:space="preserve">S 4</w:t>
-            </w:r>
-          </w:p>
-        </w:tc>
-        <w:tc>
-          <w:tcPr/>
-          <w:p>
-            <w:pPr>
-              <w:spacing w:line="360" w:lineRule="auto"/>
-              <w:rPr>
-                <w:b w:val="1"/>
-                <w:bCs w:val="1"/>
-                <w:sz w:val="16"/>
-                <w:szCs w:val="16"/>
-              </w:rPr>
-            </w:pPr>
-            <w:r>
-              <w:rPr>
-                <w:b w:val="1"/>
-                <w:bCs w:val="1"/>
-                <w:sz w:val="16"/>
-                <w:szCs w:val="16"/>
-                <w:rtl w:val="0"/>
-              </w:rPr>
-              <w:t xml:space="preserve">S 5</w:t>
-            </w:r>
-          </w:p>
-        </w:tc>
-        <w:tc>
-          <w:tcPr/>
-          <w:p>
-            <w:pPr>
-              <w:spacing w:line="360" w:lineRule="auto"/>
-              <w:rPr>
-                <w:b w:val="1"/>
-                <w:bCs w:val="1"/>
-                <w:sz w:val="16"/>
-                <w:szCs w:val="16"/>
-              </w:rPr>
-            </w:pPr>
-            <w:r>
-              <w:rPr>
-                <w:b w:val="1"/>
-                <w:bCs w:val="1"/>
-                <w:sz w:val="16"/>
-                <w:szCs w:val="16"/>
-                <w:rtl w:val="0"/>
-              </w:rPr>
-              <w:t xml:space="preserve">S 6</w:t>
-            </w:r>
-          </w:p>
-        </w:tc>
-        <w:tc>
-          <w:tcPr/>
-          <w:p>
-            <w:pPr>
-              <w:spacing w:line="360" w:lineRule="auto"/>
-              <w:rPr>
-                <w:b w:val="1"/>
-                <w:bCs w:val="1"/>
-                <w:sz w:val="16"/>
-                <w:szCs w:val="16"/>
-              </w:rPr>
-            </w:pPr>
-            <w:r>
-              <w:rPr>
-                <w:b w:val="1"/>
-                <w:bCs w:val="1"/>
-                <w:sz w:val="16"/>
-                <w:szCs w:val="16"/>
-                <w:rtl w:val="0"/>
-              </w:rPr>
-              <w:t xml:space="preserve">S 7</w:t>
-            </w:r>
-          </w:p>
-        </w:tc>
-        <w:tc>
-          <w:tcPr/>
-          <w:p>
-            <w:pPr>
-              <w:spacing w:line="360" w:lineRule="auto"/>
-              <w:rPr>
-                <w:b w:val="1"/>
-                <w:bCs w:val="1"/>
-                <w:sz w:val="16"/>
-                <w:szCs w:val="16"/>
-              </w:rPr>
-            </w:pPr>
-            <w:r>
-              <w:rPr>
-                <w:b w:val="1"/>
-                <w:bCs w:val="1"/>
-                <w:sz w:val="16"/>
-                <w:szCs w:val="16"/>
-                <w:rtl w:val="0"/>
-              </w:rPr>
-              <w:t xml:space="preserve">S 8</w:t>
-            </w:r>
-          </w:p>
-        </w:tc>
-        <w:tc>
-          <w:tcPr/>
-          <w:p>
-            <w:pPr>
-              <w:spacing w:line="360" w:lineRule="auto"/>
-              <w:rPr>
-                <w:b w:val="1"/>
-                <w:bCs w:val="1"/>
-                <w:sz w:val="16"/>
-                <w:szCs w:val="16"/>
-              </w:rPr>
-            </w:pPr>
-            <w:r>
-              <w:rPr>
-                <w:b w:val="1"/>
-                <w:bCs w:val="1"/>
-                <w:sz w:val="16"/>
-                <w:szCs w:val="16"/>
-                <w:rtl w:val="0"/>
-              </w:rPr>
-              <w:t xml:space="preserve">S 9</w:t>
-            </w:r>
-          </w:p>
-        </w:tc>
-        <w:tc>
-          <w:tcPr/>
-          <w:p>
-            <w:pPr>
-              <w:spacing w:line="360" w:lineRule="auto"/>
-              <w:rPr>
-                <w:b w:val="1"/>
-                <w:bCs w:val="1"/>
-                <w:sz w:val="16"/>
-                <w:szCs w:val="16"/>
-              </w:rPr>
-            </w:pPr>
-            <w:r>
-              <w:rPr>
-                <w:b w:val="1"/>
-                <w:bCs w:val="1"/>
-                <w:sz w:val="16"/>
-                <w:szCs w:val="16"/>
-                <w:rtl w:val="0"/>
-              </w:rPr>
-              <w:t xml:space="preserve">S 10</w:t>
-            </w:r>
-          </w:p>
-        </w:tc>
-        <w:tc>
-          <w:tcPr/>
-          <w:p>
-            <w:pPr>
-              <w:spacing w:line="360" w:lineRule="auto"/>
-              <w:rPr>
-                <w:b w:val="1"/>
-                <w:bCs w:val="1"/>
-                <w:sz w:val="16"/>
-                <w:szCs w:val="16"/>
-              </w:rPr>
-            </w:pPr>
-            <w:r>
-              <w:rPr>
-                <w:b w:val="1"/>
-                <w:bCs w:val="1"/>
-                <w:sz w:val="16"/>
-                <w:szCs w:val="16"/>
-                <w:rtl w:val="0"/>
-              </w:rPr>
-              <w:t xml:space="preserve">S 11</w:t>
-            </w:r>
-          </w:p>
-        </w:tc>
-        <w:tc>
-          <w:tcPr/>
-          <w:p>
-            <w:pPr>
-              <w:spacing w:line="360" w:lineRule="auto"/>
-              <w:rPr>
-                <w:b w:val="1"/>
-                <w:bCs w:val="1"/>
-                <w:sz w:val="16"/>
-                <w:szCs w:val="16"/>
-              </w:rPr>
-            </w:pPr>
-            <w:r>
-              <w:rPr>
-                <w:b w:val="1"/>
-                <w:bCs w:val="1"/>
-                <w:sz w:val="16"/>
-                <w:szCs w:val="16"/>
-                <w:rtl w:val="0"/>
-              </w:rPr>
-              <w:t xml:space="preserve">S 12</w:t>
-            </w:r>
-          </w:p>
-        </w:tc>
-        <w:tc>
-          <w:tcPr/>
-          <w:p>
-            <w:pPr>
-              <w:spacing w:line="360" w:lineRule="auto"/>
-              <w:rPr>
-                <w:b w:val="1"/>
-                <w:bCs w:val="1"/>
-                <w:sz w:val="16"/>
-                <w:szCs w:val="16"/>
-              </w:rPr>
-            </w:pPr>
-            <w:r>
-              <w:rPr>
-                <w:b w:val="1"/>
-                <w:bCs w:val="1"/>
-                <w:sz w:val="16"/>
-                <w:szCs w:val="16"/>
-                <w:rtl w:val="0"/>
-              </w:rPr>
-              <w:t xml:space="preserve">S 13</w:t>
-            </w:r>
-          </w:p>
-        </w:tc>
-        <w:tc>
-          <w:tcPr/>
-          <w:p>
-            <w:pPr>
-              <w:spacing w:line="360" w:lineRule="auto"/>
-              <w:rPr>
-                <w:b w:val="1"/>
-                <w:bCs w:val="1"/>
-                <w:sz w:val="16"/>
-                <w:szCs w:val="16"/>
-              </w:rPr>
-            </w:pPr>
-            <w:r>
-              <w:rPr>
-                <w:b w:val="1"/>
-                <w:bCs w:val="1"/>
-                <w:sz w:val="16"/>
-                <w:szCs w:val="16"/>
-                <w:rtl w:val="0"/>
-              </w:rPr>
-              <w:t xml:space="preserve">S 14</w:t>
-            </w:r>
-          </w:p>
-        </w:tc>
-        <w:tc>
-          <w:tcPr/>
-          <w:p>
-            <w:pPr>
-              <w:spacing w:line="360" w:lineRule="auto"/>
-              <w:rPr>
-                <w:b w:val="1"/>
-                <w:bCs w:val="1"/>
-                <w:sz w:val="16"/>
-                <w:szCs w:val="16"/>
-              </w:rPr>
-            </w:pPr>
-            <w:r>
-              <w:rPr>
-                <w:b w:val="1"/>
-                <w:bCs w:val="1"/>
-                <w:sz w:val="16"/>
-                <w:szCs w:val="16"/>
-                <w:rtl w:val="0"/>
-              </w:rPr>
-              <w:t xml:space="preserve">S 15</w:t>
-            </w:r>
-          </w:p>
-        </w:tc>
-        <w:tc>
-          <w:tcPr>
-            <w:gridSpan w:val="2"/>
-          </w:tcPr>
-          <w:p>
-            <w:pPr>
-              <w:spacing w:line="360" w:lineRule="auto"/>
-              <w:rPr>
-                <w:b w:val="1"/>
-                <w:bCs w:val="1"/>
-                <w:sz w:val="16"/>
-                <w:szCs w:val="16"/>
-              </w:rPr>
-            </w:pPr>
-            <w:r>
-              <w:rPr>
-                <w:b w:val="1"/>
-                <w:bCs w:val="1"/>
-                <w:sz w:val="16"/>
-                <w:szCs w:val="16"/>
-                <w:rtl w:val="0"/>
-              </w:rPr>
-              <w:t xml:space="preserve">S 16</w:t>
-            </w:r>
-          </w:p>
-        </w:tc>
-        <w:tc>
-          <w:tcPr/>
-          <w:p>
-            <w:pPr>
-              <w:spacing w:line="360" w:lineRule="auto"/>
-              <w:rPr>
-                <w:b w:val="1"/>
-                <w:bCs w:val="1"/>
-                <w:sz w:val="16"/>
-                <w:szCs w:val="16"/>
-              </w:rPr>
-            </w:pPr>
-            <w:r>
-              <w:rPr>
-                <w:b w:val="1"/>
-                <w:bCs w:val="1"/>
-                <w:sz w:val="16"/>
-                <w:szCs w:val="16"/>
-                <w:rtl w:val="0"/>
-              </w:rPr>
-              <w:t xml:space="preserve">S 17</w:t>
-            </w:r>
-          </w:p>
-        </w:tc>
-        <w:tc>
-          <w:tcPr/>
-          <w:p>
-            <w:pPr>
-              <w:spacing w:line="360" w:lineRule="auto"/>
-              <w:rPr>
-                <w:b w:val="1"/>
-                <w:bCs w:val="1"/>
-                <w:sz w:val="16"/>
-                <w:szCs w:val="16"/>
-              </w:rPr>
-            </w:pPr>
-            <w:r>
-              <w:rPr>
-                <w:b w:val="1"/>
-                <w:bCs w:val="1"/>
-                <w:sz w:val="16"/>
-                <w:szCs w:val="16"/>
-                <w:rtl w:val="0"/>
-              </w:rPr>
-              <w:t xml:space="preserve">S 18</w:t>
-            </w:r>
-          </w:p>
-        </w:tc>
-      </w:tr>
-      <w:tr>
-        <w:trPr>
-          <w:cantSplit w:val="0"/>
-          <w:trHeight w:val="294" w:hRule="atLeast"/>
-          <w:tblHeader w:val="0"/>
-        </w:trPr>
-        <w:tc>
-          <w:tcPr/>
-          <w:p>
-            <w:pPr>
-              <w:spacing w:line="360" w:lineRule="auto"/>
-              <w:rPr>
-                <w:b w:val="1"/>
-                <w:bCs w:val="1"/>
-                <w:sz w:val="16"/>
-                <w:szCs w:val="16"/>
-              </w:rPr>
-            </w:pPr>
-            <w:r>
-              <w:rPr>
-                <w:rFonts w:ascii="Calibri" w:cs="Calibri" w:eastAsia="Calibri" w:hAnsi="Calibri"/>
-                <w:i w:val="1"/>
-                <w:iCs w:val="1"/>
-                <w:color w:val="548dd4"/>
-                <w:sz w:val="16"/>
-                <w:szCs w:val="16"/>
-                <w:rtl w:val="0"/>
-              </w:rPr>
-              <w:t xml:space="preserve">Describe actividades del punto anterior</w:t>
-            </w:r>
-            <w:r>
-              <w:rPr>
-                <w:rtl w:val="0"/>
-              </w:rPr>
-            </w:r>
-          </w:p>
-        </w:tc>
-        <w:tc>
-          <w:tcPr/>
-          <w:p>
-            <w:pPr>
-              <w:spacing w:line="360" w:lineRule="auto"/>
-              <w:rPr>
-                <w:b w:val="1"/>
-                <w:bCs w:val="1"/>
-                <w:sz w:val="16"/>
-                <w:szCs w:val="16"/>
-              </w:rPr>
-            </w:pPr>
-            <w:r>
-              <w:rPr>
-                <w:rtl w:val="0"/>
-              </w:rPr>
-            </w:r>
-          </w:p>
-        </w:tc>
-        <w:tc>
-          <w:tcPr/>
-          <w:p>
-            <w:pPr>
-              <w:spacing w:line="360" w:lineRule="auto"/>
-              <w:rPr>
-                <w:b w:val="1"/>
-                <w:bCs w:val="1"/>
-                <w:sz w:val="16"/>
-                <w:szCs w:val="16"/>
-              </w:rPr>
-            </w:pPr>
-            <w:r>
-              <w:rPr>
-                <w:rtl w:val="0"/>
-              </w:rPr>
-            </w:r>
-          </w:p>
-        </w:tc>
-        <w:tc>
-          <w:tcPr/>
-          <w:p>
-            <w:pPr>
-              <w:spacing w:line="360" w:lineRule="auto"/>
-              <w:rPr>
-                <w:b w:val="1"/>
-                <w:bCs w:val="1"/>
-                <w:sz w:val="16"/>
-                <w:szCs w:val="16"/>
-              </w:rPr>
-            </w:pPr>
-            <w:r>
-              <w:rPr>
-                <w:rtl w:val="0"/>
-              </w:rPr>
-            </w:r>
-          </w:p>
-        </w:tc>
-        <w:tc>
-          <w:tcPr/>
-          <w:p>
-            <w:pPr>
-              <w:spacing w:line="360" w:lineRule="auto"/>
-              <w:rPr>
-                <w:b w:val="1"/>
-                <w:bCs w:val="1"/>
-                <w:sz w:val="16"/>
-                <w:szCs w:val="16"/>
-              </w:rPr>
-            </w:pPr>
-            <w:r>
-              <w:rPr>
-                <w:rtl w:val="0"/>
-              </w:rPr>
-            </w:r>
-          </w:p>
-        </w:tc>
-        <w:tc>
-          <w:tcPr/>
-          <w:p>
-            <w:pPr>
-              <w:spacing w:line="360" w:lineRule="auto"/>
-              <w:rPr>
-                <w:b w:val="1"/>
-                <w:bCs w:val="1"/>
-                <w:sz w:val="16"/>
-                <w:szCs w:val="16"/>
-              </w:rPr>
-            </w:pPr>
-            <w:r>
-              <w:rPr>
-                <w:rtl w:val="0"/>
-              </w:rPr>
-            </w:r>
-          </w:p>
-        </w:tc>
-        <w:tc>
-          <w:tcPr/>
-          <w:p>
-            <w:pPr>
-              <w:spacing w:line="360" w:lineRule="auto"/>
-              <w:rPr>
-                <w:b w:val="1"/>
-                <w:bCs w:val="1"/>
-                <w:sz w:val="16"/>
-                <w:szCs w:val="16"/>
-              </w:rPr>
-            </w:pPr>
-            <w:r>
-              <w:rPr>
-                <w:rtl w:val="0"/>
-              </w:rPr>
-            </w:r>
-          </w:p>
-        </w:tc>
-        <w:tc>
-          <w:tcPr/>
-          <w:p>
-            <w:pPr>
-              <w:spacing w:line="360" w:lineRule="auto"/>
-              <w:rPr>
-                <w:b w:val="1"/>
-                <w:bCs w:val="1"/>
-                <w:sz w:val="16"/>
-                <w:szCs w:val="16"/>
-              </w:rPr>
-            </w:pPr>
-            <w:r>
-              <w:rPr>
-                <w:rtl w:val="0"/>
-              </w:rPr>
-            </w:r>
-          </w:p>
-        </w:tc>
-        <w:tc>
-          <w:tcPr/>
-          <w:p>
-            <w:pPr>
-              <w:spacing w:line="360" w:lineRule="auto"/>
-              <w:rPr>
-                <w:b w:val="1"/>
-                <w:bCs w:val="1"/>
-                <w:sz w:val="16"/>
-                <w:szCs w:val="16"/>
-              </w:rPr>
-            </w:pPr>
-            <w:r>
-              <w:rPr>
-                <w:rtl w:val="0"/>
-              </w:rPr>
-            </w:r>
-          </w:p>
-        </w:tc>
-        <w:tc>
-          <w:tcPr/>
-          <w:p>
-            <w:pPr>
-              <w:spacing w:line="360" w:lineRule="auto"/>
-              <w:rPr>
-                <w:b w:val="1"/>
-                <w:bCs w:val="1"/>
-                <w:sz w:val="16"/>
-                <w:szCs w:val="16"/>
-              </w:rPr>
-            </w:pPr>
-            <w:r>
-              <w:rPr>
-                <w:rtl w:val="0"/>
-              </w:rPr>
-            </w:r>
-          </w:p>
-        </w:tc>
-        <w:tc>
-          <w:tcPr/>
-          <w:p>
-            <w:pPr>
-              <w:spacing w:line="360" w:lineRule="auto"/>
-              <w:rPr>
-                <w:b w:val="1"/>
-                <w:bCs w:val="1"/>
-                <w:sz w:val="16"/>
-                <w:szCs w:val="16"/>
-              </w:rPr>
-            </w:pPr>
-            <w:r>
-              <w:rPr>
-                <w:rtl w:val="0"/>
-              </w:rPr>
-            </w:r>
-          </w:p>
-        </w:tc>
-        <w:tc>
-          <w:tcPr/>
-          <w:p>
-            <w:pPr>
-              <w:spacing w:line="360" w:lineRule="auto"/>
-              <w:rPr>
-                <w:b w:val="1"/>
-                <w:bCs w:val="1"/>
-                <w:sz w:val="16"/>
-                <w:szCs w:val="16"/>
-              </w:rPr>
-            </w:pPr>
-            <w:r>
-              <w:rPr>
-                <w:rtl w:val="0"/>
-              </w:rPr>
-            </w:r>
-          </w:p>
-        </w:tc>
-        <w:tc>
-          <w:tcPr/>
-          <w:p>
-            <w:pPr>
-              <w:spacing w:line="360" w:lineRule="auto"/>
-              <w:rPr>
-                <w:b w:val="1"/>
-                <w:bCs w:val="1"/>
-                <w:sz w:val="16"/>
-                <w:szCs w:val="16"/>
-              </w:rPr>
-            </w:pPr>
-            <w:r>
-              <w:rPr>
-                <w:rtl w:val="0"/>
-              </w:rPr>
-            </w:r>
-          </w:p>
-        </w:tc>
-        <w:tc>
-          <w:tcPr/>
-          <w:p>
-            <w:pPr>
-              <w:spacing w:line="360" w:lineRule="auto"/>
-              <w:rPr>
-                <w:b w:val="1"/>
-                <w:bCs w:val="1"/>
-                <w:sz w:val="16"/>
-                <w:szCs w:val="16"/>
-              </w:rPr>
-            </w:pPr>
-            <w:r>
-              <w:rPr>
-                <w:rtl w:val="0"/>
-              </w:rPr>
-            </w:r>
-          </w:p>
-        </w:tc>
-        <w:tc>
-          <w:tcPr/>
-          <w:p>
-            <w:pPr>
-              <w:spacing w:line="360" w:lineRule="auto"/>
-              <w:rPr>
-                <w:b w:val="1"/>
-                <w:bCs w:val="1"/>
-                <w:sz w:val="16"/>
-                <w:szCs w:val="16"/>
-              </w:rPr>
-            </w:pPr>
-            <w:r>
-              <w:rPr>
-                <w:rtl w:val="0"/>
-              </w:rPr>
-            </w:r>
-          </w:p>
-        </w:tc>
-        <w:tc>
-          <w:tcPr/>
-          <w:p>
-            <w:pPr>
-              <w:spacing w:line="360" w:lineRule="auto"/>
-              <w:rPr>
-                <w:b w:val="1"/>
-                <w:bCs w:val="1"/>
-                <w:sz w:val="16"/>
-                <w:szCs w:val="16"/>
-              </w:rPr>
-            </w:pPr>
-            <w:r>
-              <w:rPr>
-                <w:rtl w:val="0"/>
-              </w:rPr>
-            </w:r>
-          </w:p>
-        </w:tc>
-        <w:tc>
-          <w:tcPr>
-            <w:gridSpan w:val="2"/>
-          </w:tcPr>
-          <w:p>
-            <w:pPr>
-              <w:spacing w:line="360" w:lineRule="auto"/>
-              <w:rPr>
-                <w:b w:val="1"/>
-                <w:bCs w:val="1"/>
-                <w:sz w:val="16"/>
-                <w:szCs w:val="16"/>
-              </w:rPr>
-            </w:pPr>
-            <w:r>
-              <w:rPr>
-                <w:rtl w:val="0"/>
-              </w:rPr>
-            </w:r>
-          </w:p>
-        </w:tc>
-        <w:tc>
-          <w:tcPr/>
-          <w:p>
-            <w:pPr>
-              <w:spacing w:line="360" w:lineRule="auto"/>
-              <w:rPr>
-                <w:b w:val="1"/>
-                <w:bCs w:val="1"/>
-                <w:sz w:val="16"/>
-                <w:szCs w:val="16"/>
-              </w:rPr>
-            </w:pPr>
-            <w:r>
-              <w:rPr>
-                <w:rtl w:val="0"/>
-              </w:rPr>
-            </w:r>
-          </w:p>
-        </w:tc>
-        <w:tc>
-          <w:tcPr/>
-          <w:p>
-            <w:pPr>
-              <w:spacing w:line="360" w:lineRule="auto"/>
-              <w:rPr>
-                <w:b w:val="1"/>
-                <w:bCs w:val="1"/>
-                <w:sz w:val="16"/>
-                <w:szCs w:val="16"/>
-              </w:rPr>
-            </w:pPr>
-            <w:r>
-              <w:rPr>
-                <w:rtl w:val="0"/>
-              </w:rPr>
-            </w:r>
-          </w:p>
-        </w:tc>
-      </w:tr>
-      <w:tr>
-        <w:trPr>
-          <w:cantSplit w:val="0"/>
-          <w:trHeight w:val="303" w:hRule="atLeast"/>
-          <w:tblHeader w:val="0"/>
-        </w:trPr>
-        <w:tc>
-          <w:tcPr/>
-          <w:p>
-            <w:pPr>
-              <w:spacing w:line="360" w:lineRule="auto"/>
-              <w:rPr>
-                <w:b w:val="1"/>
-                <w:bCs w:val="1"/>
-                <w:sz w:val="16"/>
-                <w:szCs w:val="16"/>
-              </w:rPr>
-            </w:pPr>
-            <w:r>
-              <w:rPr>
-                <w:rtl w:val="0"/>
-              </w:rPr>
-            </w:r>
-          </w:p>
-        </w:tc>
-        <w:tc>
-          <w:tcPr/>
-          <w:p>
-            <w:pPr>
-              <w:spacing w:line="360" w:lineRule="auto"/>
-              <w:rPr>
-                <w:b w:val="1"/>
-                <w:bCs w:val="1"/>
-                <w:sz w:val="16"/>
-                <w:szCs w:val="16"/>
-              </w:rPr>
-            </w:pPr>
-            <w:r>
-              <w:rPr>
-                <w:rtl w:val="0"/>
-              </w:rPr>
-            </w:r>
-          </w:p>
-        </w:tc>
-        <w:tc>
-          <w:tcPr/>
-          <w:p>
-            <w:pPr>
-              <w:spacing w:line="360" w:lineRule="auto"/>
-              <w:rPr>
-                <w:b w:val="1"/>
-                <w:bCs w:val="1"/>
-                <w:sz w:val="16"/>
-                <w:szCs w:val="16"/>
-              </w:rPr>
-            </w:pPr>
-            <w:r>
-              <w:rPr>
-                <w:rtl w:val="0"/>
-              </w:rPr>
-            </w:r>
-          </w:p>
-        </w:tc>
-        <w:tc>
-          <w:tcPr/>
-          <w:p>
-            <w:pPr>
-              <w:spacing w:line="360" w:lineRule="auto"/>
-              <w:rPr>
-                <w:b w:val="1"/>
-                <w:bCs w:val="1"/>
-                <w:sz w:val="16"/>
-                <w:szCs w:val="16"/>
-              </w:rPr>
-            </w:pPr>
-            <w:r>
-              <w:rPr>
-                <w:rtl w:val="0"/>
-              </w:rPr>
-            </w:r>
-          </w:p>
-        </w:tc>
-        <w:tc>
-          <w:tcPr/>
-          <w:p>
-            <w:pPr>
-              <w:spacing w:line="360" w:lineRule="auto"/>
-              <w:rPr>
-                <w:b w:val="1"/>
-                <w:bCs w:val="1"/>
-                <w:sz w:val="16"/>
-                <w:szCs w:val="16"/>
-              </w:rPr>
-            </w:pPr>
-            <w:r>
-              <w:rPr>
-                <w:rtl w:val="0"/>
-              </w:rPr>
-            </w:r>
-          </w:p>
-        </w:tc>
-        <w:tc>
-          <w:tcPr/>
-          <w:p>
-            <w:pPr>
-              <w:spacing w:line="360" w:lineRule="auto"/>
-              <w:rPr>
-                <w:b w:val="1"/>
-                <w:bCs w:val="1"/>
-                <w:sz w:val="16"/>
-                <w:szCs w:val="16"/>
-              </w:rPr>
-            </w:pPr>
-            <w:r>
-              <w:rPr>
-                <w:rtl w:val="0"/>
-              </w:rPr>
-            </w:r>
-          </w:p>
-        </w:tc>
-        <w:tc>
-          <w:tcPr/>
-          <w:p>
-            <w:pPr>
-              <w:spacing w:line="360" w:lineRule="auto"/>
-              <w:rPr>
-                <w:b w:val="1"/>
-                <w:bCs w:val="1"/>
-                <w:sz w:val="16"/>
-                <w:szCs w:val="16"/>
-              </w:rPr>
-            </w:pPr>
-            <w:r>
-              <w:rPr>
-                <w:rtl w:val="0"/>
-              </w:rPr>
-            </w:r>
-          </w:p>
-        </w:tc>
-        <w:tc>
-          <w:tcPr/>
-          <w:p>
-            <w:pPr>
-              <w:spacing w:line="360" w:lineRule="auto"/>
-              <w:rPr>
-                <w:b w:val="1"/>
-                <w:bCs w:val="1"/>
-                <w:sz w:val="16"/>
-                <w:szCs w:val="16"/>
-              </w:rPr>
-            </w:pPr>
-            <w:r>
-              <w:rPr>
-                <w:rtl w:val="0"/>
-              </w:rPr>
-            </w:r>
-          </w:p>
-        </w:tc>
-        <w:tc>
-          <w:tcPr/>
-          <w:p>
-            <w:pPr>
-              <w:spacing w:line="360" w:lineRule="auto"/>
-              <w:rPr>
-                <w:b w:val="1"/>
-                <w:bCs w:val="1"/>
-                <w:sz w:val="16"/>
-                <w:szCs w:val="16"/>
-              </w:rPr>
-            </w:pPr>
-            <w:r>
-              <w:rPr>
-                <w:rtl w:val="0"/>
-              </w:rPr>
-            </w:r>
-          </w:p>
-        </w:tc>
-        <w:tc>
-          <w:tcPr/>
-          <w:p>
-            <w:pPr>
-              <w:spacing w:line="360" w:lineRule="auto"/>
-              <w:rPr>
-                <w:b w:val="1"/>
-                <w:bCs w:val="1"/>
-                <w:sz w:val="16"/>
-                <w:szCs w:val="16"/>
-              </w:rPr>
-            </w:pPr>
-            <w:r>
-              <w:rPr>
-                <w:rtl w:val="0"/>
-              </w:rPr>
-            </w:r>
-          </w:p>
-        </w:tc>
-        <w:tc>
-          <w:tcPr/>
-          <w:p>
-            <w:pPr>
-              <w:spacing w:line="360" w:lineRule="auto"/>
-              <w:rPr>
-                <w:b w:val="1"/>
-                <w:bCs w:val="1"/>
-                <w:sz w:val="16"/>
-                <w:szCs w:val="16"/>
-              </w:rPr>
-            </w:pPr>
-            <w:r>
-              <w:rPr>
-                <w:rtl w:val="0"/>
-              </w:rPr>
-            </w:r>
-          </w:p>
-        </w:tc>
-        <w:tc>
-          <w:tcPr/>
-          <w:p>
-            <w:pPr>
-              <w:spacing w:line="360" w:lineRule="auto"/>
-              <w:rPr>
-                <w:b w:val="1"/>
-                <w:bCs w:val="1"/>
-                <w:sz w:val="16"/>
-                <w:szCs w:val="16"/>
-              </w:rPr>
-            </w:pPr>
-            <w:r>
-              <w:rPr>
-                <w:rtl w:val="0"/>
-              </w:rPr>
-            </w:r>
-          </w:p>
-        </w:tc>
-        <w:tc>
-          <w:tcPr/>
-          <w:p>
-            <w:pPr>
-              <w:spacing w:line="360" w:lineRule="auto"/>
-              <w:rPr>
-                <w:b w:val="1"/>
-                <w:bCs w:val="1"/>
-                <w:sz w:val="16"/>
-                <w:szCs w:val="16"/>
-              </w:rPr>
-            </w:pPr>
-            <w:r>
-              <w:rPr>
-                <w:rtl w:val="0"/>
-              </w:rPr>
-            </w:r>
-          </w:p>
-        </w:tc>
-        <w:tc>
-          <w:tcPr/>
-          <w:p>
-            <w:pPr>
-              <w:spacing w:line="360" w:lineRule="auto"/>
-              <w:rPr>
-                <w:b w:val="1"/>
-                <w:bCs w:val="1"/>
-                <w:sz w:val="16"/>
-                <w:szCs w:val="16"/>
-              </w:rPr>
-            </w:pPr>
-            <w:r>
-              <w:rPr>
-                <w:rtl w:val="0"/>
-              </w:rPr>
-            </w:r>
-          </w:p>
-        </w:tc>
-        <w:tc>
-          <w:tcPr/>
-          <w:p>
-            <w:pPr>
-              <w:spacing w:line="360" w:lineRule="auto"/>
-              <w:rPr>
-                <w:b w:val="1"/>
-                <w:bCs w:val="1"/>
-                <w:sz w:val="16"/>
-                <w:szCs w:val="16"/>
-              </w:rPr>
-            </w:pPr>
-            <w:r>
-              <w:rPr>
-                <w:rtl w:val="0"/>
-              </w:rPr>
-            </w:r>
-          </w:p>
-        </w:tc>
-        <w:tc>
-          <w:tcPr/>
-          <w:p>
-            <w:pPr>
-              <w:spacing w:line="360" w:lineRule="auto"/>
-              <w:rPr>
-                <w:b w:val="1"/>
-                <w:bCs w:val="1"/>
-                <w:sz w:val="16"/>
-                <w:szCs w:val="16"/>
-              </w:rPr>
-            </w:pPr>
-            <w:r>
-              <w:rPr>
-                <w:rtl w:val="0"/>
-              </w:rPr>
-            </w:r>
-          </w:p>
-        </w:tc>
-        <w:tc>
-          <w:tcPr>
-            <w:gridSpan w:val="2"/>
-          </w:tcPr>
-          <w:p>
-            <w:pPr>
-              <w:spacing w:line="360" w:lineRule="auto"/>
-              <w:rPr>
-                <w:b w:val="1"/>
-                <w:bCs w:val="1"/>
-                <w:sz w:val="16"/>
-                <w:szCs w:val="16"/>
-              </w:rPr>
-            </w:pPr>
-            <w:r>
-              <w:rPr>
-                <w:rtl w:val="0"/>
-              </w:rPr>
-            </w:r>
-          </w:p>
-        </w:tc>
-        <w:tc>
-          <w:tcPr/>
-          <w:p>
-            <w:pPr>
-              <w:spacing w:line="360" w:lineRule="auto"/>
-              <w:rPr>
-                <w:b w:val="1"/>
-                <w:bCs w:val="1"/>
-                <w:sz w:val="16"/>
-                <w:szCs w:val="16"/>
-              </w:rPr>
-            </w:pPr>
-            <w:r>
-              <w:rPr>
-                <w:rtl w:val="0"/>
-              </w:rPr>
-            </w:r>
-          </w:p>
-        </w:tc>
-        <w:tc>
-          <w:tcPr/>
-          <w:p>
-            <w:pPr>
-              <w:spacing w:line="360" w:lineRule="auto"/>
-              <w:rPr>
-                <w:b w:val="1"/>
-                <w:bCs w:val="1"/>
-                <w:sz w:val="16"/>
-                <w:szCs w:val="16"/>
-              </w:rPr>
-            </w:pPr>
-            <w:r>
-              <w:rPr>
-                <w:rtl w:val="0"/>
-              </w:rPr>
-            </w:r>
-          </w:p>
-        </w:tc>
-      </w:tr>
-      <w:tr>
-        <w:trPr>
-          <w:cantSplit w:val="0"/>
-          <w:trHeight w:val="294" w:hRule="atLeast"/>
-          <w:tblHeader w:val="0"/>
-        </w:trPr>
-        <w:tc>
-          <w:tcPr/>
-          <w:p>
-            <w:pPr>
-              <w:spacing w:line="360" w:lineRule="auto"/>
-              <w:rPr>
-                <w:b w:val="1"/>
-                <w:bCs w:val="1"/>
-                <w:sz w:val="16"/>
-                <w:szCs w:val="16"/>
-              </w:rPr>
-            </w:pPr>
-            <w:r>
-              <w:rPr>
-                <w:rtl w:val="0"/>
-              </w:rPr>
-            </w:r>
-          </w:p>
-        </w:tc>
-        <w:tc>
-          <w:tcPr/>
-          <w:p>
-            <w:pPr>
-              <w:spacing w:line="360" w:lineRule="auto"/>
-              <w:rPr>
-                <w:b w:val="1"/>
-                <w:bCs w:val="1"/>
-                <w:sz w:val="16"/>
-                <w:szCs w:val="16"/>
-              </w:rPr>
-            </w:pPr>
-            <w:r>
-              <w:rPr>
-                <w:rtl w:val="0"/>
-              </w:rPr>
-            </w:r>
-          </w:p>
-        </w:tc>
-        <w:tc>
-          <w:tcPr/>
-          <w:p>
-            <w:pPr>
-              <w:spacing w:line="360" w:lineRule="auto"/>
-              <w:rPr>
-                <w:b w:val="1"/>
-                <w:bCs w:val="1"/>
-                <w:sz w:val="16"/>
-                <w:szCs w:val="16"/>
-              </w:rPr>
-            </w:pPr>
-            <w:r>
-              <w:rPr>
-                <w:rtl w:val="0"/>
-              </w:rPr>
-            </w:r>
-          </w:p>
-        </w:tc>
-        <w:tc>
-          <w:tcPr/>
-          <w:p>
-            <w:pPr>
-              <w:spacing w:line="360" w:lineRule="auto"/>
-              <w:rPr>
-                <w:b w:val="1"/>
-                <w:bCs w:val="1"/>
-                <w:sz w:val="16"/>
-                <w:szCs w:val="16"/>
-              </w:rPr>
-            </w:pPr>
-            <w:r>
-              <w:rPr>
-                <w:rtl w:val="0"/>
-              </w:rPr>
-            </w:r>
-          </w:p>
-        </w:tc>
-        <w:tc>
-          <w:tcPr/>
-          <w:p>
-            <w:pPr>
-              <w:spacing w:line="360" w:lineRule="auto"/>
-              <w:rPr>
-                <w:b w:val="1"/>
-                <w:bCs w:val="1"/>
-                <w:sz w:val="16"/>
-                <w:szCs w:val="16"/>
-              </w:rPr>
-            </w:pPr>
-            <w:r>
-              <w:rPr>
-                <w:rtl w:val="0"/>
-              </w:rPr>
-            </w:r>
-          </w:p>
-        </w:tc>
-        <w:tc>
-          <w:tcPr/>
-          <w:p>
-            <w:pPr>
-              <w:spacing w:line="360" w:lineRule="auto"/>
-              <w:rPr>
-                <w:b w:val="1"/>
-                <w:bCs w:val="1"/>
-                <w:sz w:val="16"/>
-                <w:szCs w:val="16"/>
-              </w:rPr>
-            </w:pPr>
-            <w:r>
-              <w:rPr>
-                <w:rtl w:val="0"/>
-              </w:rPr>
-            </w:r>
-          </w:p>
-        </w:tc>
-        <w:tc>
-          <w:tcPr/>
-          <w:p>
-            <w:pPr>
-              <w:spacing w:line="360" w:lineRule="auto"/>
-              <w:rPr>
-                <w:b w:val="1"/>
-                <w:bCs w:val="1"/>
-                <w:sz w:val="16"/>
-                <w:szCs w:val="16"/>
-              </w:rPr>
-            </w:pPr>
-            <w:r>
-              <w:rPr>
-                <w:rtl w:val="0"/>
-              </w:rPr>
-            </w:r>
-          </w:p>
-        </w:tc>
-        <w:tc>
-          <w:tcPr/>
-          <w:p>
-            <w:pPr>
-              <w:spacing w:line="360" w:lineRule="auto"/>
-              <w:rPr>
-                <w:b w:val="1"/>
-                <w:bCs w:val="1"/>
-                <w:sz w:val="16"/>
-                <w:szCs w:val="16"/>
-              </w:rPr>
-            </w:pPr>
-            <w:r>
-              <w:rPr>
-                <w:rtl w:val="0"/>
-              </w:rPr>
-            </w:r>
-          </w:p>
-        </w:tc>
-        <w:tc>
-          <w:tcPr/>
-          <w:p>
-            <w:pPr>
-              <w:spacing w:line="360" w:lineRule="auto"/>
-              <w:rPr>
-                <w:b w:val="1"/>
-                <w:bCs w:val="1"/>
-                <w:sz w:val="16"/>
-                <w:szCs w:val="16"/>
-              </w:rPr>
-            </w:pPr>
-            <w:r>
-              <w:rPr>
-                <w:rtl w:val="0"/>
-              </w:rPr>
-            </w:r>
-          </w:p>
-        </w:tc>
-        <w:tc>
-          <w:tcPr/>
-          <w:p>
-            <w:pPr>
-              <w:spacing w:line="360" w:lineRule="auto"/>
-              <w:rPr>
-                <w:b w:val="1"/>
-                <w:bCs w:val="1"/>
-                <w:sz w:val="16"/>
-                <w:szCs w:val="16"/>
-              </w:rPr>
-            </w:pPr>
-            <w:r>
-              <w:rPr>
-                <w:rtl w:val="0"/>
-              </w:rPr>
-            </w:r>
-          </w:p>
-        </w:tc>
-        <w:tc>
-          <w:tcPr/>
-          <w:p>
-            <w:pPr>
-              <w:spacing w:line="360" w:lineRule="auto"/>
-              <w:rPr>
-                <w:b w:val="1"/>
-                <w:bCs w:val="1"/>
-                <w:sz w:val="16"/>
-                <w:szCs w:val="16"/>
-              </w:rPr>
-            </w:pPr>
-            <w:r>
-              <w:rPr>
-                <w:rtl w:val="0"/>
-              </w:rPr>
-            </w:r>
-          </w:p>
-        </w:tc>
-        <w:tc>
-          <w:tcPr/>
-          <w:p>
-            <w:pPr>
-              <w:spacing w:line="360" w:lineRule="auto"/>
-              <w:rPr>
-                <w:b w:val="1"/>
-                <w:bCs w:val="1"/>
-                <w:sz w:val="16"/>
-                <w:szCs w:val="16"/>
-              </w:rPr>
-            </w:pPr>
-            <w:r>
-              <w:rPr>
-                <w:rtl w:val="0"/>
-              </w:rPr>
-            </w:r>
-          </w:p>
-        </w:tc>
-        <w:tc>
-          <w:tcPr/>
-          <w:p>
-            <w:pPr>
-              <w:spacing w:line="360" w:lineRule="auto"/>
-              <w:rPr>
-                <w:b w:val="1"/>
-                <w:bCs w:val="1"/>
-                <w:sz w:val="16"/>
-                <w:szCs w:val="16"/>
-              </w:rPr>
-            </w:pPr>
-            <w:r>
-              <w:rPr>
-                <w:rtl w:val="0"/>
-              </w:rPr>
-            </w:r>
-          </w:p>
-        </w:tc>
-        <w:tc>
-          <w:tcPr/>
-          <w:p>
-            <w:pPr>
-              <w:spacing w:line="360" w:lineRule="auto"/>
-              <w:rPr>
-                <w:b w:val="1"/>
-                <w:bCs w:val="1"/>
-                <w:sz w:val="16"/>
-                <w:szCs w:val="16"/>
-              </w:rPr>
-            </w:pPr>
-            <w:r>
-              <w:rPr>
-                <w:rtl w:val="0"/>
-              </w:rPr>
-            </w:r>
-          </w:p>
-        </w:tc>
-        <w:tc>
-          <w:tcPr/>
-          <w:p>
-            <w:pPr>
-              <w:spacing w:line="360" w:lineRule="auto"/>
-              <w:rPr>
-                <w:b w:val="1"/>
-                <w:bCs w:val="1"/>
-                <w:sz w:val="16"/>
-                <w:szCs w:val="16"/>
-              </w:rPr>
-            </w:pPr>
-            <w:r>
-              <w:rPr>
-                <w:rtl w:val="0"/>
-              </w:rPr>
-            </w:r>
-          </w:p>
-        </w:tc>
-        <w:tc>
-          <w:tcPr/>
-          <w:p>
-            <w:pPr>
-              <w:spacing w:line="360" w:lineRule="auto"/>
-              <w:rPr>
-                <w:b w:val="1"/>
-                <w:bCs w:val="1"/>
-                <w:sz w:val="16"/>
-                <w:szCs w:val="16"/>
-              </w:rPr>
-            </w:pPr>
-            <w:r>
-              <w:rPr>
-                <w:rtl w:val="0"/>
-              </w:rPr>
-            </w:r>
-          </w:p>
-        </w:tc>
-        <w:tc>
-          <w:tcPr>
-            <w:gridSpan w:val="2"/>
-          </w:tcPr>
-          <w:p>
-            <w:pPr>
-              <w:spacing w:line="360" w:lineRule="auto"/>
-              <w:rPr>
-                <w:b w:val="1"/>
-                <w:bCs w:val="1"/>
-                <w:sz w:val="16"/>
-                <w:szCs w:val="16"/>
-              </w:rPr>
-            </w:pPr>
-            <w:r>
-              <w:rPr>
-                <w:rtl w:val="0"/>
-              </w:rPr>
-            </w:r>
-          </w:p>
-        </w:tc>
-        <w:tc>
-          <w:tcPr/>
-          <w:p>
-            <w:pPr>
-              <w:spacing w:line="360" w:lineRule="auto"/>
-              <w:rPr>
-                <w:b w:val="1"/>
-                <w:bCs w:val="1"/>
-                <w:sz w:val="16"/>
-                <w:szCs w:val="16"/>
-              </w:rPr>
-            </w:pPr>
-            <w:r>
-              <w:rPr>
-                <w:rtl w:val="0"/>
-              </w:rPr>
-            </w:r>
-          </w:p>
-        </w:tc>
-        <w:tc>
-          <w:tcPr/>
-          <w:p>
-            <w:pPr>
-              <w:spacing w:line="360" w:lineRule="auto"/>
-              <w:rPr>
-                <w:b w:val="1"/>
-                <w:bCs w:val="1"/>
-                <w:sz w:val="16"/>
-                <w:szCs w:val="16"/>
-              </w:rPr>
-            </w:pPr>
-            <w:r>
-              <w:rPr>
-                <w:rtl w:val="0"/>
-              </w:rPr>
-            </w:r>
-          </w:p>
-        </w:tc>
-      </w:tr>
-    </w:tbl>
-    <w:p>
-      <w:pPr>
-        <w:rPr/>
-      </w:pPr>
       <w:r>
         <w:rPr>
           <w:rtl w:val="0"/>
@@ -7116,99 +5920,12 @@
       </w:r>
     </w:p>
     <w:sectPr>
-      <w:headerReference r:id="rId9" w:type="default"/>
-      <w:pgSz w:h="16838" w:w="11906" w:orient="portrait"/>
+      <w:type w:val="nextPage"/>
+      <w:pgSz w:h="11906" w:w="16838" w:orient="landscape"/>
       <w:pgMar w:bottom="1417" w:top="1417" w:left="1701" w:right="1701" w:header="708" w:footer="708"/>
-      <w:pgNumType w:start="1"/>
     </w:sectPr>
   </w:body>
 </w:document>
-</file>
-
-<file path=word/footnotes.xml><?xml version="1.0" encoding="utf-8"?>
-<w:footnotes xmlns:mc="http://schemas.openxmlformats.org/markup-compatibility/2006" xmlns:o="urn:schemas-microsoft-com:office:office" xmlns:r="http://schemas.openxmlformats.org/officeDocument/2006/relationships" xmlns:m="http://schemas.openxmlformats.org/officeDocument/2006/math" xmlns:v="urn:schemas-microsoft-com:vml" xmlns:wp="http://schemas.openxmlformats.org/drawingml/2006/wordprocessingDrawing" xmlns:w10="urn:schemas-microsoft-com:office:word" xmlns:w="http://schemas.openxmlformats.org/wordprocessingml/2006/main" xmlns:wne="http://schemas.microsoft.com/office/word/2006/wordml" xmlns:sl="http://schemas.openxmlformats.org/schemaLibrary/2006/main" xmlns:a="http://schemas.openxmlformats.org/drawingml/2006/main" xmlns:pic="http://schemas.openxmlformats.org/drawingml/2006/picture" xmlns:c="http://schemas.openxmlformats.org/drawingml/2006/chart" xmlns:lc="http://schemas.openxmlformats.org/drawingml/2006/lockedCanvas" xmlns:dgm="http://schemas.openxmlformats.org/drawingml/2006/diagram" xmlns:wps="http://schemas.microsoft.com/office/word/2010/wordprocessingShape" xmlns:wpg="http://schemas.microsoft.com/office/word/2010/wordprocessingGroup" xmlns:w14="http://schemas.microsoft.com/office/word/2010/wordml" xmlns:w15="http://schemas.microsoft.com/office/word/2012/wordml" xmlns:w16="http://schemas.microsoft.com/office/word/2018/wordml" xmlns:w16cex="http://schemas.microsoft.com/office/word/2018/wordml/cex" xmlns:w16cid="http://schemas.microsoft.com/office/word/2016/wordml/cid" xmlns="http://schemas.microsoft.com/office/tasks/2019/documenttasks" xmlns:cr="http://schemas.microsoft.com/office/comments/2020/reactions">
-  <w:footnote w:id="0">
-    <w:p>
-      <w:pPr>
-        <w:keepNext w:val="0"/>
-        <w:keepLines w:val="0"/>
-        <w:pageBreakBefore w:val="0"/>
-        <w:widowControl w:val="1"/>
-        <w:pBdr>
-          <w:top w:space="0" w:sz="0" w:val="nil"/>
-          <w:left w:space="0" w:sz="0" w:val="nil"/>
-          <w:bottom w:space="0" w:sz="0" w:val="nil"/>
-          <w:right w:space="0" w:sz="0" w:val="nil"/>
-          <w:between w:space="0" w:sz="0" w:val="nil"/>
-        </w:pBdr>
-        <w:shd w:fill="auto" w:val="clear"/>
-        <w:spacing w:after="0" w:before="0" w:line="240" w:lineRule="auto"/>
-        <w:ind w:left="0" w:right="0" w:firstLine="0"/>
-        <w:jc w:val="left"/>
-        <w:rPr>
-          <w:rFonts w:ascii="Calibri" w:cs="Calibri" w:eastAsia="Calibri" w:hAnsi="Calibri"/>
-          <w:b w:val="0"/>
-          <w:bCs w:val="0"/>
-          <w:i w:val="0"/>
-          <w:iCs w:val="0"/>
-          <w:smallCaps w:val="0"/>
-          <w:strike w:val="0"/>
-          <w:color w:val="595959"/>
-          <w:sz w:val="20"/>
-          <w:szCs w:val="20"/>
-          <w:u w:val="none"/>
-          <w:shd w:fill="auto" w:val="clear"/>
-          <w:vertAlign w:val="baseline"/>
-        </w:rPr>
-      </w:pPr>
-      <w:r>
-        <w:rPr>
-          <w:rStyle w:val="FootnoteReference"/>
-          <w:vertAlign w:val="superscript"/>
-        </w:rPr>
-        <w:footnoteRef/>
-      </w:r>
-      <w:r>
-        <w:rPr>
-          <w:rFonts w:ascii="Calibri" w:cs="Calibri" w:eastAsia="Calibri" w:hAnsi="Calibri"/>
-          <w:b w:val="0"/>
-          <w:bCs w:val="0"/>
-          <w:i w:val="0"/>
-          <w:iCs w:val="0"/>
-          <w:smallCaps w:val="0"/>
-          <w:strike w:val="0"/>
-          <w:color w:val="000000"/>
-          <w:sz w:val="20"/>
-          <w:szCs w:val="20"/>
-          <w:u w:val="none"/>
-          <w:shd w:fill="auto" w:val="clear"/>
-          <w:vertAlign w:val="baseline"/>
-          <w:rtl w:val="0"/>
-        </w:rPr>
-        <w:t xml:space="preserve"> </w:t>
-      </w:r>
-      <w:r>
-        <w:rPr>
-          <w:rFonts w:ascii="Calibri" w:cs="Calibri" w:eastAsia="Calibri" w:hAnsi="Calibri"/>
-          <w:b w:val="0"/>
-          <w:bCs w:val="0"/>
-          <w:i w:val="0"/>
-          <w:iCs w:val="0"/>
-          <w:smallCaps w:val="0"/>
-          <w:strike w:val="0"/>
-          <w:color w:val="595959"/>
-          <w:sz w:val="20"/>
-          <w:szCs w:val="20"/>
-          <w:u w:val="none"/>
-          <w:shd w:fill="auto" w:val="clear"/>
-          <w:vertAlign w:val="baseline"/>
-          <w:rtl w:val="0"/>
-        </w:rPr>
-        <w:t xml:space="preserve">En caso de que el Proyecto APT sea grupal, en esta columna deben indicar el nombre de los responsables de cada tarea o actividad. Esto posteriormente permitirá diferenciar la evaluación por cada integrante.</w:t>
-      </w:r>
-    </w:p>
-  </w:footnote>
-</w:footnotes>
 </file>
 
 <file path=word/header1.xml><?xml version="1.0" encoding="utf-8"?>
@@ -7254,7 +5971,7 @@
   </w:p>
   <w:tbl>
     <w:tblPr>
-      <w:tblStyle w:val="Table17"/>
+      <w:tblStyle w:val="Table16"/>
       <w:tblW w:w="9923.0" w:type="dxa"/>
       <w:jc w:val="left"/>
       <w:tblInd w:w="-709.0" w:type="dxa"/>
@@ -7371,7 +6088,7 @@
               <wp:inline distB="0" distT="0" distL="0" distR="0">
                 <wp:extent cx="1996440" cy="428625"/>
                 <wp:effectExtent b="0" l="0" r="0" t="0"/>
-                <wp:docPr descr="http://www.duoc.cl/normasgraficas/normasgraficas/marca-duoc/6logo-fondo-transparente/fondo-transparente.png" id="49" name="image1.png"/>
+                <wp:docPr descr="http://www.duoc.cl/normasgraficas/normasgraficas/marca-duoc/6logo-fondo-transparente/fondo-transparente.png" id="50" name="image1.png"/>
                 <a:graphic>
                   <a:graphicData uri="http://schemas.openxmlformats.org/drawingml/2006/picture">
                     <pic:pic>
@@ -7554,93 +6271,221 @@
   <w:abstractNum w:abstractNumId="2">
     <w:lvl w:ilvl="0">
       <w:start w:val="1"/>
-      <w:numFmt w:val="decimal"/>
-      <w:lvlText w:val="(%1)"/>
+      <w:numFmt w:val="bullet"/>
+      <w:lvlText w:val="●"/>
       <w:lvlJc w:val="left"/>
       <w:pPr>
         <w:ind w:left="720" w:hanging="360"/>
       </w:pPr>
-      <w:rPr/>
+      <w:rPr>
+        <w:rFonts w:ascii="Noto Sans Symbols" w:cs="Noto Sans Symbols" w:eastAsia="Noto Sans Symbols" w:hAnsi="Noto Sans Symbols"/>
+      </w:rPr>
     </w:lvl>
     <w:lvl w:ilvl="1">
       <w:start w:val="1"/>
-      <w:numFmt w:val="lowerLetter"/>
-      <w:lvlText w:val="%2."/>
+      <w:numFmt w:val="bullet"/>
+      <w:lvlText w:val="o"/>
       <w:lvlJc w:val="left"/>
       <w:pPr>
         <w:ind w:left="1440" w:hanging="360"/>
       </w:pPr>
-      <w:rPr/>
+      <w:rPr>
+        <w:rFonts w:ascii="Courier New" w:cs="Courier New" w:eastAsia="Courier New" w:hAnsi="Courier New"/>
+      </w:rPr>
     </w:lvl>
     <w:lvl w:ilvl="2">
       <w:start w:val="1"/>
-      <w:numFmt w:val="lowerRoman"/>
-      <w:lvlText w:val="%3."/>
-      <w:lvlJc w:val="right"/>
+      <w:numFmt w:val="bullet"/>
+      <w:lvlText w:val="▪"/>
+      <w:lvlJc w:val="left"/>
       <w:pPr>
-        <w:ind w:left="2160" w:hanging="180"/>
+        <w:ind w:left="2160" w:hanging="360"/>
       </w:pPr>
-      <w:rPr/>
+      <w:rPr>
+        <w:rFonts w:ascii="Noto Sans Symbols" w:cs="Noto Sans Symbols" w:eastAsia="Noto Sans Symbols" w:hAnsi="Noto Sans Symbols"/>
+      </w:rPr>
     </w:lvl>
     <w:lvl w:ilvl="3">
       <w:start w:val="1"/>
-      <w:numFmt w:val="decimal"/>
-      <w:lvlText w:val="%4."/>
+      <w:numFmt w:val="bullet"/>
+      <w:lvlText w:val="●"/>
       <w:lvlJc w:val="left"/>
       <w:pPr>
         <w:ind w:left="2880" w:hanging="360"/>
       </w:pPr>
-      <w:rPr/>
+      <w:rPr>
+        <w:rFonts w:ascii="Noto Sans Symbols" w:cs="Noto Sans Symbols" w:eastAsia="Noto Sans Symbols" w:hAnsi="Noto Sans Symbols"/>
+      </w:rPr>
     </w:lvl>
     <w:lvl w:ilvl="4">
       <w:start w:val="1"/>
-      <w:numFmt w:val="lowerLetter"/>
-      <w:lvlText w:val="%5."/>
+      <w:numFmt w:val="bullet"/>
+      <w:lvlText w:val="o"/>
       <w:lvlJc w:val="left"/>
       <w:pPr>
         <w:ind w:left="3600" w:hanging="360"/>
       </w:pPr>
-      <w:rPr/>
+      <w:rPr>
+        <w:rFonts w:ascii="Courier New" w:cs="Courier New" w:eastAsia="Courier New" w:hAnsi="Courier New"/>
+      </w:rPr>
     </w:lvl>
     <w:lvl w:ilvl="5">
       <w:start w:val="1"/>
-      <w:numFmt w:val="lowerRoman"/>
-      <w:lvlText w:val="%6."/>
-      <w:lvlJc w:val="right"/>
+      <w:numFmt w:val="bullet"/>
+      <w:lvlText w:val="▪"/>
+      <w:lvlJc w:val="left"/>
       <w:pPr>
-        <w:ind w:left="4320" w:hanging="180"/>
+        <w:ind w:left="4320" w:hanging="360"/>
       </w:pPr>
-      <w:rPr/>
+      <w:rPr>
+        <w:rFonts w:ascii="Noto Sans Symbols" w:cs="Noto Sans Symbols" w:eastAsia="Noto Sans Symbols" w:hAnsi="Noto Sans Symbols"/>
+      </w:rPr>
     </w:lvl>
     <w:lvl w:ilvl="6">
       <w:start w:val="1"/>
-      <w:numFmt w:val="decimal"/>
-      <w:lvlText w:val="%7."/>
+      <w:numFmt w:val="bullet"/>
+      <w:lvlText w:val="●"/>
       <w:lvlJc w:val="left"/>
       <w:pPr>
         <w:ind w:left="5040" w:hanging="360"/>
       </w:pPr>
-      <w:rPr/>
+      <w:rPr>
+        <w:rFonts w:ascii="Noto Sans Symbols" w:cs="Noto Sans Symbols" w:eastAsia="Noto Sans Symbols" w:hAnsi="Noto Sans Symbols"/>
+      </w:rPr>
     </w:lvl>
     <w:lvl w:ilvl="7">
       <w:start w:val="1"/>
-      <w:numFmt w:val="lowerLetter"/>
-      <w:lvlText w:val="%8."/>
+      <w:numFmt w:val="bullet"/>
+      <w:lvlText w:val="o"/>
       <w:lvlJc w:val="left"/>
       <w:pPr>
         <w:ind w:left="5760" w:hanging="360"/>
       </w:pPr>
-      <w:rPr/>
+      <w:rPr>
+        <w:rFonts w:ascii="Courier New" w:cs="Courier New" w:eastAsia="Courier New" w:hAnsi="Courier New"/>
+      </w:rPr>
     </w:lvl>
     <w:lvl w:ilvl="8">
       <w:start w:val="1"/>
-      <w:numFmt w:val="lowerRoman"/>
-      <w:lvlText w:val="%9."/>
-      <w:lvlJc w:val="right"/>
+      <w:numFmt w:val="bullet"/>
+      <w:lvlText w:val="▪"/>
+      <w:lvlJc w:val="left"/>
       <w:pPr>
-        <w:ind w:left="6480" w:hanging="180"/>
+        <w:ind w:left="6480" w:hanging="360"/>
       </w:pPr>
-      <w:rPr/>
+      <w:rPr>
+        <w:rFonts w:ascii="Noto Sans Symbols" w:cs="Noto Sans Symbols" w:eastAsia="Noto Sans Symbols" w:hAnsi="Noto Sans Symbols"/>
+      </w:rPr>
+    </w:lvl>
+  </w:abstractNum>
+  <w:abstractNum w:abstractNumId="3">
+    <w:lvl w:ilvl="0">
+      <w:start w:val="1"/>
+      <w:numFmt w:val="bullet"/>
+      <w:lvlText w:val="●"/>
+      <w:lvlJc w:val="left"/>
+      <w:pPr>
+        <w:ind w:left="720" w:hanging="360"/>
+      </w:pPr>
+      <w:rPr>
+        <w:rFonts w:ascii="Noto Sans Symbols" w:cs="Noto Sans Symbols" w:eastAsia="Noto Sans Symbols" w:hAnsi="Noto Sans Symbols"/>
+      </w:rPr>
+    </w:lvl>
+    <w:lvl w:ilvl="1">
+      <w:start w:val="1"/>
+      <w:numFmt w:val="bullet"/>
+      <w:lvlText w:val="o"/>
+      <w:lvlJc w:val="left"/>
+      <w:pPr>
+        <w:ind w:left="1440" w:hanging="360"/>
+      </w:pPr>
+      <w:rPr>
+        <w:rFonts w:ascii="Courier New" w:cs="Courier New" w:eastAsia="Courier New" w:hAnsi="Courier New"/>
+      </w:rPr>
+    </w:lvl>
+    <w:lvl w:ilvl="2">
+      <w:start w:val="1"/>
+      <w:numFmt w:val="bullet"/>
+      <w:lvlText w:val="▪"/>
+      <w:lvlJc w:val="left"/>
+      <w:pPr>
+        <w:ind w:left="2160" w:hanging="360"/>
+      </w:pPr>
+      <w:rPr>
+        <w:rFonts w:ascii="Noto Sans Symbols" w:cs="Noto Sans Symbols" w:eastAsia="Noto Sans Symbols" w:hAnsi="Noto Sans Symbols"/>
+      </w:rPr>
+    </w:lvl>
+    <w:lvl w:ilvl="3">
+      <w:start w:val="1"/>
+      <w:numFmt w:val="bullet"/>
+      <w:lvlText w:val="●"/>
+      <w:lvlJc w:val="left"/>
+      <w:pPr>
+        <w:ind w:left="2880" w:hanging="360"/>
+      </w:pPr>
+      <w:rPr>
+        <w:rFonts w:ascii="Noto Sans Symbols" w:cs="Noto Sans Symbols" w:eastAsia="Noto Sans Symbols" w:hAnsi="Noto Sans Symbols"/>
+      </w:rPr>
+    </w:lvl>
+    <w:lvl w:ilvl="4">
+      <w:start w:val="1"/>
+      <w:numFmt w:val="bullet"/>
+      <w:lvlText w:val="o"/>
+      <w:lvlJc w:val="left"/>
+      <w:pPr>
+        <w:ind w:left="3600" w:hanging="360"/>
+      </w:pPr>
+      <w:rPr>
+        <w:rFonts w:ascii="Courier New" w:cs="Courier New" w:eastAsia="Courier New" w:hAnsi="Courier New"/>
+      </w:rPr>
+    </w:lvl>
+    <w:lvl w:ilvl="5">
+      <w:start w:val="1"/>
+      <w:numFmt w:val="bullet"/>
+      <w:lvlText w:val="▪"/>
+      <w:lvlJc w:val="left"/>
+      <w:pPr>
+        <w:ind w:left="4320" w:hanging="360"/>
+      </w:pPr>
+      <w:rPr>
+        <w:rFonts w:ascii="Noto Sans Symbols" w:cs="Noto Sans Symbols" w:eastAsia="Noto Sans Symbols" w:hAnsi="Noto Sans Symbols"/>
+      </w:rPr>
+    </w:lvl>
+    <w:lvl w:ilvl="6">
+      <w:start w:val="1"/>
+      <w:numFmt w:val="bullet"/>
+      <w:lvlText w:val="●"/>
+      <w:lvlJc w:val="left"/>
+      <w:pPr>
+        <w:ind w:left="5040" w:hanging="360"/>
+      </w:pPr>
+      <w:rPr>
+        <w:rFonts w:ascii="Noto Sans Symbols" w:cs="Noto Sans Symbols" w:eastAsia="Noto Sans Symbols" w:hAnsi="Noto Sans Symbols"/>
+      </w:rPr>
+    </w:lvl>
+    <w:lvl w:ilvl="7">
+      <w:start w:val="1"/>
+      <w:numFmt w:val="bullet"/>
+      <w:lvlText w:val="o"/>
+      <w:lvlJc w:val="left"/>
+      <w:pPr>
+        <w:ind w:left="5760" w:hanging="360"/>
+      </w:pPr>
+      <w:rPr>
+        <w:rFonts w:ascii="Courier New" w:cs="Courier New" w:eastAsia="Courier New" w:hAnsi="Courier New"/>
+      </w:rPr>
+    </w:lvl>
+    <w:lvl w:ilvl="8">
+      <w:start w:val="1"/>
+      <w:numFmt w:val="bullet"/>
+      <w:lvlText w:val="▪"/>
+      <w:lvlJc w:val="left"/>
+      <w:pPr>
+        <w:ind w:left="6480" w:hanging="360"/>
+      </w:pPr>
+      <w:rPr>
+        <w:rFonts w:ascii="Noto Sans Symbols" w:cs="Noto Sans Symbols" w:eastAsia="Noto Sans Symbols" w:hAnsi="Noto Sans Symbols"/>
+      </w:rPr>
     </w:lvl>
   </w:abstractNum>
   <w:num w:numId="1">
@@ -7648,6 +6493,9 @@
   </w:num>
   <w:num w:numId="2">
     <w:abstractNumId w:val="2"/>
+  </w:num>
+  <w:num w:numId="3">
+    <w:abstractNumId w:val="3"/>
   </w:num>
 </w:numbering>
 </file>
@@ -8089,6 +6937,17 @@
       <w:szCs w:val="20"/>
     </w:rPr>
   </w:style>
+  <w:style w:type="character" w:styleId="Fuerte">
+    <w:name w:val="Strong"/>
+    <w:basedOn w:val="Fuentedeprrafopredeter"/>
+    <w:uiPriority w:val="22"/>
+    <w:qFormat w:val="1"/>
+    <w:rsid w:val="002541ED"/>
+    <w:rPr>
+      <w:b w:val="1"/>
+      <w:bCs w:val="1"/>
+    </w:rPr>
+  </w:style>
   <w:style w:type="paragraph" w:styleId="Subtitle">
     <w:name w:val="Subtitle"/>
     <w:basedOn w:val="Normal"/>
@@ -8331,18 +7190,14 @@
   </w:style>
   <w:style w:type="table" w:styleId="Table14">
     <w:basedOn w:val="TableNormal"/>
-    <w:rPr>
-      <w:sz w:val="22"/>
-      <w:szCs w:val="22"/>
-    </w:rPr>
     <w:tblPr>
       <w:tblStyleRowBandSize w:val="1"/>
       <w:tblStyleColBandSize w:val="1"/>
       <w:tblCellMar>
         <w:top w:w="0.0" w:type="dxa"/>
-        <w:left w:w="108.0" w:type="dxa"/>
+        <w:left w:w="70.0" w:type="dxa"/>
         <w:bottom w:w="0.0" w:type="dxa"/>
-        <w:right w:w="108.0" w:type="dxa"/>
+        <w:right w:w="70.0" w:type="dxa"/>
       </w:tblCellMar>
     </w:tblPr>
   </w:style>
@@ -8364,23 +7219,6 @@
     </w:tblPr>
   </w:style>
   <w:style w:type="table" w:styleId="Table16">
-    <w:basedOn w:val="TableNormal"/>
-    <w:rPr>
-      <w:sz w:val="22"/>
-      <w:szCs w:val="22"/>
-    </w:rPr>
-    <w:tblPr>
-      <w:tblStyleRowBandSize w:val="1"/>
-      <w:tblStyleColBandSize w:val="1"/>
-      <w:tblCellMar>
-        <w:top w:w="0.0" w:type="dxa"/>
-        <w:left w:w="108.0" w:type="dxa"/>
-        <w:bottom w:w="0.0" w:type="dxa"/>
-        <w:right w:w="108.0" w:type="dxa"/>
-      </w:tblCellMar>
-    </w:tblPr>
-  </w:style>
-  <w:style w:type="table" w:styleId="Table17">
     <w:basedOn w:val="TableNormal"/>
     <w:rPr>
       <w:sz w:val="22"/>
@@ -8697,7 +7535,7 @@
 
 <file path=customXML/item1.xml><?xml version="1.0" encoding="utf-8"?>
 <go:gDocsCustomXmlDataStorage xmlns:go="http://customooxmlschemas.google.com/" xmlns:r="http://schemas.openxmlformats.org/officeDocument/2006/relationships" uri="GoogleDocsCustomDataVersion2">
-  <go:docsCustomData xmlns:go="http://customooxmlschemas.google.com/" roundtripDataSignature="AMtx7mjlm00geajMs2Yg5rnpFPeejICj0g==">CgMxLjA4AHIhMTFNUmxEa2ttUl9COUg1WHRlcWU1RUdfQUYyZkc2QUI5</go:docsCustomData>
+  <go:docsCustomData xmlns:go="http://customooxmlschemas.google.com/" roundtripDataSignature="AMtx7mhDASjHo5ebBLL6+f+6/DyMZK2nFA==">CgMxLjA4AHIhMUFMeWN5ZXg5V19Ga19pME5nd1I4LUVOakZVMG9mTkpN</go:docsCustomData>
 </go:gDocsCustomXmlDataStorage>
 </file>
 
